--- a/lab5/ТИТУЛ_лаб5.docx
+++ b/lab5/ТИТУЛ_лаб5.docx
@@ -1788,21 +1788,7 @@
           <w:rFonts w:hint="default"/>
           <w:lang w:val="ru-RU"/>
         </w:rPr>
-        <w:t xml:space="preserve"> </w:t>
-      </w:r>
-      <w:r>
-        <w:rPr>
-          <w:rFonts w:hint="default"/>
-          <w:lang w:val="ru-RU"/>
-        </w:rPr>
-        <w:t>п</w:t>
-      </w:r>
-      <w:r>
-        <w:rPr>
-          <w:rFonts w:hint="default"/>
-          <w:lang w:val="ru-RU"/>
-        </w:rPr>
-        <w:t>ереопределенный метод GetSize(), возвращающий размер файла, переопределенные методы Add(), Remove(), GetChild(), которые выбрасывают исключение InvalidOperationException, так как файл не может содержать дочерние элементы</w:t>
+        <w:t xml:space="preserve"> переопределенный метод GetSize(), возвращающий размер файла, переопределенные методы Add(), Remove(), GetChild(), которые выбрасывают исключение InvalidOperationException, так как файл не может содержать дочерние элементы</w:t>
       </w:r>
     </w:p>
     <w:p>
@@ -1875,82 +1861,13 @@
           <w:rFonts w:hint="default"/>
           <w:lang w:val="ru-RU"/>
         </w:rPr>
-        <w:t xml:space="preserve">Класс содержит </w:t>
-      </w:r>
-      <w:r>
-        <w:rPr>
-          <w:rFonts w:hint="default"/>
-          <w:lang w:val="ru-RU"/>
-        </w:rPr>
-        <w:t>п</w:t>
-      </w:r>
-      <w:r>
-        <w:rPr>
-          <w:rFonts w:hint="default"/>
-          <w:lang w:val="ru-RU"/>
-        </w:rPr>
-        <w:t>риватное поле List&lt;FileSystemItem&gt; _children - список дочерних элементов (файлов и вложенных папок)</w:t>
-      </w:r>
-      <w:r>
-        <w:rPr>
-          <w:rFonts w:hint="default"/>
-          <w:lang w:val="ru-RU"/>
-        </w:rPr>
-        <w:t>,</w:t>
-      </w:r>
-      <w:r>
-        <w:rPr>
-          <w:rFonts w:hint="default"/>
-          <w:lang w:val="ru-RU"/>
-        </w:rPr>
-        <w:t xml:space="preserve"> конструктор, принимающий имя папки и инициализирующий список дочерних элементов</w:t>
-      </w:r>
-      <w:r>
-        <w:rPr>
-          <w:rFonts w:hint="default"/>
-          <w:lang w:val="ru-RU"/>
-        </w:rPr>
-        <w:t>,</w:t>
-      </w:r>
-      <w:r>
-        <w:rPr>
-          <w:rFonts w:hint="default"/>
-          <w:lang w:val="ru-RU"/>
-        </w:rPr>
-        <w:t xml:space="preserve"> переопределенный метод GetSize(), который обходит все дочерние элементы и суммирует их размеры</w:t>
-      </w:r>
-      <w:r>
-        <w:rPr>
-          <w:rFonts w:hint="default"/>
-          <w:lang w:val="ru-RU"/>
-        </w:rPr>
-        <w:t>,</w:t>
-      </w:r>
-      <w:r>
-        <w:rPr>
-          <w:rFonts w:hint="default"/>
-          <w:lang w:val="ru-RU"/>
-        </w:rPr>
-        <w:t xml:space="preserve"> переопределенные методы Add() и Remove() для управления дочерними элементами</w:t>
-      </w:r>
-      <w:r>
-        <w:rPr>
-          <w:rFonts w:hint="default"/>
-          <w:lang w:val="ru-RU"/>
-        </w:rPr>
-        <w:t>,</w:t>
-      </w:r>
-      <w:r>
-        <w:rPr>
-          <w:rFonts w:hint="default"/>
-          <w:lang w:val="ru-RU"/>
-        </w:rPr>
-        <w:t xml:space="preserve"> переопределенный метод GetChild() для получения дочернего элемента по индексу</w:t>
+        <w:t>Класс содержит приватное поле List&lt;FileSystemItem&gt; _children - список дочерних элементов (файлов и вложенных папок), конструктор, принимающий имя папки и инициализирующий список дочерних элементов, переопределенный метод GetSize(), который обходит все дочерние элементы и суммирует их размеры, переопределенные методы Add() и Remove() для управления дочерними элементами, переопределенный метод GetChild() для получения дочернего элемента по индексу</w:t>
       </w:r>
     </w:p>
     <w:p>
       <w:pPr>
         <w:numPr>
+          <w:ilvl w:val="0"/>
           <w:numId w:val="0"/>
         </w:numPr>
         <w:spacing w:after="160" w:line="259" w:lineRule="auto"/>
@@ -2222,56 +2139,13 @@
         </w:tabs>
         <w:spacing w:after="160" w:line="259" w:lineRule="auto"/>
         <w:ind w:left="1260" w:leftChars="0" w:hanging="420" w:firstLineChars="0"/>
-        <w:rPr/>
       </w:pPr>
       <w:r>
         <w:rPr>
           <w:rFonts w:hint="default"/>
           <w:lang w:val="ru-RU"/>
         </w:rPr>
-        <w:t>Класс содержит приватное поле FileSystemItem _root - корневой элемент файловой системы</w:t>
-      </w:r>
-      <w:r>
-        <w:rPr>
-          <w:rFonts w:hint="default"/>
-          <w:lang w:val="ru-RU"/>
-        </w:rPr>
-        <w:t>,</w:t>
-      </w:r>
-      <w:r>
-        <w:rPr>
-          <w:rFonts w:hint="default"/>
-          <w:lang w:val="ru-RU"/>
-        </w:rPr>
-        <w:t xml:space="preserve"> конструктор, принимающий корневой элемент</w:t>
-      </w:r>
-      <w:r>
-        <w:rPr>
-          <w:rFonts w:hint="default"/>
-          <w:lang w:val="ru-RU"/>
-        </w:rPr>
-        <w:t>,</w:t>
-      </w:r>
-      <w:r>
-        <w:rPr>
-          <w:rFonts w:hint="default"/>
-          <w:lang w:val="ru-RU"/>
-        </w:rPr>
-        <w:t xml:space="preserve"> приватный метод FindItem(string path), который рекурсивно обходит дерево файловой системы и находит элемент по заданному пути</w:t>
-      </w:r>
-      <w:r>
-        <w:rPr>
-          <w:rFonts w:hint="default"/>
-          <w:lang w:val="ru-RU"/>
-        </w:rPr>
-        <w:t>,</w:t>
-      </w:r>
-      <w:r>
-        <w:rPr>
-          <w:rFonts w:hint="default"/>
-          <w:lang w:val="ru-RU"/>
-        </w:rPr>
-        <w:t xml:space="preserve"> реализацию всех методов интерфейса IFileSystem с использованием возможностей классов File и Folder</w:t>
+        <w:t>Класс содержит приватное поле FileSystemItem _root - корневой элемент файловой системы, конструктор, принимающий корневой элемент, приватный метод FindItem(string path), который рекурсивно обходит дерево файловой системы и находит элемент по заданному пути, реализацию всех методов интерфейса IFileSystem с использованием возможностей классов File и Folder</w:t>
       </w:r>
     </w:p>
     <w:p>
@@ -2285,7 +2159,6 @@
         </w:tabs>
         <w:spacing w:after="160" w:line="259" w:lineRule="auto"/>
         <w:ind w:left="420" w:leftChars="0" w:hanging="420" w:firstLineChars="0"/>
-        <w:rPr/>
       </w:pPr>
       <w:r>
         <w:t>Реализация навигации по путям</w:t>
@@ -2302,7 +2175,6 @@
         </w:tabs>
         <w:spacing w:after="160" w:line="259" w:lineRule="auto"/>
         <w:ind w:left="840" w:leftChars="0" w:hanging="420" w:firstLineChars="0"/>
-        <w:rPr/>
       </w:pPr>
       <w:r>
         <w:rPr>
@@ -2322,7 +2194,6 @@
         </w:tabs>
         <w:spacing w:after="160" w:line="259" w:lineRule="auto"/>
         <w:ind w:left="1260" w:leftChars="0" w:hanging="420" w:firstLineChars="0"/>
-        <w:rPr/>
       </w:pPr>
       <w:r>
         <w:rPr>
@@ -2342,7 +2213,6 @@
         </w:tabs>
         <w:spacing w:after="160" w:line="259" w:lineRule="auto"/>
         <w:ind w:left="1260" w:leftChars="0" w:hanging="420" w:firstLineChars="0"/>
-        <w:rPr/>
       </w:pPr>
       <w:r>
         <w:rPr>
@@ -2375,7 +2245,6 @@
         </w:numPr>
         <w:spacing w:after="160" w:line="259" w:lineRule="auto"/>
         <w:ind w:left="1260" w:leftChars="0" w:hanging="420" w:firstLineChars="0"/>
-        <w:rPr/>
       </w:pPr>
       <w:r>
         <w:rPr>
@@ -2387,10 +2256,10 @@
     <w:p>
       <w:pPr>
         <w:numPr>
+          <w:ilvl w:val="0"/>
           <w:numId w:val="0"/>
         </w:numPr>
         <w:spacing w:after="160" w:line="259" w:lineRule="auto"/>
-        <w:rPr/>
       </w:pPr>
     </w:p>
     <w:p>
@@ -2404,7 +2273,6 @@
         </w:tabs>
         <w:spacing w:after="160" w:line="259" w:lineRule="auto"/>
         <w:ind w:left="420" w:leftChars="0" w:hanging="420" w:firstLineChars="0"/>
-        <w:rPr/>
       </w:pPr>
       <w:r>
         <w:t>Реализация методов интерфейса</w:t>
@@ -2421,7 +2289,6 @@
         </w:tabs>
         <w:spacing w:after="160" w:line="259" w:lineRule="auto"/>
         <w:ind w:left="840" w:leftChars="0" w:hanging="420" w:firstLineChars="0"/>
-        <w:rPr/>
       </w:pPr>
       <w:r>
         <w:rPr>
@@ -2454,7 +2321,6 @@
         </w:tabs>
         <w:spacing w:after="160" w:line="259" w:lineRule="auto"/>
         <w:ind w:left="840" w:leftChars="0" w:hanging="420" w:firstLineChars="0"/>
-        <w:rPr/>
       </w:pPr>
       <w:r>
         <w:rPr>
@@ -2487,7 +2353,6 @@
         </w:tabs>
         <w:spacing w:after="160" w:line="259" w:lineRule="auto"/>
         <w:ind w:left="840" w:leftChars="0" w:hanging="420" w:firstLineChars="0"/>
-        <w:rPr/>
       </w:pPr>
       <w:r>
         <w:rPr>
@@ -2520,7 +2385,6 @@
         </w:tabs>
         <w:spacing w:after="160" w:line="259" w:lineRule="auto"/>
         <w:ind w:left="840" w:leftChars="0" w:hanging="420" w:firstLineChars="0"/>
-        <w:rPr/>
       </w:pPr>
       <w:r>
         <w:rPr>
@@ -2545,6 +2409,7 @@
     <w:p>
       <w:pPr>
         <w:numPr>
+          <w:ilvl w:val="0"/>
           <w:numId w:val="0"/>
         </w:numPr>
         <w:spacing w:after="160" w:line="259" w:lineRule="auto"/>
@@ -2725,11 +2590,11 @@
     <w:p>
       <w:pPr>
         <w:numPr>
+          <w:ilvl w:val="0"/>
           <w:numId w:val="0"/>
         </w:numPr>
         <w:spacing w:after="160" w:line="259" w:lineRule="auto"/>
         <w:ind w:firstLine="708" w:firstLineChars="0"/>
-        <w:rPr/>
       </w:pPr>
       <w:r>
         <w:rPr>
@@ -2745,6 +2610,7 @@
     <w:p>
       <w:pPr>
         <w:numPr>
+          <w:ilvl w:val="0"/>
           <w:numId w:val="0"/>
         </w:numPr>
         <w:spacing w:after="160" w:line="259" w:lineRule="auto"/>
@@ -2877,58 +2743,16 @@
           <w:rFonts w:hint="default"/>
           <w:lang w:val="ru-RU"/>
         </w:rPr>
-        <w:t>Класс содержит приватные поля IFileSystem _sourceFS и IFileSystem _targetFS - адаптеры для источника и цели</w:t>
-      </w:r>
-      <w:r>
-        <w:rPr>
-          <w:rFonts w:hint="default"/>
-          <w:lang w:val="ru-RU"/>
-        </w:rPr>
-        <w:t>,</w:t>
-      </w:r>
-      <w:r>
-        <w:rPr>
-          <w:rFonts w:hint="default"/>
-          <w:lang w:val="ru-RU"/>
-        </w:rPr>
-        <w:t xml:space="preserve"> конструктор, принимающий два адаптера (источник и цель)</w:t>
-      </w:r>
-      <w:r>
-        <w:rPr>
-          <w:rFonts w:hint="default"/>
-          <w:lang w:val="ru-RU"/>
-        </w:rPr>
-        <w:t>,</w:t>
-      </w:r>
-      <w:r>
-        <w:rPr>
-          <w:rFonts w:hint="default"/>
-          <w:lang w:val="ru-RU"/>
-        </w:rPr>
-        <w:t xml:space="preserve"> публичный метод SyncFolder() - для синхронизации содержимого папки из источника в цель</w:t>
-      </w:r>
-      <w:r>
-        <w:rPr>
-          <w:rFonts w:hint="default"/>
-          <w:lang w:val="ru-RU"/>
-        </w:rPr>
-        <w:t>,</w:t>
-      </w:r>
-      <w:r>
-        <w:rPr>
-          <w:rFonts w:hint="default"/>
-          <w:lang w:val="ru-RU"/>
-        </w:rPr>
-        <w:t xml:space="preserve"> публичный метод Backup() - для создания резервной копии с отметкой времени</w:t>
+        <w:t>Класс содержит приватные поля IFileSystem _sourceFS и IFileSystem _targetFS - адаптеры для источника и цели, конструктор, принимающий два адаптера (источник и цель), публичный метод SyncFolder() - для синхронизации содержимого папки из источника в цель, публичный метод Backup() - для создания резервной копии с отметкой времени</w:t>
       </w:r>
     </w:p>
     <w:p>
       <w:pPr>
         <w:numPr>
+          <w:ilvl w:val="0"/>
           <w:numId w:val="0"/>
         </w:numPr>
         <w:spacing w:after="160" w:line="259" w:lineRule="auto"/>
-        <w:rPr/>
       </w:pPr>
     </w:p>
     <w:p>
@@ -2942,7 +2766,6 @@
         </w:tabs>
         <w:spacing w:after="160" w:line="259" w:lineRule="auto"/>
         <w:ind w:left="420" w:leftChars="0" w:hanging="420" w:firstLineChars="0"/>
-        <w:rPr/>
       </w:pPr>
       <w:r>
         <w:t>Реализация метода SyncFolder</w:t>
@@ -2959,7 +2782,6 @@
         </w:tabs>
         <w:spacing w:after="160" w:line="259" w:lineRule="auto"/>
         <w:ind w:left="840" w:leftChars="0" w:hanging="420" w:firstLineChars="0"/>
-        <w:rPr/>
       </w:pPr>
       <w:r>
         <w:rPr>
@@ -2988,7 +2810,6 @@
         </w:tabs>
         <w:spacing w:after="160" w:line="259" w:lineRule="auto"/>
         <w:ind w:left="1260" w:leftChars="0" w:hanging="420" w:firstLineChars="0"/>
-        <w:rPr/>
       </w:pPr>
       <w:r>
         <w:rPr>
@@ -3008,7 +2829,6 @@
         </w:tabs>
         <w:spacing w:after="160" w:line="259" w:lineRule="auto"/>
         <w:ind w:left="1260" w:leftChars="0" w:hanging="420" w:firstLineChars="0"/>
-        <w:rPr/>
       </w:pPr>
       <w:r>
         <w:rPr>
@@ -3028,7 +2848,6 @@
         </w:tabs>
         <w:spacing w:after="160" w:line="259" w:lineRule="auto"/>
         <w:ind w:left="1260" w:leftChars="0" w:hanging="420" w:firstLineChars="0"/>
-        <w:rPr/>
       </w:pPr>
       <w:r>
         <w:rPr>
@@ -3048,7 +2867,6 @@
         </w:tabs>
         <w:spacing w:after="160" w:line="259" w:lineRule="auto"/>
         <w:ind w:left="1260" w:leftChars="0" w:hanging="420" w:firstLineChars="0"/>
-        <w:rPr/>
       </w:pPr>
       <w:r>
         <w:rPr>
@@ -3068,7 +2886,6 @@
         </w:tabs>
         <w:spacing w:after="160" w:line="259" w:lineRule="auto"/>
         <w:ind w:left="1260" w:leftChars="0" w:hanging="420" w:firstLineChars="0"/>
-        <w:rPr/>
       </w:pPr>
       <w:r>
         <w:rPr>
@@ -3088,7 +2905,6 @@
         </w:tabs>
         <w:spacing w:after="160" w:line="259" w:lineRule="auto"/>
         <w:ind w:left="420" w:leftChars="0" w:hanging="420" w:firstLineChars="0"/>
-        <w:rPr/>
       </w:pPr>
       <w:r>
         <w:rPr>
@@ -3108,7 +2924,6 @@
         </w:tabs>
         <w:spacing w:after="160" w:line="259" w:lineRule="auto"/>
         <w:ind w:left="840" w:leftChars="0" w:hanging="420" w:firstLineChars="0"/>
-        <w:rPr/>
       </w:pPr>
       <w:r>
         <w:rPr>
@@ -3120,10 +2935,10 @@
     <w:p>
       <w:pPr>
         <w:numPr>
+          <w:ilvl w:val="0"/>
           <w:numId w:val="0"/>
         </w:numPr>
         <w:spacing w:after="160" w:line="259" w:lineRule="auto"/>
-        <w:rPr/>
       </w:pPr>
     </w:p>
     <w:p>
@@ -3137,7 +2952,6 @@
         </w:tabs>
         <w:spacing w:after="160" w:line="259" w:lineRule="auto"/>
         <w:ind w:left="1260" w:leftChars="0" w:hanging="420" w:firstLineChars="0"/>
-        <w:rPr/>
       </w:pPr>
       <w:r>
         <w:rPr>
@@ -3157,7 +2971,6 @@
         </w:tabs>
         <w:spacing w:after="160" w:line="259" w:lineRule="auto"/>
         <w:ind w:left="1260" w:leftChars="0" w:hanging="420" w:firstLineChars="0"/>
-        <w:rPr/>
       </w:pPr>
       <w:r>
         <w:rPr>
@@ -3177,7 +2990,6 @@
         </w:tabs>
         <w:spacing w:after="160" w:line="259" w:lineRule="auto"/>
         <w:ind w:left="1260" w:leftChars="0" w:hanging="420" w:firstLineChars="0"/>
-        <w:rPr/>
       </w:pPr>
       <w:r>
         <w:rPr>
@@ -3197,7 +3009,6 @@
         </w:tabs>
         <w:spacing w:after="160" w:line="259" w:lineRule="auto"/>
         <w:ind w:left="1260" w:leftChars="0" w:hanging="420" w:firstLineChars="0"/>
-        <w:rPr/>
       </w:pPr>
       <w:r>
         <w:rPr>
@@ -3209,6 +3020,7 @@
     <w:p>
       <w:pPr>
         <w:numPr>
+          <w:ilvl w:val="0"/>
           <w:numId w:val="0"/>
         </w:numPr>
         <w:spacing w:after="160" w:line="259" w:lineRule="auto"/>
@@ -3265,6 +3077,7 @@
     <w:p>
       <w:pPr>
         <w:numPr>
+          <w:ilvl w:val="0"/>
           <w:numId w:val="0"/>
         </w:numPr>
         <w:spacing w:after="160" w:line="259" w:lineRule="auto"/>
@@ -4020,6 +3833,7 @@
     <w:p>
       <w:pPr>
         <w:numPr>
+          <w:ilvl w:val="0"/>
           <w:numId w:val="0"/>
         </w:numPr>
         <w:spacing w:after="160" w:line="259" w:lineRule="auto"/>
@@ -4073,6 +3887,7 @@
     <w:p>
       <w:pPr>
         <w:numPr>
+          <w:ilvl w:val="0"/>
           <w:numId w:val="0"/>
         </w:numPr>
         <w:spacing w:after="160" w:line="259" w:lineRule="auto"/>
@@ -22747,19 +22562,6 @@
           <w:highlight w:val="white"/>
         </w:rPr>
       </w:pPr>
-    </w:p>
-    <w:p>
-      <w:pPr>
-        <w:spacing w:beforeLines="0" w:afterLines="0"/>
-        <w:jc w:val="left"/>
-        <w:rPr>
-          <w:rFonts w:hint="default" w:ascii="Cascadia Mono" w:hAnsi="Cascadia Mono" w:eastAsia="Cascadia Mono"/>
-          <w:color w:val="000000"/>
-          <w:sz w:val="19"/>
-          <w:szCs w:val="24"/>
-          <w:highlight w:val="white"/>
-        </w:rPr>
-      </w:pPr>
       <w:r>
         <w:rPr>
           <w:rFonts w:hint="default" w:ascii="Cascadia Mono" w:hAnsi="Cascadia Mono" w:eastAsia="Cascadia Mono"/>
@@ -23169,7 +22971,7 @@
           <w:szCs w:val="24"/>
           <w:highlight w:val="white"/>
         </w:rPr>
-        <w:t>Список содержимого папки 'Медиа':"</w:t>
+        <w:t>Чтение файла:"</w:t>
       </w:r>
       <w:r>
         <w:rPr>
@@ -23212,17 +23014,17 @@
           <w:szCs w:val="24"/>
           <w:highlight w:val="white"/>
         </w:rPr>
-        <w:t>var</w:t>
-      </w:r>
-      <w:r>
-        <w:rPr>
-          <w:rFonts w:hint="default" w:ascii="Cascadia Mono" w:hAnsi="Cascadia Mono" w:eastAsia="Cascadia Mono"/>
-          <w:color w:val="000000"/>
-          <w:sz w:val="19"/>
-          <w:szCs w:val="24"/>
-          <w:highlight w:val="white"/>
-        </w:rPr>
-        <w:t xml:space="preserve"> mediaItems = fileSystem.ListItems(</w:t>
+        <w:t>byte</w:t>
+      </w:r>
+      <w:r>
+        <w:rPr>
+          <w:rFonts w:hint="default" w:ascii="Cascadia Mono" w:hAnsi="Cascadia Mono" w:eastAsia="Cascadia Mono"/>
+          <w:color w:val="000000"/>
+          <w:sz w:val="19"/>
+          <w:szCs w:val="24"/>
+          <w:highlight w:val="white"/>
+        </w:rPr>
+        <w:t>[] fileData = fileSystem.ReadFile(</w:t>
       </w:r>
       <w:r>
         <w:rPr>
@@ -23232,6 +23034,953 @@
           <w:szCs w:val="24"/>
           <w:highlight w:val="white"/>
         </w:rPr>
+        <w:t>"/Медиа/video.mp4"</w:t>
+      </w:r>
+      <w:r>
+        <w:rPr>
+          <w:rFonts w:hint="default" w:ascii="Cascadia Mono" w:hAnsi="Cascadia Mono" w:eastAsia="Cascadia Mono"/>
+          <w:color w:val="000000"/>
+          <w:sz w:val="19"/>
+          <w:szCs w:val="24"/>
+          <w:highlight w:val="white"/>
+        </w:rPr>
+        <w:t>);</w:t>
+      </w:r>
+    </w:p>
+    <w:p>
+      <w:pPr>
+        <w:spacing w:beforeLines="0" w:afterLines="0"/>
+        <w:jc w:val="left"/>
+        <w:rPr>
+          <w:rFonts w:hint="default" w:ascii="Cascadia Mono" w:hAnsi="Cascadia Mono" w:eastAsia="Cascadia Mono"/>
+          <w:color w:val="000000"/>
+          <w:sz w:val="19"/>
+          <w:szCs w:val="24"/>
+          <w:highlight w:val="white"/>
+        </w:rPr>
+      </w:pPr>
+      <w:r>
+        <w:rPr>
+          <w:rFonts w:hint="default" w:ascii="Cascadia Mono" w:hAnsi="Cascadia Mono" w:eastAsia="Cascadia Mono"/>
+          <w:color w:val="000000"/>
+          <w:sz w:val="19"/>
+          <w:szCs w:val="24"/>
+          <w:highlight w:val="white"/>
+        </w:rPr>
+        <w:t xml:space="preserve">            </w:t>
+      </w:r>
+      <w:r>
+        <w:rPr>
+          <w:rFonts w:hint="default" w:ascii="Cascadia Mono" w:hAnsi="Cascadia Mono" w:eastAsia="Cascadia Mono"/>
+          <w:color w:val="2B91AF"/>
+          <w:sz w:val="19"/>
+          <w:szCs w:val="24"/>
+          <w:highlight w:val="white"/>
+        </w:rPr>
+        <w:t>Console</w:t>
+      </w:r>
+      <w:r>
+        <w:rPr>
+          <w:rFonts w:hint="default" w:ascii="Cascadia Mono" w:hAnsi="Cascadia Mono" w:eastAsia="Cascadia Mono"/>
+          <w:color w:val="000000"/>
+          <w:sz w:val="19"/>
+          <w:szCs w:val="24"/>
+          <w:highlight w:val="white"/>
+        </w:rPr>
+        <w:t>.WriteLine(</w:t>
+      </w:r>
+      <w:r>
+        <w:rPr>
+          <w:rFonts w:hint="default" w:ascii="Cascadia Mono" w:hAnsi="Cascadia Mono" w:eastAsia="Cascadia Mono"/>
+          <w:color w:val="A31515"/>
+          <w:sz w:val="19"/>
+          <w:szCs w:val="24"/>
+          <w:highlight w:val="white"/>
+        </w:rPr>
+        <w:t xml:space="preserve">$"Прочитано байт: </w:t>
+      </w:r>
+      <w:r>
+        <w:rPr>
+          <w:rFonts w:hint="default" w:ascii="Cascadia Mono" w:hAnsi="Cascadia Mono" w:eastAsia="Cascadia Mono"/>
+          <w:color w:val="000000"/>
+          <w:sz w:val="19"/>
+          <w:szCs w:val="24"/>
+          <w:highlight w:val="white"/>
+        </w:rPr>
+        <w:t>{fileData.Length}</w:t>
+      </w:r>
+      <w:r>
+        <w:rPr>
+          <w:rFonts w:hint="default" w:ascii="Cascadia Mono" w:hAnsi="Cascadia Mono" w:eastAsia="Cascadia Mono"/>
+          <w:color w:val="A31515"/>
+          <w:sz w:val="19"/>
+          <w:szCs w:val="24"/>
+          <w:highlight w:val="white"/>
+        </w:rPr>
+        <w:t>"</w:t>
+      </w:r>
+      <w:r>
+        <w:rPr>
+          <w:rFonts w:hint="default" w:ascii="Cascadia Mono" w:hAnsi="Cascadia Mono" w:eastAsia="Cascadia Mono"/>
+          <w:color w:val="000000"/>
+          <w:sz w:val="19"/>
+          <w:szCs w:val="24"/>
+          <w:highlight w:val="white"/>
+        </w:rPr>
+        <w:t>);</w:t>
+      </w:r>
+    </w:p>
+    <w:p>
+      <w:pPr>
+        <w:spacing w:beforeLines="0" w:afterLines="0"/>
+        <w:jc w:val="left"/>
+        <w:rPr>
+          <w:rFonts w:hint="default" w:ascii="Cascadia Mono" w:hAnsi="Cascadia Mono" w:eastAsia="Cascadia Mono"/>
+          <w:color w:val="000000"/>
+          <w:sz w:val="19"/>
+          <w:szCs w:val="24"/>
+          <w:highlight w:val="white"/>
+        </w:rPr>
+      </w:pPr>
+      <w:r>
+        <w:rPr>
+          <w:rFonts w:hint="default" w:ascii="Cascadia Mono" w:hAnsi="Cascadia Mono" w:eastAsia="Cascadia Mono"/>
+          <w:color w:val="000000"/>
+          <w:sz w:val="19"/>
+          <w:szCs w:val="24"/>
+          <w:highlight w:val="white"/>
+        </w:rPr>
+        <w:t xml:space="preserve">            </w:t>
+      </w:r>
+      <w:r>
+        <w:rPr>
+          <w:rFonts w:hint="default" w:ascii="Cascadia Mono" w:hAnsi="Cascadia Mono" w:eastAsia="Cascadia Mono"/>
+          <w:color w:val="0000FF"/>
+          <w:sz w:val="19"/>
+          <w:szCs w:val="24"/>
+          <w:highlight w:val="white"/>
+        </w:rPr>
+        <w:t>if</w:t>
+      </w:r>
+      <w:r>
+        <w:rPr>
+          <w:rFonts w:hint="default" w:ascii="Cascadia Mono" w:hAnsi="Cascadia Mono" w:eastAsia="Cascadia Mono"/>
+          <w:color w:val="000000"/>
+          <w:sz w:val="19"/>
+          <w:szCs w:val="24"/>
+          <w:highlight w:val="white"/>
+        </w:rPr>
+        <w:t xml:space="preserve"> (fileData.Length &gt; 0)</w:t>
+      </w:r>
+    </w:p>
+    <w:p>
+      <w:pPr>
+        <w:spacing w:beforeLines="0" w:afterLines="0"/>
+        <w:jc w:val="left"/>
+        <w:rPr>
+          <w:rFonts w:hint="default" w:ascii="Cascadia Mono" w:hAnsi="Cascadia Mono" w:eastAsia="Cascadia Mono"/>
+          <w:color w:val="000000"/>
+          <w:sz w:val="19"/>
+          <w:szCs w:val="24"/>
+          <w:highlight w:val="white"/>
+        </w:rPr>
+      </w:pPr>
+      <w:r>
+        <w:rPr>
+          <w:rFonts w:hint="default" w:ascii="Cascadia Mono" w:hAnsi="Cascadia Mono" w:eastAsia="Cascadia Mono"/>
+          <w:color w:val="000000"/>
+          <w:sz w:val="19"/>
+          <w:szCs w:val="24"/>
+          <w:highlight w:val="white"/>
+        </w:rPr>
+        <w:t xml:space="preserve">            {</w:t>
+      </w:r>
+    </w:p>
+    <w:p>
+      <w:pPr>
+        <w:spacing w:beforeLines="0" w:afterLines="0"/>
+        <w:jc w:val="left"/>
+        <w:rPr>
+          <w:rFonts w:hint="default" w:ascii="Cascadia Mono" w:hAnsi="Cascadia Mono" w:eastAsia="Cascadia Mono"/>
+          <w:color w:val="000000"/>
+          <w:sz w:val="19"/>
+          <w:szCs w:val="24"/>
+          <w:highlight w:val="white"/>
+        </w:rPr>
+      </w:pPr>
+      <w:r>
+        <w:rPr>
+          <w:rFonts w:hint="default" w:ascii="Cascadia Mono" w:hAnsi="Cascadia Mono" w:eastAsia="Cascadia Mono"/>
+          <w:color w:val="000000"/>
+          <w:sz w:val="19"/>
+          <w:szCs w:val="24"/>
+          <w:highlight w:val="white"/>
+        </w:rPr>
+        <w:t xml:space="preserve">                </w:t>
+      </w:r>
+      <w:r>
+        <w:rPr>
+          <w:rFonts w:hint="default" w:ascii="Cascadia Mono" w:hAnsi="Cascadia Mono" w:eastAsia="Cascadia Mono"/>
+          <w:color w:val="2B91AF"/>
+          <w:sz w:val="19"/>
+          <w:szCs w:val="24"/>
+          <w:highlight w:val="white"/>
+        </w:rPr>
+        <w:t>Console</w:t>
+      </w:r>
+      <w:r>
+        <w:rPr>
+          <w:rFonts w:hint="default" w:ascii="Cascadia Mono" w:hAnsi="Cascadia Mono" w:eastAsia="Cascadia Mono"/>
+          <w:color w:val="000000"/>
+          <w:sz w:val="19"/>
+          <w:szCs w:val="24"/>
+          <w:highlight w:val="white"/>
+        </w:rPr>
+        <w:t>.Write(</w:t>
+      </w:r>
+      <w:r>
+        <w:rPr>
+          <w:rFonts w:hint="default" w:ascii="Cascadia Mono" w:hAnsi="Cascadia Mono" w:eastAsia="Cascadia Mono"/>
+          <w:color w:val="A31515"/>
+          <w:sz w:val="19"/>
+          <w:szCs w:val="24"/>
+          <w:highlight w:val="white"/>
+        </w:rPr>
+        <w:t>"Содержимое (первые 8 байт): "</w:t>
+      </w:r>
+      <w:r>
+        <w:rPr>
+          <w:rFonts w:hint="default" w:ascii="Cascadia Mono" w:hAnsi="Cascadia Mono" w:eastAsia="Cascadia Mono"/>
+          <w:color w:val="000000"/>
+          <w:sz w:val="19"/>
+          <w:szCs w:val="24"/>
+          <w:highlight w:val="white"/>
+        </w:rPr>
+        <w:t>);</w:t>
+      </w:r>
+    </w:p>
+    <w:p>
+      <w:pPr>
+        <w:spacing w:beforeLines="0" w:afterLines="0"/>
+        <w:jc w:val="left"/>
+        <w:rPr>
+          <w:rFonts w:hint="default" w:ascii="Cascadia Mono" w:hAnsi="Cascadia Mono" w:eastAsia="Cascadia Mono"/>
+          <w:color w:val="000000"/>
+          <w:sz w:val="19"/>
+          <w:szCs w:val="24"/>
+          <w:highlight w:val="white"/>
+        </w:rPr>
+      </w:pPr>
+      <w:r>
+        <w:rPr>
+          <w:rFonts w:hint="default" w:ascii="Cascadia Mono" w:hAnsi="Cascadia Mono" w:eastAsia="Cascadia Mono"/>
+          <w:color w:val="000000"/>
+          <w:sz w:val="19"/>
+          <w:szCs w:val="24"/>
+          <w:highlight w:val="white"/>
+        </w:rPr>
+        <w:t xml:space="preserve">                </w:t>
+      </w:r>
+      <w:r>
+        <w:rPr>
+          <w:rFonts w:hint="default" w:ascii="Cascadia Mono" w:hAnsi="Cascadia Mono" w:eastAsia="Cascadia Mono"/>
+          <w:color w:val="0000FF"/>
+          <w:sz w:val="19"/>
+          <w:szCs w:val="24"/>
+          <w:highlight w:val="white"/>
+        </w:rPr>
+        <w:t>for</w:t>
+      </w:r>
+      <w:r>
+        <w:rPr>
+          <w:rFonts w:hint="default" w:ascii="Cascadia Mono" w:hAnsi="Cascadia Mono" w:eastAsia="Cascadia Mono"/>
+          <w:color w:val="000000"/>
+          <w:sz w:val="19"/>
+          <w:szCs w:val="24"/>
+          <w:highlight w:val="white"/>
+        </w:rPr>
+        <w:t xml:space="preserve"> (</w:t>
+      </w:r>
+      <w:r>
+        <w:rPr>
+          <w:rFonts w:hint="default" w:ascii="Cascadia Mono" w:hAnsi="Cascadia Mono" w:eastAsia="Cascadia Mono"/>
+          <w:color w:val="0000FF"/>
+          <w:sz w:val="19"/>
+          <w:szCs w:val="24"/>
+          <w:highlight w:val="white"/>
+        </w:rPr>
+        <w:t>int</w:t>
+      </w:r>
+      <w:r>
+        <w:rPr>
+          <w:rFonts w:hint="default" w:ascii="Cascadia Mono" w:hAnsi="Cascadia Mono" w:eastAsia="Cascadia Mono"/>
+          <w:color w:val="000000"/>
+          <w:sz w:val="19"/>
+          <w:szCs w:val="24"/>
+          <w:highlight w:val="white"/>
+        </w:rPr>
+        <w:t xml:space="preserve"> i = 0; i &lt; fileData.Length; i++)</w:t>
+      </w:r>
+    </w:p>
+    <w:p>
+      <w:pPr>
+        <w:spacing w:beforeLines="0" w:afterLines="0"/>
+        <w:jc w:val="left"/>
+        <w:rPr>
+          <w:rFonts w:hint="default" w:ascii="Cascadia Mono" w:hAnsi="Cascadia Mono" w:eastAsia="Cascadia Mono"/>
+          <w:color w:val="000000"/>
+          <w:sz w:val="19"/>
+          <w:szCs w:val="24"/>
+          <w:highlight w:val="white"/>
+        </w:rPr>
+      </w:pPr>
+      <w:r>
+        <w:rPr>
+          <w:rFonts w:hint="default" w:ascii="Cascadia Mono" w:hAnsi="Cascadia Mono" w:eastAsia="Cascadia Mono"/>
+          <w:color w:val="000000"/>
+          <w:sz w:val="19"/>
+          <w:szCs w:val="24"/>
+          <w:highlight w:val="white"/>
+        </w:rPr>
+        <w:t xml:space="preserve">                {</w:t>
+      </w:r>
+    </w:p>
+    <w:p>
+      <w:pPr>
+        <w:spacing w:beforeLines="0" w:afterLines="0"/>
+        <w:jc w:val="left"/>
+        <w:rPr>
+          <w:rFonts w:hint="default" w:ascii="Cascadia Mono" w:hAnsi="Cascadia Mono" w:eastAsia="Cascadia Mono"/>
+          <w:color w:val="000000"/>
+          <w:sz w:val="19"/>
+          <w:szCs w:val="24"/>
+          <w:highlight w:val="white"/>
+        </w:rPr>
+      </w:pPr>
+      <w:r>
+        <w:rPr>
+          <w:rFonts w:hint="default" w:ascii="Cascadia Mono" w:hAnsi="Cascadia Mono" w:eastAsia="Cascadia Mono"/>
+          <w:color w:val="000000"/>
+          <w:sz w:val="19"/>
+          <w:szCs w:val="24"/>
+          <w:highlight w:val="white"/>
+        </w:rPr>
+        <w:t xml:space="preserve">                    </w:t>
+      </w:r>
+      <w:r>
+        <w:rPr>
+          <w:rFonts w:hint="default" w:ascii="Cascadia Mono" w:hAnsi="Cascadia Mono" w:eastAsia="Cascadia Mono"/>
+          <w:color w:val="2B91AF"/>
+          <w:sz w:val="19"/>
+          <w:szCs w:val="24"/>
+          <w:highlight w:val="white"/>
+        </w:rPr>
+        <w:t>Console</w:t>
+      </w:r>
+      <w:r>
+        <w:rPr>
+          <w:rFonts w:hint="default" w:ascii="Cascadia Mono" w:hAnsi="Cascadia Mono" w:eastAsia="Cascadia Mono"/>
+          <w:color w:val="000000"/>
+          <w:sz w:val="19"/>
+          <w:szCs w:val="24"/>
+          <w:highlight w:val="white"/>
+        </w:rPr>
+        <w:t>.Write(</w:t>
+      </w:r>
+      <w:r>
+        <w:rPr>
+          <w:rFonts w:hint="default" w:ascii="Cascadia Mono" w:hAnsi="Cascadia Mono" w:eastAsia="Cascadia Mono"/>
+          <w:color w:val="A31515"/>
+          <w:sz w:val="19"/>
+          <w:szCs w:val="24"/>
+          <w:highlight w:val="white"/>
+        </w:rPr>
+        <w:t>$"</w:t>
+      </w:r>
+      <w:r>
+        <w:rPr>
+          <w:rFonts w:hint="default" w:ascii="Cascadia Mono" w:hAnsi="Cascadia Mono" w:eastAsia="Cascadia Mono"/>
+          <w:color w:val="000000"/>
+          <w:sz w:val="19"/>
+          <w:szCs w:val="24"/>
+          <w:highlight w:val="white"/>
+        </w:rPr>
+        <w:t>{fileData[i]}</w:t>
+      </w:r>
+      <w:r>
+        <w:rPr>
+          <w:rFonts w:hint="default" w:ascii="Cascadia Mono" w:hAnsi="Cascadia Mono" w:eastAsia="Cascadia Mono"/>
+          <w:color w:val="A31515"/>
+          <w:sz w:val="19"/>
+          <w:szCs w:val="24"/>
+          <w:highlight w:val="white"/>
+        </w:rPr>
+        <w:t xml:space="preserve"> "</w:t>
+      </w:r>
+      <w:r>
+        <w:rPr>
+          <w:rFonts w:hint="default" w:ascii="Cascadia Mono" w:hAnsi="Cascadia Mono" w:eastAsia="Cascadia Mono"/>
+          <w:color w:val="000000"/>
+          <w:sz w:val="19"/>
+          <w:szCs w:val="24"/>
+          <w:highlight w:val="white"/>
+        </w:rPr>
+        <w:t>);</w:t>
+      </w:r>
+    </w:p>
+    <w:p>
+      <w:pPr>
+        <w:spacing w:beforeLines="0" w:afterLines="0"/>
+        <w:jc w:val="left"/>
+        <w:rPr>
+          <w:rFonts w:hint="default" w:ascii="Cascadia Mono" w:hAnsi="Cascadia Mono" w:eastAsia="Cascadia Mono"/>
+          <w:color w:val="000000"/>
+          <w:sz w:val="19"/>
+          <w:szCs w:val="24"/>
+          <w:highlight w:val="white"/>
+        </w:rPr>
+      </w:pPr>
+      <w:r>
+        <w:rPr>
+          <w:rFonts w:hint="default" w:ascii="Cascadia Mono" w:hAnsi="Cascadia Mono" w:eastAsia="Cascadia Mono"/>
+          <w:color w:val="000000"/>
+          <w:sz w:val="19"/>
+          <w:szCs w:val="24"/>
+          <w:highlight w:val="white"/>
+        </w:rPr>
+        <w:t xml:space="preserve">                }</w:t>
+      </w:r>
+    </w:p>
+    <w:p>
+      <w:pPr>
+        <w:spacing w:beforeLines="0" w:afterLines="0"/>
+        <w:jc w:val="left"/>
+        <w:rPr>
+          <w:rFonts w:hint="default" w:ascii="Cascadia Mono" w:hAnsi="Cascadia Mono" w:eastAsia="Cascadia Mono"/>
+          <w:color w:val="000000"/>
+          <w:sz w:val="19"/>
+          <w:szCs w:val="24"/>
+          <w:highlight w:val="white"/>
+        </w:rPr>
+      </w:pPr>
+      <w:r>
+        <w:rPr>
+          <w:rFonts w:hint="default" w:ascii="Cascadia Mono" w:hAnsi="Cascadia Mono" w:eastAsia="Cascadia Mono"/>
+          <w:color w:val="000000"/>
+          <w:sz w:val="19"/>
+          <w:szCs w:val="24"/>
+          <w:highlight w:val="white"/>
+        </w:rPr>
+        <w:t xml:space="preserve">                </w:t>
+      </w:r>
+      <w:r>
+        <w:rPr>
+          <w:rFonts w:hint="default" w:ascii="Cascadia Mono" w:hAnsi="Cascadia Mono" w:eastAsia="Cascadia Mono"/>
+          <w:color w:val="2B91AF"/>
+          <w:sz w:val="19"/>
+          <w:szCs w:val="24"/>
+          <w:highlight w:val="white"/>
+        </w:rPr>
+        <w:t>Console</w:t>
+      </w:r>
+      <w:r>
+        <w:rPr>
+          <w:rFonts w:hint="default" w:ascii="Cascadia Mono" w:hAnsi="Cascadia Mono" w:eastAsia="Cascadia Mono"/>
+          <w:color w:val="000000"/>
+          <w:sz w:val="19"/>
+          <w:szCs w:val="24"/>
+          <w:highlight w:val="white"/>
+        </w:rPr>
+        <w:t>.WriteLine();</w:t>
+      </w:r>
+    </w:p>
+    <w:p>
+      <w:pPr>
+        <w:spacing w:beforeLines="0" w:afterLines="0"/>
+        <w:jc w:val="left"/>
+        <w:rPr>
+          <w:rFonts w:hint="default" w:ascii="Cascadia Mono" w:hAnsi="Cascadia Mono" w:eastAsia="Cascadia Mono"/>
+          <w:color w:val="000000"/>
+          <w:sz w:val="19"/>
+          <w:szCs w:val="24"/>
+          <w:highlight w:val="white"/>
+        </w:rPr>
+      </w:pPr>
+      <w:r>
+        <w:rPr>
+          <w:rFonts w:hint="default" w:ascii="Cascadia Mono" w:hAnsi="Cascadia Mono" w:eastAsia="Cascadia Mono"/>
+          <w:color w:val="000000"/>
+          <w:sz w:val="19"/>
+          <w:szCs w:val="24"/>
+          <w:highlight w:val="white"/>
+        </w:rPr>
+        <w:t xml:space="preserve">            }</w:t>
+      </w:r>
+    </w:p>
+    <w:p>
+      <w:pPr>
+        <w:spacing w:beforeLines="0" w:afterLines="0"/>
+        <w:jc w:val="left"/>
+        <w:rPr>
+          <w:rFonts w:hint="default" w:ascii="Cascadia Mono" w:hAnsi="Cascadia Mono" w:eastAsia="Cascadia Mono"/>
+          <w:color w:val="000000"/>
+          <w:sz w:val="19"/>
+          <w:szCs w:val="24"/>
+          <w:highlight w:val="white"/>
+        </w:rPr>
+      </w:pPr>
+    </w:p>
+    <w:p>
+      <w:pPr>
+        <w:spacing w:beforeLines="0" w:afterLines="0"/>
+        <w:jc w:val="left"/>
+        <w:rPr>
+          <w:rFonts w:hint="default" w:ascii="Cascadia Mono" w:hAnsi="Cascadia Mono" w:eastAsia="Cascadia Mono"/>
+          <w:color w:val="000000"/>
+          <w:sz w:val="19"/>
+          <w:szCs w:val="24"/>
+          <w:highlight w:val="white"/>
+        </w:rPr>
+      </w:pPr>
+      <w:r>
+        <w:rPr>
+          <w:rFonts w:hint="default" w:ascii="Cascadia Mono" w:hAnsi="Cascadia Mono" w:eastAsia="Cascadia Mono"/>
+          <w:color w:val="000000"/>
+          <w:sz w:val="19"/>
+          <w:szCs w:val="24"/>
+          <w:highlight w:val="white"/>
+        </w:rPr>
+        <w:t xml:space="preserve">            </w:t>
+      </w:r>
+      <w:r>
+        <w:rPr>
+          <w:rFonts w:hint="default" w:ascii="Cascadia Mono" w:hAnsi="Cascadia Mono" w:eastAsia="Cascadia Mono"/>
+          <w:color w:val="2B91AF"/>
+          <w:sz w:val="19"/>
+          <w:szCs w:val="24"/>
+          <w:highlight w:val="white"/>
+        </w:rPr>
+        <w:t>Console</w:t>
+      </w:r>
+      <w:r>
+        <w:rPr>
+          <w:rFonts w:hint="default" w:ascii="Cascadia Mono" w:hAnsi="Cascadia Mono" w:eastAsia="Cascadia Mono"/>
+          <w:color w:val="000000"/>
+          <w:sz w:val="19"/>
+          <w:szCs w:val="24"/>
+          <w:highlight w:val="white"/>
+        </w:rPr>
+        <w:t>.WriteLine(</w:t>
+      </w:r>
+      <w:r>
+        <w:rPr>
+          <w:rFonts w:hint="default" w:ascii="Cascadia Mono" w:hAnsi="Cascadia Mono" w:eastAsia="Cascadia Mono"/>
+          <w:color w:val="A31515"/>
+          <w:sz w:val="19"/>
+          <w:szCs w:val="24"/>
+          <w:highlight w:val="white"/>
+        </w:rPr>
+        <w:t>"</w:t>
+      </w:r>
+      <w:r>
+        <w:rPr>
+          <w:rFonts w:hint="default" w:ascii="Cascadia Mono" w:hAnsi="Cascadia Mono" w:eastAsia="Cascadia Mono"/>
+          <w:color w:val="9E5B71"/>
+          <w:sz w:val="19"/>
+          <w:szCs w:val="24"/>
+          <w:highlight w:val="white"/>
+        </w:rPr>
+        <w:t>\n</w:t>
+      </w:r>
+      <w:r>
+        <w:rPr>
+          <w:rFonts w:hint="default" w:ascii="Cascadia Mono" w:hAnsi="Cascadia Mono" w:eastAsia="Cascadia Mono"/>
+          <w:color w:val="A31515"/>
+          <w:sz w:val="19"/>
+          <w:szCs w:val="24"/>
+          <w:highlight w:val="white"/>
+        </w:rPr>
+        <w:t>Запись файла:"</w:t>
+      </w:r>
+      <w:r>
+        <w:rPr>
+          <w:rFonts w:hint="default" w:ascii="Cascadia Mono" w:hAnsi="Cascadia Mono" w:eastAsia="Cascadia Mono"/>
+          <w:color w:val="000000"/>
+          <w:sz w:val="19"/>
+          <w:szCs w:val="24"/>
+          <w:highlight w:val="white"/>
+        </w:rPr>
+        <w:t>);</w:t>
+      </w:r>
+    </w:p>
+    <w:p>
+      <w:pPr>
+        <w:spacing w:beforeLines="0" w:afterLines="0"/>
+        <w:jc w:val="left"/>
+        <w:rPr>
+          <w:rFonts w:hint="default" w:ascii="Cascadia Mono" w:hAnsi="Cascadia Mono" w:eastAsia="Cascadia Mono"/>
+          <w:color w:val="000000"/>
+          <w:sz w:val="19"/>
+          <w:szCs w:val="24"/>
+          <w:highlight w:val="white"/>
+        </w:rPr>
+      </w:pPr>
+      <w:r>
+        <w:rPr>
+          <w:rFonts w:hint="default" w:ascii="Cascadia Mono" w:hAnsi="Cascadia Mono" w:eastAsia="Cascadia Mono"/>
+          <w:color w:val="000000"/>
+          <w:sz w:val="19"/>
+          <w:szCs w:val="24"/>
+          <w:highlight w:val="white"/>
+        </w:rPr>
+        <w:t xml:space="preserve">            fileSystem.WriteFile(</w:t>
+      </w:r>
+      <w:r>
+        <w:rPr>
+          <w:rFonts w:hint="default" w:ascii="Cascadia Mono" w:hAnsi="Cascadia Mono" w:eastAsia="Cascadia Mono"/>
+          <w:color w:val="A31515"/>
+          <w:sz w:val="19"/>
+          <w:szCs w:val="24"/>
+          <w:highlight w:val="white"/>
+        </w:rPr>
+        <w:t>"/Документы/newfile.txt"</w:t>
+      </w:r>
+      <w:r>
+        <w:rPr>
+          <w:rFonts w:hint="default" w:ascii="Cascadia Mono" w:hAnsi="Cascadia Mono" w:eastAsia="Cascadia Mono"/>
+          <w:color w:val="000000"/>
+          <w:sz w:val="19"/>
+          <w:szCs w:val="24"/>
+          <w:highlight w:val="white"/>
+        </w:rPr>
+        <w:t xml:space="preserve">, </w:t>
+      </w:r>
+      <w:r>
+        <w:rPr>
+          <w:rFonts w:hint="default" w:ascii="Cascadia Mono" w:hAnsi="Cascadia Mono" w:eastAsia="Cascadia Mono"/>
+          <w:color w:val="0000FF"/>
+          <w:sz w:val="19"/>
+          <w:szCs w:val="24"/>
+          <w:highlight w:val="white"/>
+        </w:rPr>
+        <w:t>new</w:t>
+      </w:r>
+      <w:r>
+        <w:rPr>
+          <w:rFonts w:hint="default" w:ascii="Cascadia Mono" w:hAnsi="Cascadia Mono" w:eastAsia="Cascadia Mono"/>
+          <w:color w:val="000000"/>
+          <w:sz w:val="19"/>
+          <w:szCs w:val="24"/>
+          <w:highlight w:val="white"/>
+        </w:rPr>
+        <w:t xml:space="preserve"> </w:t>
+      </w:r>
+      <w:r>
+        <w:rPr>
+          <w:rFonts w:hint="default" w:ascii="Cascadia Mono" w:hAnsi="Cascadia Mono" w:eastAsia="Cascadia Mono"/>
+          <w:color w:val="0000FF"/>
+          <w:sz w:val="19"/>
+          <w:szCs w:val="24"/>
+          <w:highlight w:val="white"/>
+        </w:rPr>
+        <w:t>byte</w:t>
+      </w:r>
+      <w:r>
+        <w:rPr>
+          <w:rFonts w:hint="default" w:ascii="Cascadia Mono" w:hAnsi="Cascadia Mono" w:eastAsia="Cascadia Mono"/>
+          <w:color w:val="000000"/>
+          <w:sz w:val="19"/>
+          <w:szCs w:val="24"/>
+          <w:highlight w:val="white"/>
+        </w:rPr>
+        <w:t>[] { 1, 2, 3, 4 });</w:t>
+      </w:r>
+    </w:p>
+    <w:p>
+      <w:pPr>
+        <w:spacing w:beforeLines="0" w:afterLines="0"/>
+        <w:jc w:val="left"/>
+        <w:rPr>
+          <w:rFonts w:hint="default" w:ascii="Cascadia Mono" w:hAnsi="Cascadia Mono" w:eastAsia="Cascadia Mono"/>
+          <w:color w:val="000000"/>
+          <w:sz w:val="19"/>
+          <w:szCs w:val="24"/>
+          <w:highlight w:val="white"/>
+        </w:rPr>
+      </w:pPr>
+    </w:p>
+    <w:p>
+      <w:pPr>
+        <w:spacing w:beforeLines="0" w:afterLines="0"/>
+        <w:jc w:val="left"/>
+        <w:rPr>
+          <w:rFonts w:hint="default" w:ascii="Cascadia Mono" w:hAnsi="Cascadia Mono" w:eastAsia="Cascadia Mono"/>
+          <w:color w:val="000000"/>
+          <w:sz w:val="19"/>
+          <w:szCs w:val="24"/>
+          <w:highlight w:val="white"/>
+        </w:rPr>
+      </w:pPr>
+      <w:r>
+        <w:rPr>
+          <w:rFonts w:hint="default" w:ascii="Cascadia Mono" w:hAnsi="Cascadia Mono" w:eastAsia="Cascadia Mono"/>
+          <w:color w:val="000000"/>
+          <w:sz w:val="19"/>
+          <w:szCs w:val="24"/>
+          <w:highlight w:val="white"/>
+        </w:rPr>
+        <w:t xml:space="preserve">            </w:t>
+      </w:r>
+      <w:r>
+        <w:rPr>
+          <w:rFonts w:hint="default" w:ascii="Cascadia Mono" w:hAnsi="Cascadia Mono" w:eastAsia="Cascadia Mono"/>
+          <w:color w:val="2B91AF"/>
+          <w:sz w:val="19"/>
+          <w:szCs w:val="24"/>
+          <w:highlight w:val="white"/>
+        </w:rPr>
+        <w:t>Console</w:t>
+      </w:r>
+      <w:r>
+        <w:rPr>
+          <w:rFonts w:hint="default" w:ascii="Cascadia Mono" w:hAnsi="Cascadia Mono" w:eastAsia="Cascadia Mono"/>
+          <w:color w:val="000000"/>
+          <w:sz w:val="19"/>
+          <w:szCs w:val="24"/>
+          <w:highlight w:val="white"/>
+        </w:rPr>
+        <w:t>.WriteLine(</w:t>
+      </w:r>
+      <w:r>
+        <w:rPr>
+          <w:rFonts w:hint="default" w:ascii="Cascadia Mono" w:hAnsi="Cascadia Mono" w:eastAsia="Cascadia Mono"/>
+          <w:color w:val="A31515"/>
+          <w:sz w:val="19"/>
+          <w:szCs w:val="24"/>
+          <w:highlight w:val="white"/>
+        </w:rPr>
+        <w:t>"</w:t>
+      </w:r>
+      <w:r>
+        <w:rPr>
+          <w:rFonts w:hint="default" w:ascii="Cascadia Mono" w:hAnsi="Cascadia Mono" w:eastAsia="Cascadia Mono"/>
+          <w:color w:val="9E5B71"/>
+          <w:sz w:val="19"/>
+          <w:szCs w:val="24"/>
+          <w:highlight w:val="white"/>
+        </w:rPr>
+        <w:t>\n</w:t>
+      </w:r>
+      <w:r>
+        <w:rPr>
+          <w:rFonts w:hint="default" w:ascii="Cascadia Mono" w:hAnsi="Cascadia Mono" w:eastAsia="Cascadia Mono"/>
+          <w:color w:val="A31515"/>
+          <w:sz w:val="19"/>
+          <w:szCs w:val="24"/>
+          <w:highlight w:val="white"/>
+        </w:rPr>
+        <w:t>Удаление элемента:"</w:t>
+      </w:r>
+      <w:r>
+        <w:rPr>
+          <w:rFonts w:hint="default" w:ascii="Cascadia Mono" w:hAnsi="Cascadia Mono" w:eastAsia="Cascadia Mono"/>
+          <w:color w:val="000000"/>
+          <w:sz w:val="19"/>
+          <w:szCs w:val="24"/>
+          <w:highlight w:val="white"/>
+        </w:rPr>
+        <w:t>);</w:t>
+      </w:r>
+    </w:p>
+    <w:p>
+      <w:pPr>
+        <w:spacing w:beforeLines="0" w:afterLines="0"/>
+        <w:jc w:val="left"/>
+        <w:rPr>
+          <w:rFonts w:hint="default" w:ascii="Cascadia Mono" w:hAnsi="Cascadia Mono" w:eastAsia="Cascadia Mono"/>
+          <w:color w:val="000000"/>
+          <w:sz w:val="19"/>
+          <w:szCs w:val="24"/>
+          <w:highlight w:val="white"/>
+        </w:rPr>
+      </w:pPr>
+      <w:r>
+        <w:rPr>
+          <w:rFonts w:hint="default" w:ascii="Cascadia Mono" w:hAnsi="Cascadia Mono" w:eastAsia="Cascadia Mono"/>
+          <w:color w:val="000000"/>
+          <w:sz w:val="19"/>
+          <w:szCs w:val="24"/>
+          <w:highlight w:val="white"/>
+        </w:rPr>
+        <w:t xml:space="preserve">            fileSystem.DeleteItem(</w:t>
+      </w:r>
+      <w:r>
+        <w:rPr>
+          <w:rFonts w:hint="default" w:ascii="Cascadia Mono" w:hAnsi="Cascadia Mono" w:eastAsia="Cascadia Mono"/>
+          <w:color w:val="A31515"/>
+          <w:sz w:val="19"/>
+          <w:szCs w:val="24"/>
+          <w:highlight w:val="white"/>
+        </w:rPr>
+        <w:t>"/Рабочее/presentation.pptx"</w:t>
+      </w:r>
+      <w:r>
+        <w:rPr>
+          <w:rFonts w:hint="default" w:ascii="Cascadia Mono" w:hAnsi="Cascadia Mono" w:eastAsia="Cascadia Mono"/>
+          <w:color w:val="000000"/>
+          <w:sz w:val="19"/>
+          <w:szCs w:val="24"/>
+          <w:highlight w:val="white"/>
+        </w:rPr>
+        <w:t>);</w:t>
+      </w:r>
+    </w:p>
+    <w:p>
+      <w:pPr>
+        <w:spacing w:beforeLines="0" w:afterLines="0"/>
+        <w:jc w:val="left"/>
+        <w:rPr>
+          <w:rFonts w:hint="default" w:ascii="Cascadia Mono" w:hAnsi="Cascadia Mono" w:eastAsia="Cascadia Mono"/>
+          <w:color w:val="000000"/>
+          <w:sz w:val="19"/>
+          <w:szCs w:val="24"/>
+          <w:highlight w:val="white"/>
+        </w:rPr>
+      </w:pPr>
+    </w:p>
+    <w:p>
+      <w:pPr>
+        <w:spacing w:beforeLines="0" w:afterLines="0"/>
+        <w:jc w:val="left"/>
+        <w:rPr>
+          <w:rFonts w:hint="default" w:ascii="Cascadia Mono" w:hAnsi="Cascadia Mono" w:eastAsia="Cascadia Mono"/>
+          <w:color w:val="000000"/>
+          <w:sz w:val="19"/>
+          <w:szCs w:val="24"/>
+          <w:highlight w:val="white"/>
+        </w:rPr>
+      </w:pPr>
+      <w:r>
+        <w:rPr>
+          <w:rFonts w:hint="default" w:ascii="Cascadia Mono" w:hAnsi="Cascadia Mono" w:eastAsia="Cascadia Mono"/>
+          <w:color w:val="000000"/>
+          <w:sz w:val="19"/>
+          <w:szCs w:val="24"/>
+          <w:highlight w:val="white"/>
+        </w:rPr>
+        <w:t xml:space="preserve">            </w:t>
+      </w:r>
+      <w:r>
+        <w:rPr>
+          <w:rFonts w:hint="default" w:ascii="Cascadia Mono" w:hAnsi="Cascadia Mono" w:eastAsia="Cascadia Mono"/>
+          <w:color w:val="2B91AF"/>
+          <w:sz w:val="19"/>
+          <w:szCs w:val="24"/>
+          <w:highlight w:val="white"/>
+        </w:rPr>
+        <w:t>Console</w:t>
+      </w:r>
+      <w:r>
+        <w:rPr>
+          <w:rFonts w:hint="default" w:ascii="Cascadia Mono" w:hAnsi="Cascadia Mono" w:eastAsia="Cascadia Mono"/>
+          <w:color w:val="000000"/>
+          <w:sz w:val="19"/>
+          <w:szCs w:val="24"/>
+          <w:highlight w:val="white"/>
+        </w:rPr>
+        <w:t>.WriteLine(</w:t>
+      </w:r>
+      <w:r>
+        <w:rPr>
+          <w:rFonts w:hint="default" w:ascii="Cascadia Mono" w:hAnsi="Cascadia Mono" w:eastAsia="Cascadia Mono"/>
+          <w:color w:val="A31515"/>
+          <w:sz w:val="19"/>
+          <w:szCs w:val="24"/>
+          <w:highlight w:val="white"/>
+        </w:rPr>
+        <w:t>"</w:t>
+      </w:r>
+      <w:r>
+        <w:rPr>
+          <w:rFonts w:hint="default" w:ascii="Cascadia Mono" w:hAnsi="Cascadia Mono" w:eastAsia="Cascadia Mono"/>
+          <w:color w:val="9E5B71"/>
+          <w:sz w:val="19"/>
+          <w:szCs w:val="24"/>
+          <w:highlight w:val="white"/>
+        </w:rPr>
+        <w:t>\n</w:t>
+      </w:r>
+      <w:r>
+        <w:rPr>
+          <w:rFonts w:hint="default" w:ascii="Cascadia Mono" w:hAnsi="Cascadia Mono" w:eastAsia="Cascadia Mono"/>
+          <w:color w:val="A31515"/>
+          <w:sz w:val="19"/>
+          <w:szCs w:val="24"/>
+          <w:highlight w:val="white"/>
+        </w:rPr>
+        <w:t>Попытка прочитать папку как файл:"</w:t>
+      </w:r>
+      <w:r>
+        <w:rPr>
+          <w:rFonts w:hint="default" w:ascii="Cascadia Mono" w:hAnsi="Cascadia Mono" w:eastAsia="Cascadia Mono"/>
+          <w:color w:val="000000"/>
+          <w:sz w:val="19"/>
+          <w:szCs w:val="24"/>
+          <w:highlight w:val="white"/>
+        </w:rPr>
+        <w:t>);</w:t>
+      </w:r>
+    </w:p>
+    <w:p>
+      <w:pPr>
+        <w:spacing w:beforeLines="0" w:afterLines="0"/>
+        <w:jc w:val="left"/>
+        <w:rPr>
+          <w:rFonts w:hint="default" w:ascii="Cascadia Mono" w:hAnsi="Cascadia Mono" w:eastAsia="Cascadia Mono"/>
+          <w:color w:val="000000"/>
+          <w:sz w:val="19"/>
+          <w:szCs w:val="24"/>
+          <w:highlight w:val="white"/>
+        </w:rPr>
+      </w:pPr>
+      <w:r>
+        <w:rPr>
+          <w:rFonts w:hint="default" w:ascii="Cascadia Mono" w:hAnsi="Cascadia Mono" w:eastAsia="Cascadia Mono"/>
+          <w:color w:val="000000"/>
+          <w:sz w:val="19"/>
+          <w:szCs w:val="24"/>
+          <w:highlight w:val="white"/>
+        </w:rPr>
+        <w:t xml:space="preserve">            </w:t>
+      </w:r>
+      <w:r>
+        <w:rPr>
+          <w:rFonts w:hint="default" w:ascii="Cascadia Mono" w:hAnsi="Cascadia Mono" w:eastAsia="Cascadia Mono"/>
+          <w:color w:val="0000FF"/>
+          <w:sz w:val="19"/>
+          <w:szCs w:val="24"/>
+          <w:highlight w:val="white"/>
+        </w:rPr>
+        <w:t>byte</w:t>
+      </w:r>
+      <w:r>
+        <w:rPr>
+          <w:rFonts w:hint="default" w:ascii="Cascadia Mono" w:hAnsi="Cascadia Mono" w:eastAsia="Cascadia Mono"/>
+          <w:color w:val="000000"/>
+          <w:sz w:val="19"/>
+          <w:szCs w:val="24"/>
+          <w:highlight w:val="white"/>
+        </w:rPr>
+        <w:t>[] folderData = fileSystem.ReadFile(</w:t>
+      </w:r>
+      <w:r>
+        <w:rPr>
+          <w:rFonts w:hint="default" w:ascii="Cascadia Mono" w:hAnsi="Cascadia Mono" w:eastAsia="Cascadia Mono"/>
+          <w:color w:val="A31515"/>
+          <w:sz w:val="19"/>
+          <w:szCs w:val="24"/>
+          <w:highlight w:val="white"/>
+        </w:rPr>
         <w:t>"/Медиа"</w:t>
       </w:r>
       <w:r>
@@ -23270,112 +24019,6 @@
       <w:r>
         <w:rPr>
           <w:rFonts w:hint="default" w:ascii="Cascadia Mono" w:hAnsi="Cascadia Mono" w:eastAsia="Cascadia Mono"/>
-          <w:color w:val="0000FF"/>
-          <w:sz w:val="19"/>
-          <w:szCs w:val="24"/>
-          <w:highlight w:val="white"/>
-        </w:rPr>
-        <w:t>foreach</w:t>
-      </w:r>
-      <w:r>
-        <w:rPr>
-          <w:rFonts w:hint="default" w:ascii="Cascadia Mono" w:hAnsi="Cascadia Mono" w:eastAsia="Cascadia Mono"/>
-          <w:color w:val="000000"/>
-          <w:sz w:val="19"/>
-          <w:szCs w:val="24"/>
-          <w:highlight w:val="white"/>
-        </w:rPr>
-        <w:t xml:space="preserve"> (</w:t>
-      </w:r>
-      <w:r>
-        <w:rPr>
-          <w:rFonts w:hint="default" w:ascii="Cascadia Mono" w:hAnsi="Cascadia Mono" w:eastAsia="Cascadia Mono"/>
-          <w:color w:val="0000FF"/>
-          <w:sz w:val="19"/>
-          <w:szCs w:val="24"/>
-          <w:highlight w:val="white"/>
-        </w:rPr>
-        <w:t>var</w:t>
-      </w:r>
-      <w:r>
-        <w:rPr>
-          <w:rFonts w:hint="default" w:ascii="Cascadia Mono" w:hAnsi="Cascadia Mono" w:eastAsia="Cascadia Mono"/>
-          <w:color w:val="000000"/>
-          <w:sz w:val="19"/>
-          <w:szCs w:val="24"/>
-          <w:highlight w:val="white"/>
-        </w:rPr>
-        <w:t xml:space="preserve"> item </w:t>
-      </w:r>
-      <w:r>
-        <w:rPr>
-          <w:rFonts w:hint="default" w:ascii="Cascadia Mono" w:hAnsi="Cascadia Mono" w:eastAsia="Cascadia Mono"/>
-          <w:color w:val="0000FF"/>
-          <w:sz w:val="19"/>
-          <w:szCs w:val="24"/>
-          <w:highlight w:val="white"/>
-        </w:rPr>
-        <w:t>in</w:t>
-      </w:r>
-      <w:r>
-        <w:rPr>
-          <w:rFonts w:hint="default" w:ascii="Cascadia Mono" w:hAnsi="Cascadia Mono" w:eastAsia="Cascadia Mono"/>
-          <w:color w:val="000000"/>
-          <w:sz w:val="19"/>
-          <w:szCs w:val="24"/>
-          <w:highlight w:val="white"/>
-        </w:rPr>
-        <w:t xml:space="preserve"> mediaItems)</w:t>
-      </w:r>
-    </w:p>
-    <w:p>
-      <w:pPr>
-        <w:spacing w:beforeLines="0" w:afterLines="0"/>
-        <w:jc w:val="left"/>
-        <w:rPr>
-          <w:rFonts w:hint="default" w:ascii="Cascadia Mono" w:hAnsi="Cascadia Mono" w:eastAsia="Cascadia Mono"/>
-          <w:color w:val="000000"/>
-          <w:sz w:val="19"/>
-          <w:szCs w:val="24"/>
-          <w:highlight w:val="white"/>
-        </w:rPr>
-      </w:pPr>
-      <w:r>
-        <w:rPr>
-          <w:rFonts w:hint="default" w:ascii="Cascadia Mono" w:hAnsi="Cascadia Mono" w:eastAsia="Cascadia Mono"/>
-          <w:color w:val="000000"/>
-          <w:sz w:val="19"/>
-          <w:szCs w:val="24"/>
-          <w:highlight w:val="white"/>
-        </w:rPr>
-        <w:t xml:space="preserve">            {</w:t>
-      </w:r>
-    </w:p>
-    <w:p>
-      <w:pPr>
-        <w:spacing w:beforeLines="0" w:afterLines="0"/>
-        <w:jc w:val="left"/>
-        <w:rPr>
-          <w:rFonts w:hint="default" w:ascii="Cascadia Mono" w:hAnsi="Cascadia Mono" w:eastAsia="Cascadia Mono"/>
-          <w:color w:val="000000"/>
-          <w:sz w:val="19"/>
-          <w:szCs w:val="24"/>
-          <w:highlight w:val="white"/>
-        </w:rPr>
-      </w:pPr>
-      <w:r>
-        <w:rPr>
-          <w:rFonts w:hint="default" w:ascii="Cascadia Mono" w:hAnsi="Cascadia Mono" w:eastAsia="Cascadia Mono"/>
-          <w:color w:val="000000"/>
-          <w:sz w:val="19"/>
-          <w:szCs w:val="24"/>
-          <w:highlight w:val="white"/>
-        </w:rPr>
-        <w:t xml:space="preserve">                </w:t>
-      </w:r>
-      <w:r>
-        <w:rPr>
-          <w:rFonts w:hint="default" w:ascii="Cascadia Mono" w:hAnsi="Cascadia Mono" w:eastAsia="Cascadia Mono"/>
           <w:color w:val="2B91AF"/>
           <w:sz w:val="19"/>
           <w:szCs w:val="24"/>
@@ -23401,17 +24044,7 @@
           <w:szCs w:val="24"/>
           <w:highlight w:val="white"/>
         </w:rPr>
-        <w:t xml:space="preserve">$"  </w:t>
-      </w:r>
-      <w:r>
-        <w:rPr>
-          <w:rFonts w:hint="default" w:ascii="Cascadia Mono" w:hAnsi="Cascadia Mono" w:eastAsia="Cascadia Mono"/>
-          <w:color w:val="000000"/>
-          <w:sz w:val="19"/>
-          <w:szCs w:val="24"/>
-          <w:highlight w:val="white"/>
-        </w:rPr>
-        <w:t>{item}</w:t>
+        <w:t xml:space="preserve">$"Прочитано байт: </w:t>
       </w:r>
       <w:r>
         <w:rPr>
@@ -23420,6 +24053,27 @@
           <w:sz w:val="19"/>
           <w:szCs w:val="24"/>
           <w:highlight w:val="white"/>
+          <w:lang w:val="ru-RU"/>
+        </w:rPr>
+        <w:t xml:space="preserve"> </w:t>
+      </w:r>
+      <w:r>
+        <w:rPr>
+          <w:rFonts w:hint="default" w:ascii="Cascadia Mono" w:hAnsi="Cascadia Mono" w:eastAsia="Cascadia Mono"/>
+          <w:color w:val="000000"/>
+          <w:sz w:val="19"/>
+          <w:szCs w:val="24"/>
+          <w:highlight w:val="white"/>
+        </w:rPr>
+        <w:t>{folderData.Length}</w:t>
+      </w:r>
+      <w:r>
+        <w:rPr>
+          <w:rFonts w:hint="default" w:ascii="Cascadia Mono" w:hAnsi="Cascadia Mono" w:eastAsia="Cascadia Mono"/>
+          <w:color w:val="A31515"/>
+          <w:sz w:val="19"/>
+          <w:szCs w:val="24"/>
+          <w:highlight w:val="white"/>
         </w:rPr>
         <w:t>"</w:t>
       </w:r>
@@ -23433,1009 +24087,6 @@
         </w:rPr>
         <w:t>);</w:t>
       </w:r>
-    </w:p>
-    <w:p>
-      <w:pPr>
-        <w:spacing w:beforeLines="0" w:afterLines="0"/>
-        <w:jc w:val="left"/>
-        <w:rPr>
-          <w:rFonts w:hint="default" w:ascii="Cascadia Mono" w:hAnsi="Cascadia Mono" w:eastAsia="Cascadia Mono"/>
-          <w:color w:val="000000"/>
-          <w:sz w:val="19"/>
-          <w:szCs w:val="24"/>
-          <w:highlight w:val="white"/>
-        </w:rPr>
-      </w:pPr>
-      <w:r>
-        <w:rPr>
-          <w:rFonts w:hint="default" w:ascii="Cascadia Mono" w:hAnsi="Cascadia Mono" w:eastAsia="Cascadia Mono"/>
-          <w:color w:val="000000"/>
-          <w:sz w:val="19"/>
-          <w:szCs w:val="24"/>
-          <w:highlight w:val="white"/>
-        </w:rPr>
-        <w:t xml:space="preserve">            }</w:t>
-      </w:r>
-    </w:p>
-    <w:p>
-      <w:pPr>
-        <w:spacing w:beforeLines="0" w:afterLines="0"/>
-        <w:jc w:val="left"/>
-        <w:rPr>
-          <w:rFonts w:hint="default" w:ascii="Cascadia Mono" w:hAnsi="Cascadia Mono" w:eastAsia="Cascadia Mono"/>
-          <w:color w:val="000000"/>
-          <w:sz w:val="19"/>
-          <w:szCs w:val="24"/>
-          <w:highlight w:val="white"/>
-        </w:rPr>
-      </w:pPr>
-    </w:p>
-    <w:p>
-      <w:pPr>
-        <w:spacing w:beforeLines="0" w:afterLines="0"/>
-        <w:jc w:val="left"/>
-        <w:rPr>
-          <w:rFonts w:hint="default" w:ascii="Cascadia Mono" w:hAnsi="Cascadia Mono" w:eastAsia="Cascadia Mono"/>
-          <w:color w:val="000000"/>
-          <w:sz w:val="19"/>
-          <w:szCs w:val="24"/>
-          <w:highlight w:val="white"/>
-        </w:rPr>
-      </w:pPr>
-      <w:r>
-        <w:rPr>
-          <w:rFonts w:hint="default" w:ascii="Cascadia Mono" w:hAnsi="Cascadia Mono" w:eastAsia="Cascadia Mono"/>
-          <w:color w:val="000000"/>
-          <w:sz w:val="19"/>
-          <w:szCs w:val="24"/>
-          <w:highlight w:val="white"/>
-        </w:rPr>
-        <w:t xml:space="preserve">            </w:t>
-      </w:r>
-      <w:r>
-        <w:rPr>
-          <w:rFonts w:hint="default" w:ascii="Cascadia Mono" w:hAnsi="Cascadia Mono" w:eastAsia="Cascadia Mono"/>
-          <w:color w:val="2B91AF"/>
-          <w:sz w:val="19"/>
-          <w:szCs w:val="24"/>
-          <w:highlight w:val="white"/>
-        </w:rPr>
-        <w:t>Console</w:t>
-      </w:r>
-      <w:r>
-        <w:rPr>
-          <w:rFonts w:hint="default" w:ascii="Cascadia Mono" w:hAnsi="Cascadia Mono" w:eastAsia="Cascadia Mono"/>
-          <w:color w:val="000000"/>
-          <w:sz w:val="19"/>
-          <w:szCs w:val="24"/>
-          <w:highlight w:val="white"/>
-        </w:rPr>
-        <w:t>.WriteLine(</w:t>
-      </w:r>
-      <w:r>
-        <w:rPr>
-          <w:rFonts w:hint="default" w:ascii="Cascadia Mono" w:hAnsi="Cascadia Mono" w:eastAsia="Cascadia Mono"/>
-          <w:color w:val="A31515"/>
-          <w:sz w:val="19"/>
-          <w:szCs w:val="24"/>
-          <w:highlight w:val="white"/>
-        </w:rPr>
-        <w:t>"</w:t>
-      </w:r>
-      <w:r>
-        <w:rPr>
-          <w:rFonts w:hint="default" w:ascii="Cascadia Mono" w:hAnsi="Cascadia Mono" w:eastAsia="Cascadia Mono"/>
-          <w:color w:val="9E5B71"/>
-          <w:sz w:val="19"/>
-          <w:szCs w:val="24"/>
-          <w:highlight w:val="white"/>
-        </w:rPr>
-        <w:t>\n</w:t>
-      </w:r>
-      <w:r>
-        <w:rPr>
-          <w:rFonts w:hint="default" w:ascii="Cascadia Mono" w:hAnsi="Cascadia Mono" w:eastAsia="Cascadia Mono"/>
-          <w:color w:val="A31515"/>
-          <w:sz w:val="19"/>
-          <w:szCs w:val="24"/>
-          <w:highlight w:val="white"/>
-        </w:rPr>
-        <w:t>Список содержимого папки 'Фото':"</w:t>
-      </w:r>
-      <w:r>
-        <w:rPr>
-          <w:rFonts w:hint="default" w:ascii="Cascadia Mono" w:hAnsi="Cascadia Mono" w:eastAsia="Cascadia Mono"/>
-          <w:color w:val="000000"/>
-          <w:sz w:val="19"/>
-          <w:szCs w:val="24"/>
-          <w:highlight w:val="white"/>
-        </w:rPr>
-        <w:t>);</w:t>
-      </w:r>
-    </w:p>
-    <w:p>
-      <w:pPr>
-        <w:spacing w:beforeLines="0" w:afterLines="0"/>
-        <w:jc w:val="left"/>
-        <w:rPr>
-          <w:rFonts w:hint="default" w:ascii="Cascadia Mono" w:hAnsi="Cascadia Mono" w:eastAsia="Cascadia Mono"/>
-          <w:color w:val="000000"/>
-          <w:sz w:val="19"/>
-          <w:szCs w:val="24"/>
-          <w:highlight w:val="white"/>
-        </w:rPr>
-      </w:pPr>
-      <w:r>
-        <w:rPr>
-          <w:rFonts w:hint="default" w:ascii="Cascadia Mono" w:hAnsi="Cascadia Mono" w:eastAsia="Cascadia Mono"/>
-          <w:color w:val="000000"/>
-          <w:sz w:val="19"/>
-          <w:szCs w:val="24"/>
-          <w:highlight w:val="white"/>
-        </w:rPr>
-        <w:t xml:space="preserve">            </w:t>
-      </w:r>
-      <w:r>
-        <w:rPr>
-          <w:rFonts w:hint="default" w:ascii="Cascadia Mono" w:hAnsi="Cascadia Mono" w:eastAsia="Cascadia Mono"/>
-          <w:color w:val="0000FF"/>
-          <w:sz w:val="19"/>
-          <w:szCs w:val="24"/>
-          <w:highlight w:val="white"/>
-        </w:rPr>
-        <w:t>var</w:t>
-      </w:r>
-      <w:r>
-        <w:rPr>
-          <w:rFonts w:hint="default" w:ascii="Cascadia Mono" w:hAnsi="Cascadia Mono" w:eastAsia="Cascadia Mono"/>
-          <w:color w:val="000000"/>
-          <w:sz w:val="19"/>
-          <w:szCs w:val="24"/>
-          <w:highlight w:val="white"/>
-        </w:rPr>
-        <w:t xml:space="preserve"> photoItems = fileSystem.ListItems(</w:t>
-      </w:r>
-      <w:r>
-        <w:rPr>
-          <w:rFonts w:hint="default" w:ascii="Cascadia Mono" w:hAnsi="Cascadia Mono" w:eastAsia="Cascadia Mono"/>
-          <w:color w:val="A31515"/>
-          <w:sz w:val="19"/>
-          <w:szCs w:val="24"/>
-          <w:highlight w:val="white"/>
-        </w:rPr>
-        <w:t>"/Медиа/Фото"</w:t>
-      </w:r>
-      <w:r>
-        <w:rPr>
-          <w:rFonts w:hint="default" w:ascii="Cascadia Mono" w:hAnsi="Cascadia Mono" w:eastAsia="Cascadia Mono"/>
-          <w:color w:val="000000"/>
-          <w:sz w:val="19"/>
-          <w:szCs w:val="24"/>
-          <w:highlight w:val="white"/>
-        </w:rPr>
-        <w:t>);</w:t>
-      </w:r>
-    </w:p>
-    <w:p>
-      <w:pPr>
-        <w:spacing w:beforeLines="0" w:afterLines="0"/>
-        <w:jc w:val="left"/>
-        <w:rPr>
-          <w:rFonts w:hint="default" w:ascii="Cascadia Mono" w:hAnsi="Cascadia Mono" w:eastAsia="Cascadia Mono"/>
-          <w:color w:val="000000"/>
-          <w:sz w:val="19"/>
-          <w:szCs w:val="24"/>
-          <w:highlight w:val="white"/>
-        </w:rPr>
-      </w:pPr>
-      <w:r>
-        <w:rPr>
-          <w:rFonts w:hint="default" w:ascii="Cascadia Mono" w:hAnsi="Cascadia Mono" w:eastAsia="Cascadia Mono"/>
-          <w:color w:val="000000"/>
-          <w:sz w:val="19"/>
-          <w:szCs w:val="24"/>
-          <w:highlight w:val="white"/>
-        </w:rPr>
-        <w:t xml:space="preserve">            </w:t>
-      </w:r>
-      <w:r>
-        <w:rPr>
-          <w:rFonts w:hint="default" w:ascii="Cascadia Mono" w:hAnsi="Cascadia Mono" w:eastAsia="Cascadia Mono"/>
-          <w:color w:val="0000FF"/>
-          <w:sz w:val="19"/>
-          <w:szCs w:val="24"/>
-          <w:highlight w:val="white"/>
-        </w:rPr>
-        <w:t>foreach</w:t>
-      </w:r>
-      <w:r>
-        <w:rPr>
-          <w:rFonts w:hint="default" w:ascii="Cascadia Mono" w:hAnsi="Cascadia Mono" w:eastAsia="Cascadia Mono"/>
-          <w:color w:val="000000"/>
-          <w:sz w:val="19"/>
-          <w:szCs w:val="24"/>
-          <w:highlight w:val="white"/>
-        </w:rPr>
-        <w:t xml:space="preserve"> (</w:t>
-      </w:r>
-      <w:r>
-        <w:rPr>
-          <w:rFonts w:hint="default" w:ascii="Cascadia Mono" w:hAnsi="Cascadia Mono" w:eastAsia="Cascadia Mono"/>
-          <w:color w:val="0000FF"/>
-          <w:sz w:val="19"/>
-          <w:szCs w:val="24"/>
-          <w:highlight w:val="white"/>
-        </w:rPr>
-        <w:t>var</w:t>
-      </w:r>
-      <w:r>
-        <w:rPr>
-          <w:rFonts w:hint="default" w:ascii="Cascadia Mono" w:hAnsi="Cascadia Mono" w:eastAsia="Cascadia Mono"/>
-          <w:color w:val="000000"/>
-          <w:sz w:val="19"/>
-          <w:szCs w:val="24"/>
-          <w:highlight w:val="white"/>
-        </w:rPr>
-        <w:t xml:space="preserve"> item </w:t>
-      </w:r>
-      <w:r>
-        <w:rPr>
-          <w:rFonts w:hint="default" w:ascii="Cascadia Mono" w:hAnsi="Cascadia Mono" w:eastAsia="Cascadia Mono"/>
-          <w:color w:val="0000FF"/>
-          <w:sz w:val="19"/>
-          <w:szCs w:val="24"/>
-          <w:highlight w:val="white"/>
-        </w:rPr>
-        <w:t>in</w:t>
-      </w:r>
-      <w:r>
-        <w:rPr>
-          <w:rFonts w:hint="default" w:ascii="Cascadia Mono" w:hAnsi="Cascadia Mono" w:eastAsia="Cascadia Mono"/>
-          <w:color w:val="000000"/>
-          <w:sz w:val="19"/>
-          <w:szCs w:val="24"/>
-          <w:highlight w:val="white"/>
-        </w:rPr>
-        <w:t xml:space="preserve"> photoItems)</w:t>
-      </w:r>
-    </w:p>
-    <w:p>
-      <w:pPr>
-        <w:spacing w:beforeLines="0" w:afterLines="0"/>
-        <w:jc w:val="left"/>
-        <w:rPr>
-          <w:rFonts w:hint="default" w:ascii="Cascadia Mono" w:hAnsi="Cascadia Mono" w:eastAsia="Cascadia Mono"/>
-          <w:color w:val="000000"/>
-          <w:sz w:val="19"/>
-          <w:szCs w:val="24"/>
-          <w:highlight w:val="white"/>
-        </w:rPr>
-      </w:pPr>
-      <w:r>
-        <w:rPr>
-          <w:rFonts w:hint="default" w:ascii="Cascadia Mono" w:hAnsi="Cascadia Mono" w:eastAsia="Cascadia Mono"/>
-          <w:color w:val="000000"/>
-          <w:sz w:val="19"/>
-          <w:szCs w:val="24"/>
-          <w:highlight w:val="white"/>
-        </w:rPr>
-        <w:t xml:space="preserve">            {</w:t>
-      </w:r>
-    </w:p>
-    <w:p>
-      <w:pPr>
-        <w:spacing w:beforeLines="0" w:afterLines="0"/>
-        <w:jc w:val="left"/>
-        <w:rPr>
-          <w:rFonts w:hint="default" w:ascii="Cascadia Mono" w:hAnsi="Cascadia Mono" w:eastAsia="Cascadia Mono"/>
-          <w:color w:val="000000"/>
-          <w:sz w:val="19"/>
-          <w:szCs w:val="24"/>
-          <w:highlight w:val="white"/>
-        </w:rPr>
-      </w:pPr>
-      <w:r>
-        <w:rPr>
-          <w:rFonts w:hint="default" w:ascii="Cascadia Mono" w:hAnsi="Cascadia Mono" w:eastAsia="Cascadia Mono"/>
-          <w:color w:val="000000"/>
-          <w:sz w:val="19"/>
-          <w:szCs w:val="24"/>
-          <w:highlight w:val="white"/>
-        </w:rPr>
-        <w:t xml:space="preserve">                </w:t>
-      </w:r>
-      <w:r>
-        <w:rPr>
-          <w:rFonts w:hint="default" w:ascii="Cascadia Mono" w:hAnsi="Cascadia Mono" w:eastAsia="Cascadia Mono"/>
-          <w:color w:val="2B91AF"/>
-          <w:sz w:val="19"/>
-          <w:szCs w:val="24"/>
-          <w:highlight w:val="white"/>
-        </w:rPr>
-        <w:t>Console</w:t>
-      </w:r>
-      <w:r>
-        <w:rPr>
-          <w:rFonts w:hint="default" w:ascii="Cascadia Mono" w:hAnsi="Cascadia Mono" w:eastAsia="Cascadia Mono"/>
-          <w:color w:val="000000"/>
-          <w:sz w:val="19"/>
-          <w:szCs w:val="24"/>
-          <w:highlight w:val="white"/>
-        </w:rPr>
-        <w:t>.WriteLine(</w:t>
-      </w:r>
-      <w:r>
-        <w:rPr>
-          <w:rFonts w:hint="default" w:ascii="Cascadia Mono" w:hAnsi="Cascadia Mono" w:eastAsia="Cascadia Mono"/>
-          <w:color w:val="A31515"/>
-          <w:sz w:val="19"/>
-          <w:szCs w:val="24"/>
-          <w:highlight w:val="white"/>
-        </w:rPr>
-        <w:t xml:space="preserve">$"  </w:t>
-      </w:r>
-      <w:r>
-        <w:rPr>
-          <w:rFonts w:hint="default" w:ascii="Cascadia Mono" w:hAnsi="Cascadia Mono" w:eastAsia="Cascadia Mono"/>
-          <w:color w:val="000000"/>
-          <w:sz w:val="19"/>
-          <w:szCs w:val="24"/>
-          <w:highlight w:val="white"/>
-        </w:rPr>
-        <w:t>{item}</w:t>
-      </w:r>
-      <w:r>
-        <w:rPr>
-          <w:rFonts w:hint="default" w:ascii="Cascadia Mono" w:hAnsi="Cascadia Mono" w:eastAsia="Cascadia Mono"/>
-          <w:color w:val="A31515"/>
-          <w:sz w:val="19"/>
-          <w:szCs w:val="24"/>
-          <w:highlight w:val="white"/>
-        </w:rPr>
-        <w:t>"</w:t>
-      </w:r>
-      <w:r>
-        <w:rPr>
-          <w:rFonts w:hint="default" w:ascii="Cascadia Mono" w:hAnsi="Cascadia Mono" w:eastAsia="Cascadia Mono"/>
-          <w:color w:val="000000"/>
-          <w:sz w:val="19"/>
-          <w:szCs w:val="24"/>
-          <w:highlight w:val="white"/>
-        </w:rPr>
-        <w:t>);</w:t>
-      </w:r>
-    </w:p>
-    <w:p>
-      <w:pPr>
-        <w:spacing w:beforeLines="0" w:afterLines="0"/>
-        <w:jc w:val="left"/>
-        <w:rPr>
-          <w:rFonts w:hint="default" w:ascii="Cascadia Mono" w:hAnsi="Cascadia Mono" w:eastAsia="Cascadia Mono"/>
-          <w:color w:val="000000"/>
-          <w:sz w:val="19"/>
-          <w:szCs w:val="24"/>
-          <w:highlight w:val="white"/>
-        </w:rPr>
-      </w:pPr>
-      <w:r>
-        <w:rPr>
-          <w:rFonts w:hint="default" w:ascii="Cascadia Mono" w:hAnsi="Cascadia Mono" w:eastAsia="Cascadia Mono"/>
-          <w:color w:val="000000"/>
-          <w:sz w:val="19"/>
-          <w:szCs w:val="24"/>
-          <w:highlight w:val="white"/>
-        </w:rPr>
-        <w:t xml:space="preserve">            }</w:t>
-      </w:r>
-    </w:p>
-    <w:p>
-      <w:pPr>
-        <w:spacing w:beforeLines="0" w:afterLines="0"/>
-        <w:jc w:val="left"/>
-        <w:rPr>
-          <w:rFonts w:hint="default" w:ascii="Cascadia Mono" w:hAnsi="Cascadia Mono" w:eastAsia="Cascadia Mono"/>
-          <w:color w:val="000000"/>
-          <w:sz w:val="19"/>
-          <w:szCs w:val="24"/>
-          <w:highlight w:val="white"/>
-        </w:rPr>
-      </w:pPr>
-    </w:p>
-    <w:p>
-      <w:pPr>
-        <w:spacing w:beforeLines="0" w:afterLines="0"/>
-        <w:jc w:val="left"/>
-        <w:rPr>
-          <w:rFonts w:hint="default" w:ascii="Cascadia Mono" w:hAnsi="Cascadia Mono" w:eastAsia="Cascadia Mono"/>
-          <w:color w:val="000000"/>
-          <w:sz w:val="19"/>
-          <w:szCs w:val="24"/>
-          <w:highlight w:val="white"/>
-        </w:rPr>
-      </w:pPr>
-      <w:r>
-        <w:rPr>
-          <w:rFonts w:hint="default" w:ascii="Cascadia Mono" w:hAnsi="Cascadia Mono" w:eastAsia="Cascadia Mono"/>
-          <w:color w:val="000000"/>
-          <w:sz w:val="19"/>
-          <w:szCs w:val="24"/>
-          <w:highlight w:val="white"/>
-        </w:rPr>
-        <w:t xml:space="preserve">            </w:t>
-      </w:r>
-      <w:r>
-        <w:rPr>
-          <w:rFonts w:hint="default" w:ascii="Cascadia Mono" w:hAnsi="Cascadia Mono" w:eastAsia="Cascadia Mono"/>
-          <w:color w:val="2B91AF"/>
-          <w:sz w:val="19"/>
-          <w:szCs w:val="24"/>
-          <w:highlight w:val="white"/>
-        </w:rPr>
-        <w:t>Console</w:t>
-      </w:r>
-      <w:r>
-        <w:rPr>
-          <w:rFonts w:hint="default" w:ascii="Cascadia Mono" w:hAnsi="Cascadia Mono" w:eastAsia="Cascadia Mono"/>
-          <w:color w:val="000000"/>
-          <w:sz w:val="19"/>
-          <w:szCs w:val="24"/>
-          <w:highlight w:val="white"/>
-        </w:rPr>
-        <w:t>.WriteLine(</w:t>
-      </w:r>
-      <w:r>
-        <w:rPr>
-          <w:rFonts w:hint="default" w:ascii="Cascadia Mono" w:hAnsi="Cascadia Mono" w:eastAsia="Cascadia Mono"/>
-          <w:color w:val="A31515"/>
-          <w:sz w:val="19"/>
-          <w:szCs w:val="24"/>
-          <w:highlight w:val="white"/>
-        </w:rPr>
-        <w:t>"</w:t>
-      </w:r>
-      <w:r>
-        <w:rPr>
-          <w:rFonts w:hint="default" w:ascii="Cascadia Mono" w:hAnsi="Cascadia Mono" w:eastAsia="Cascadia Mono"/>
-          <w:color w:val="9E5B71"/>
-          <w:sz w:val="19"/>
-          <w:szCs w:val="24"/>
-          <w:highlight w:val="white"/>
-        </w:rPr>
-        <w:t>\n</w:t>
-      </w:r>
-      <w:r>
-        <w:rPr>
-          <w:rFonts w:hint="default" w:ascii="Cascadia Mono" w:hAnsi="Cascadia Mono" w:eastAsia="Cascadia Mono"/>
-          <w:color w:val="A31515"/>
-          <w:sz w:val="19"/>
-          <w:szCs w:val="24"/>
-          <w:highlight w:val="white"/>
-        </w:rPr>
-        <w:t>Чтение файла:"</w:t>
-      </w:r>
-      <w:r>
-        <w:rPr>
-          <w:rFonts w:hint="default" w:ascii="Cascadia Mono" w:hAnsi="Cascadia Mono" w:eastAsia="Cascadia Mono"/>
-          <w:color w:val="000000"/>
-          <w:sz w:val="19"/>
-          <w:szCs w:val="24"/>
-          <w:highlight w:val="white"/>
-        </w:rPr>
-        <w:t>);</w:t>
-      </w:r>
-    </w:p>
-    <w:p>
-      <w:pPr>
-        <w:spacing w:beforeLines="0" w:afterLines="0"/>
-        <w:jc w:val="left"/>
-        <w:rPr>
-          <w:rFonts w:hint="default" w:ascii="Cascadia Mono" w:hAnsi="Cascadia Mono" w:eastAsia="Cascadia Mono"/>
-          <w:color w:val="000000"/>
-          <w:sz w:val="19"/>
-          <w:szCs w:val="24"/>
-          <w:highlight w:val="white"/>
-        </w:rPr>
-      </w:pPr>
-      <w:r>
-        <w:rPr>
-          <w:rFonts w:hint="default" w:ascii="Cascadia Mono" w:hAnsi="Cascadia Mono" w:eastAsia="Cascadia Mono"/>
-          <w:color w:val="000000"/>
-          <w:sz w:val="19"/>
-          <w:szCs w:val="24"/>
-          <w:highlight w:val="white"/>
-        </w:rPr>
-        <w:t xml:space="preserve">            fileSystem.ReadFile(</w:t>
-      </w:r>
-      <w:r>
-        <w:rPr>
-          <w:rFonts w:hint="default" w:ascii="Cascadia Mono" w:hAnsi="Cascadia Mono" w:eastAsia="Cascadia Mono"/>
-          <w:color w:val="A31515"/>
-          <w:sz w:val="19"/>
-          <w:szCs w:val="24"/>
-          <w:highlight w:val="white"/>
-        </w:rPr>
-        <w:t>"/Медиа/video.mp4"</w:t>
-      </w:r>
-      <w:r>
-        <w:rPr>
-          <w:rFonts w:hint="default" w:ascii="Cascadia Mono" w:hAnsi="Cascadia Mono" w:eastAsia="Cascadia Mono"/>
-          <w:color w:val="000000"/>
-          <w:sz w:val="19"/>
-          <w:szCs w:val="24"/>
-          <w:highlight w:val="white"/>
-        </w:rPr>
-        <w:t>);</w:t>
-      </w:r>
-    </w:p>
-    <w:p>
-      <w:pPr>
-        <w:spacing w:beforeLines="0" w:afterLines="0"/>
-        <w:jc w:val="left"/>
-        <w:rPr>
-          <w:rFonts w:hint="default" w:ascii="Cascadia Mono" w:hAnsi="Cascadia Mono" w:eastAsia="Cascadia Mono"/>
-          <w:color w:val="000000"/>
-          <w:sz w:val="19"/>
-          <w:szCs w:val="24"/>
-          <w:highlight w:val="white"/>
-        </w:rPr>
-      </w:pPr>
-    </w:p>
-    <w:p>
-      <w:pPr>
-        <w:spacing w:beforeLines="0" w:afterLines="0"/>
-        <w:jc w:val="left"/>
-        <w:rPr>
-          <w:rFonts w:hint="default" w:ascii="Cascadia Mono" w:hAnsi="Cascadia Mono" w:eastAsia="Cascadia Mono"/>
-          <w:color w:val="000000"/>
-          <w:sz w:val="19"/>
-          <w:szCs w:val="24"/>
-          <w:highlight w:val="white"/>
-        </w:rPr>
-      </w:pPr>
-      <w:r>
-        <w:rPr>
-          <w:rFonts w:hint="default" w:ascii="Cascadia Mono" w:hAnsi="Cascadia Mono" w:eastAsia="Cascadia Mono"/>
-          <w:color w:val="000000"/>
-          <w:sz w:val="19"/>
-          <w:szCs w:val="24"/>
-          <w:highlight w:val="white"/>
-        </w:rPr>
-        <w:t xml:space="preserve">            </w:t>
-      </w:r>
-      <w:r>
-        <w:rPr>
-          <w:rFonts w:hint="default" w:ascii="Cascadia Mono" w:hAnsi="Cascadia Mono" w:eastAsia="Cascadia Mono"/>
-          <w:color w:val="2B91AF"/>
-          <w:sz w:val="19"/>
-          <w:szCs w:val="24"/>
-          <w:highlight w:val="white"/>
-        </w:rPr>
-        <w:t>Console</w:t>
-      </w:r>
-      <w:r>
-        <w:rPr>
-          <w:rFonts w:hint="default" w:ascii="Cascadia Mono" w:hAnsi="Cascadia Mono" w:eastAsia="Cascadia Mono"/>
-          <w:color w:val="000000"/>
-          <w:sz w:val="19"/>
-          <w:szCs w:val="24"/>
-          <w:highlight w:val="white"/>
-        </w:rPr>
-        <w:t>.WriteLine(</w:t>
-      </w:r>
-      <w:r>
-        <w:rPr>
-          <w:rFonts w:hint="default" w:ascii="Cascadia Mono" w:hAnsi="Cascadia Mono" w:eastAsia="Cascadia Mono"/>
-          <w:color w:val="A31515"/>
-          <w:sz w:val="19"/>
-          <w:szCs w:val="24"/>
-          <w:highlight w:val="white"/>
-        </w:rPr>
-        <w:t>"</w:t>
-      </w:r>
-      <w:r>
-        <w:rPr>
-          <w:rFonts w:hint="default" w:ascii="Cascadia Mono" w:hAnsi="Cascadia Mono" w:eastAsia="Cascadia Mono"/>
-          <w:color w:val="9E5B71"/>
-          <w:sz w:val="19"/>
-          <w:szCs w:val="24"/>
-          <w:highlight w:val="white"/>
-        </w:rPr>
-        <w:t>\n</w:t>
-      </w:r>
-      <w:r>
-        <w:rPr>
-          <w:rFonts w:hint="default" w:ascii="Cascadia Mono" w:hAnsi="Cascadia Mono" w:eastAsia="Cascadia Mono"/>
-          <w:color w:val="A31515"/>
-          <w:sz w:val="19"/>
-          <w:szCs w:val="24"/>
-          <w:highlight w:val="white"/>
-        </w:rPr>
-        <w:t>Запись файла:"</w:t>
-      </w:r>
-      <w:r>
-        <w:rPr>
-          <w:rFonts w:hint="default" w:ascii="Cascadia Mono" w:hAnsi="Cascadia Mono" w:eastAsia="Cascadia Mono"/>
-          <w:color w:val="000000"/>
-          <w:sz w:val="19"/>
-          <w:szCs w:val="24"/>
-          <w:highlight w:val="white"/>
-        </w:rPr>
-        <w:t>);</w:t>
-      </w:r>
-    </w:p>
-    <w:p>
-      <w:pPr>
-        <w:spacing w:beforeLines="0" w:afterLines="0"/>
-        <w:jc w:val="left"/>
-        <w:rPr>
-          <w:rFonts w:hint="default" w:ascii="Cascadia Mono" w:hAnsi="Cascadia Mono" w:eastAsia="Cascadia Mono"/>
-          <w:color w:val="000000"/>
-          <w:sz w:val="19"/>
-          <w:szCs w:val="24"/>
-          <w:highlight w:val="white"/>
-        </w:rPr>
-      </w:pPr>
-      <w:r>
-        <w:rPr>
-          <w:rFonts w:hint="default" w:ascii="Cascadia Mono" w:hAnsi="Cascadia Mono" w:eastAsia="Cascadia Mono"/>
-          <w:color w:val="000000"/>
-          <w:sz w:val="19"/>
-          <w:szCs w:val="24"/>
-          <w:highlight w:val="white"/>
-        </w:rPr>
-        <w:t xml:space="preserve">            fileSystem.WriteFile(</w:t>
-      </w:r>
-      <w:r>
-        <w:rPr>
-          <w:rFonts w:hint="default" w:ascii="Cascadia Mono" w:hAnsi="Cascadia Mono" w:eastAsia="Cascadia Mono"/>
-          <w:color w:val="A31515"/>
-          <w:sz w:val="19"/>
-          <w:szCs w:val="24"/>
-          <w:highlight w:val="white"/>
-        </w:rPr>
-        <w:t>"/Документы/newfile.txt"</w:t>
-      </w:r>
-      <w:r>
-        <w:rPr>
-          <w:rFonts w:hint="default" w:ascii="Cascadia Mono" w:hAnsi="Cascadia Mono" w:eastAsia="Cascadia Mono"/>
-          <w:color w:val="000000"/>
-          <w:sz w:val="19"/>
-          <w:szCs w:val="24"/>
-          <w:highlight w:val="white"/>
-        </w:rPr>
-        <w:t xml:space="preserve">, </w:t>
-      </w:r>
-      <w:r>
-        <w:rPr>
-          <w:rFonts w:hint="default" w:ascii="Cascadia Mono" w:hAnsi="Cascadia Mono" w:eastAsia="Cascadia Mono"/>
-          <w:color w:val="0000FF"/>
-          <w:sz w:val="19"/>
-          <w:szCs w:val="24"/>
-          <w:highlight w:val="white"/>
-        </w:rPr>
-        <w:t>new</w:t>
-      </w:r>
-      <w:r>
-        <w:rPr>
-          <w:rFonts w:hint="default" w:ascii="Cascadia Mono" w:hAnsi="Cascadia Mono" w:eastAsia="Cascadia Mono"/>
-          <w:color w:val="000000"/>
-          <w:sz w:val="19"/>
-          <w:szCs w:val="24"/>
-          <w:highlight w:val="white"/>
-        </w:rPr>
-        <w:t xml:space="preserve"> </w:t>
-      </w:r>
-      <w:r>
-        <w:rPr>
-          <w:rFonts w:hint="default" w:ascii="Cascadia Mono" w:hAnsi="Cascadia Mono" w:eastAsia="Cascadia Mono"/>
-          <w:color w:val="0000FF"/>
-          <w:sz w:val="19"/>
-          <w:szCs w:val="24"/>
-          <w:highlight w:val="white"/>
-        </w:rPr>
-        <w:t>byte</w:t>
-      </w:r>
-      <w:r>
-        <w:rPr>
-          <w:rFonts w:hint="default" w:ascii="Cascadia Mono" w:hAnsi="Cascadia Mono" w:eastAsia="Cascadia Mono"/>
-          <w:color w:val="000000"/>
-          <w:sz w:val="19"/>
-          <w:szCs w:val="24"/>
-          <w:highlight w:val="white"/>
-        </w:rPr>
-        <w:t>[] { 1, 2, 3, 4 });</w:t>
-      </w:r>
-    </w:p>
-    <w:p>
-      <w:pPr>
-        <w:spacing w:beforeLines="0" w:afterLines="0"/>
-        <w:jc w:val="left"/>
-        <w:rPr>
-          <w:rFonts w:hint="default" w:ascii="Cascadia Mono" w:hAnsi="Cascadia Mono" w:eastAsia="Cascadia Mono"/>
-          <w:color w:val="000000"/>
-          <w:sz w:val="19"/>
-          <w:szCs w:val="24"/>
-          <w:highlight w:val="white"/>
-        </w:rPr>
-      </w:pPr>
-    </w:p>
-    <w:p>
-      <w:pPr>
-        <w:spacing w:beforeLines="0" w:afterLines="0"/>
-        <w:jc w:val="left"/>
-        <w:rPr>
-          <w:rFonts w:hint="default" w:ascii="Cascadia Mono" w:hAnsi="Cascadia Mono" w:eastAsia="Cascadia Mono"/>
-          <w:color w:val="000000"/>
-          <w:sz w:val="19"/>
-          <w:szCs w:val="24"/>
-          <w:highlight w:val="white"/>
-        </w:rPr>
-      </w:pPr>
-      <w:r>
-        <w:rPr>
-          <w:rFonts w:hint="default" w:ascii="Cascadia Mono" w:hAnsi="Cascadia Mono" w:eastAsia="Cascadia Mono"/>
-          <w:color w:val="000000"/>
-          <w:sz w:val="19"/>
-          <w:szCs w:val="24"/>
-          <w:highlight w:val="white"/>
-        </w:rPr>
-        <w:t xml:space="preserve">            </w:t>
-      </w:r>
-      <w:r>
-        <w:rPr>
-          <w:rFonts w:hint="default" w:ascii="Cascadia Mono" w:hAnsi="Cascadia Mono" w:eastAsia="Cascadia Mono"/>
-          <w:color w:val="2B91AF"/>
-          <w:sz w:val="19"/>
-          <w:szCs w:val="24"/>
-          <w:highlight w:val="white"/>
-        </w:rPr>
-        <w:t>Console</w:t>
-      </w:r>
-      <w:r>
-        <w:rPr>
-          <w:rFonts w:hint="default" w:ascii="Cascadia Mono" w:hAnsi="Cascadia Mono" w:eastAsia="Cascadia Mono"/>
-          <w:color w:val="000000"/>
-          <w:sz w:val="19"/>
-          <w:szCs w:val="24"/>
-          <w:highlight w:val="white"/>
-        </w:rPr>
-        <w:t>.WriteLine(</w:t>
-      </w:r>
-      <w:r>
-        <w:rPr>
-          <w:rFonts w:hint="default" w:ascii="Cascadia Mono" w:hAnsi="Cascadia Mono" w:eastAsia="Cascadia Mono"/>
-          <w:color w:val="A31515"/>
-          <w:sz w:val="19"/>
-          <w:szCs w:val="24"/>
-          <w:highlight w:val="white"/>
-        </w:rPr>
-        <w:t>"</w:t>
-      </w:r>
-      <w:r>
-        <w:rPr>
-          <w:rFonts w:hint="default" w:ascii="Cascadia Mono" w:hAnsi="Cascadia Mono" w:eastAsia="Cascadia Mono"/>
-          <w:color w:val="9E5B71"/>
-          <w:sz w:val="19"/>
-          <w:szCs w:val="24"/>
-          <w:highlight w:val="white"/>
-        </w:rPr>
-        <w:t>\n</w:t>
-      </w:r>
-      <w:r>
-        <w:rPr>
-          <w:rFonts w:hint="default" w:ascii="Cascadia Mono" w:hAnsi="Cascadia Mono" w:eastAsia="Cascadia Mono"/>
-          <w:color w:val="A31515"/>
-          <w:sz w:val="19"/>
-          <w:szCs w:val="24"/>
-          <w:highlight w:val="white"/>
-        </w:rPr>
-        <w:t>Удаление элемента:"</w:t>
-      </w:r>
-      <w:r>
-        <w:rPr>
-          <w:rFonts w:hint="default" w:ascii="Cascadia Mono" w:hAnsi="Cascadia Mono" w:eastAsia="Cascadia Mono"/>
-          <w:color w:val="000000"/>
-          <w:sz w:val="19"/>
-          <w:szCs w:val="24"/>
-          <w:highlight w:val="white"/>
-        </w:rPr>
-        <w:t>);</w:t>
-      </w:r>
-    </w:p>
-    <w:p>
-      <w:pPr>
-        <w:spacing w:beforeLines="0" w:afterLines="0"/>
-        <w:jc w:val="left"/>
-        <w:rPr>
-          <w:rFonts w:hint="default" w:ascii="Cascadia Mono" w:hAnsi="Cascadia Mono" w:eastAsia="Cascadia Mono"/>
-          <w:color w:val="000000"/>
-          <w:sz w:val="19"/>
-          <w:szCs w:val="24"/>
-          <w:highlight w:val="white"/>
-        </w:rPr>
-      </w:pPr>
-      <w:r>
-        <w:rPr>
-          <w:rFonts w:hint="default" w:ascii="Cascadia Mono" w:hAnsi="Cascadia Mono" w:eastAsia="Cascadia Mono"/>
-          <w:color w:val="000000"/>
-          <w:sz w:val="19"/>
-          <w:szCs w:val="24"/>
-          <w:highlight w:val="white"/>
-        </w:rPr>
-        <w:t xml:space="preserve">            fileSystem.DeleteItem(</w:t>
-      </w:r>
-      <w:r>
-        <w:rPr>
-          <w:rFonts w:hint="default" w:ascii="Cascadia Mono" w:hAnsi="Cascadia Mono" w:eastAsia="Cascadia Mono"/>
-          <w:color w:val="A31515"/>
-          <w:sz w:val="19"/>
-          <w:szCs w:val="24"/>
-          <w:highlight w:val="white"/>
-        </w:rPr>
-        <w:t>"/Рабочее/presentation.pptx"</w:t>
-      </w:r>
-      <w:r>
-        <w:rPr>
-          <w:rFonts w:hint="default" w:ascii="Cascadia Mono" w:hAnsi="Cascadia Mono" w:eastAsia="Cascadia Mono"/>
-          <w:color w:val="000000"/>
-          <w:sz w:val="19"/>
-          <w:szCs w:val="24"/>
-          <w:highlight w:val="white"/>
-        </w:rPr>
-        <w:t>);</w:t>
-      </w:r>
-    </w:p>
-    <w:p>
-      <w:pPr>
-        <w:spacing w:beforeLines="0" w:afterLines="0"/>
-        <w:jc w:val="left"/>
-        <w:rPr>
-          <w:rFonts w:hint="default" w:ascii="Cascadia Mono" w:hAnsi="Cascadia Mono" w:eastAsia="Cascadia Mono"/>
-          <w:color w:val="000000"/>
-          <w:sz w:val="19"/>
-          <w:szCs w:val="24"/>
-          <w:highlight w:val="white"/>
-        </w:rPr>
-      </w:pPr>
-    </w:p>
-    <w:p>
-      <w:pPr>
-        <w:spacing w:beforeLines="0" w:afterLines="0"/>
-        <w:jc w:val="left"/>
-        <w:rPr>
-          <w:rFonts w:hint="default" w:ascii="Cascadia Mono" w:hAnsi="Cascadia Mono" w:eastAsia="Cascadia Mono"/>
-          <w:color w:val="000000"/>
-          <w:sz w:val="19"/>
-          <w:szCs w:val="24"/>
-          <w:highlight w:val="white"/>
-        </w:rPr>
-      </w:pPr>
-      <w:r>
-        <w:rPr>
-          <w:rFonts w:hint="default" w:ascii="Cascadia Mono" w:hAnsi="Cascadia Mono" w:eastAsia="Cascadia Mono"/>
-          <w:color w:val="000000"/>
-          <w:sz w:val="19"/>
-          <w:szCs w:val="24"/>
-          <w:highlight w:val="white"/>
-        </w:rPr>
-        <w:t xml:space="preserve">            </w:t>
-      </w:r>
-      <w:r>
-        <w:rPr>
-          <w:rFonts w:hint="default" w:ascii="Cascadia Mono" w:hAnsi="Cascadia Mono" w:eastAsia="Cascadia Mono"/>
-          <w:color w:val="2B91AF"/>
-          <w:sz w:val="19"/>
-          <w:szCs w:val="24"/>
-          <w:highlight w:val="white"/>
-        </w:rPr>
-        <w:t>Console</w:t>
-      </w:r>
-      <w:r>
-        <w:rPr>
-          <w:rFonts w:hint="default" w:ascii="Cascadia Mono" w:hAnsi="Cascadia Mono" w:eastAsia="Cascadia Mono"/>
-          <w:color w:val="000000"/>
-          <w:sz w:val="19"/>
-          <w:szCs w:val="24"/>
-          <w:highlight w:val="white"/>
-        </w:rPr>
-        <w:t>.WriteLine(</w:t>
-      </w:r>
-      <w:r>
-        <w:rPr>
-          <w:rFonts w:hint="default" w:ascii="Cascadia Mono" w:hAnsi="Cascadia Mono" w:eastAsia="Cascadia Mono"/>
-          <w:color w:val="A31515"/>
-          <w:sz w:val="19"/>
-          <w:szCs w:val="24"/>
-          <w:highlight w:val="white"/>
-        </w:rPr>
-        <w:t>"</w:t>
-      </w:r>
-      <w:r>
-        <w:rPr>
-          <w:rFonts w:hint="default" w:ascii="Cascadia Mono" w:hAnsi="Cascadia Mono" w:eastAsia="Cascadia Mono"/>
-          <w:color w:val="9E5B71"/>
-          <w:sz w:val="19"/>
-          <w:szCs w:val="24"/>
-          <w:highlight w:val="white"/>
-        </w:rPr>
-        <w:t>\n</w:t>
-      </w:r>
-      <w:r>
-        <w:rPr>
-          <w:rFonts w:hint="default" w:ascii="Cascadia Mono" w:hAnsi="Cascadia Mono" w:eastAsia="Cascadia Mono"/>
-          <w:color w:val="A31515"/>
-          <w:sz w:val="19"/>
-          <w:szCs w:val="24"/>
-          <w:highlight w:val="white"/>
-        </w:rPr>
-        <w:t>Попытка прочитать папку как файл (должна быть ошибка):"</w:t>
-      </w:r>
-      <w:r>
-        <w:rPr>
-          <w:rFonts w:hint="default" w:ascii="Cascadia Mono" w:hAnsi="Cascadia Mono" w:eastAsia="Cascadia Mono"/>
-          <w:color w:val="000000"/>
-          <w:sz w:val="19"/>
-          <w:szCs w:val="24"/>
-          <w:highlight w:val="white"/>
-        </w:rPr>
-        <w:t>);</w:t>
-      </w:r>
-    </w:p>
-    <w:p>
-      <w:pPr>
-        <w:spacing w:beforeLines="0" w:afterLines="0"/>
-        <w:jc w:val="left"/>
-        <w:rPr>
-          <w:rFonts w:hint="default" w:ascii="Cascadia Mono" w:hAnsi="Cascadia Mono" w:eastAsia="Cascadia Mono"/>
-          <w:color w:val="000000"/>
-          <w:sz w:val="19"/>
-          <w:szCs w:val="24"/>
-          <w:highlight w:val="white"/>
-        </w:rPr>
-      </w:pPr>
-      <w:r>
-        <w:rPr>
-          <w:rFonts w:hint="default" w:ascii="Cascadia Mono" w:hAnsi="Cascadia Mono" w:eastAsia="Cascadia Mono"/>
-          <w:color w:val="000000"/>
-          <w:sz w:val="19"/>
-          <w:szCs w:val="24"/>
-          <w:highlight w:val="white"/>
-        </w:rPr>
-        <w:t xml:space="preserve">            fileSystem.ReadFile(</w:t>
-      </w:r>
-      <w:r>
-        <w:rPr>
-          <w:rFonts w:hint="default" w:ascii="Cascadia Mono" w:hAnsi="Cascadia Mono" w:eastAsia="Cascadia Mono"/>
-          <w:color w:val="A31515"/>
-          <w:sz w:val="19"/>
-          <w:szCs w:val="24"/>
-          <w:highlight w:val="white"/>
-        </w:rPr>
-        <w:t>"/Медиа"</w:t>
-      </w:r>
-      <w:r>
-        <w:rPr>
-          <w:rFonts w:hint="default" w:ascii="Cascadia Mono" w:hAnsi="Cascadia Mono" w:eastAsia="Cascadia Mono"/>
-          <w:color w:val="000000"/>
-          <w:sz w:val="19"/>
-          <w:szCs w:val="24"/>
-          <w:highlight w:val="white"/>
-        </w:rPr>
-        <w:t>);</w:t>
-      </w:r>
-    </w:p>
-    <w:p>
-      <w:pPr>
-        <w:spacing w:beforeLines="0" w:afterLines="0"/>
-        <w:jc w:val="left"/>
-        <w:rPr>
-          <w:rFonts w:hint="default" w:ascii="Cascadia Mono" w:hAnsi="Cascadia Mono" w:eastAsia="Cascadia Mono"/>
-          <w:color w:val="000000"/>
-          <w:sz w:val="19"/>
-          <w:szCs w:val="24"/>
-          <w:highlight w:val="white"/>
-        </w:rPr>
-      </w:pPr>
       <w:r>
         <w:rPr>
           <w:rFonts w:hint="default" w:ascii="Cascadia Mono" w:hAnsi="Cascadia Mono" w:eastAsia="Cascadia Mono"/>
@@ -24491,6 +24142,8 @@
         </w:rPr>
         <w:t>}</w:t>
       </w:r>
+      <w:bookmarkStart w:id="8" w:name="_GoBack"/>
+      <w:bookmarkEnd w:id="8"/>
     </w:p>
     <w:p>
       <w:pPr>
@@ -26435,19 +26088,7 @@
           <w:szCs w:val="24"/>
           <w:highlight w:val="white"/>
         </w:rPr>
-        <w:t>.Now.ToStri</w:t>
-      </w:r>
-      <w:bookmarkStart w:id="8" w:name="_GoBack"/>
-      <w:bookmarkEnd w:id="8"/>
-      <w:r>
-        <w:rPr>
-          <w:rFonts w:hint="default" w:ascii="Cascadia Mono" w:hAnsi="Cascadia Mono" w:eastAsia="Cascadia Mono"/>
-          <w:color w:val="000000"/>
-          <w:sz w:val="19"/>
-          <w:szCs w:val="24"/>
-          <w:highlight w:val="white"/>
-        </w:rPr>
-        <w:t>ng(</w:t>
+        <w:t>.Now.ToString(</w:t>
       </w:r>
       <w:r>
         <w:rPr>
@@ -29887,38 +29528,30 @@
     <w:p>
       <w:pPr>
         <w:spacing w:beforeLines="0" w:afterLines="0"/>
-        <w:jc w:val="left"/>
-        <w:rPr>
-          <w:rFonts w:hint="default" w:ascii="Cascadia Mono" w:hAnsi="Cascadia Mono" w:eastAsia="Cascadia Mono"/>
-          <w:color w:val="000000"/>
-          <w:sz w:val="19"/>
-          <w:szCs w:val="24"/>
-          <w:highlight w:val="white"/>
-        </w:rPr>
-      </w:pPr>
-    </w:p>
-    <w:p>
-      <w:pPr>
-        <w:spacing w:beforeLines="0" w:afterLines="0"/>
-        <w:jc w:val="left"/>
-        <w:rPr>
-          <w:rFonts w:hint="default" w:ascii="Cascadia Mono" w:hAnsi="Cascadia Mono" w:eastAsia="Cascadia Mono"/>
-          <w:color w:val="000000"/>
-          <w:sz w:val="19"/>
-          <w:szCs w:val="24"/>
-          <w:highlight w:val="white"/>
-        </w:rPr>
-      </w:pPr>
-      <w:r>
-        <w:rPr>
-          <w:rFonts w:hint="default" w:ascii="Cascadia Mono" w:hAnsi="Cascadia Mono" w:eastAsia="Cascadia Mono"/>
-          <w:color w:val="000000"/>
-          <w:sz w:val="19"/>
-          <w:szCs w:val="24"/>
-          <w:highlight w:val="white"/>
-        </w:rPr>
-        <w:t xml:space="preserve">            </w:t>
-      </w:r>
+        <w:ind w:left="1416" w:leftChars="0"/>
+        <w:jc w:val="left"/>
+        <w:rPr>
+          <w:rFonts w:hint="default" w:ascii="Cascadia Mono" w:hAnsi="Cascadia Mono" w:eastAsia="Cascadia Mono"/>
+          <w:color w:val="000000"/>
+          <w:sz w:val="19"/>
+          <w:szCs w:val="24"/>
+          <w:highlight w:val="white"/>
+        </w:rPr>
+      </w:pPr>
+    </w:p>
+    <w:p>
+      <w:pPr>
+        <w:spacing w:beforeLines="0" w:afterLines="0"/>
+        <w:ind w:left="1416" w:leftChars="0"/>
+        <w:jc w:val="left"/>
+        <w:rPr>
+          <w:rFonts w:hint="default" w:ascii="Cascadia Mono" w:hAnsi="Cascadia Mono" w:eastAsia="Cascadia Mono"/>
+          <w:color w:val="000000"/>
+          <w:sz w:val="19"/>
+          <w:szCs w:val="24"/>
+          <w:highlight w:val="white"/>
+        </w:rPr>
+      </w:pPr>
       <w:r>
         <w:rPr>
           <w:rFonts w:hint="default" w:ascii="Cascadia Mono" w:hAnsi="Cascadia Mono" w:eastAsia="Cascadia Mono"/>
@@ -29983,51 +29616,30 @@
     <w:p>
       <w:pPr>
         <w:spacing w:beforeLines="0" w:afterLines="0"/>
-        <w:jc w:val="left"/>
-        <w:rPr>
-          <w:rFonts w:hint="default" w:ascii="Cascadia Mono" w:hAnsi="Cascadia Mono" w:eastAsia="Cascadia Mono"/>
-          <w:color w:val="000000"/>
-          <w:sz w:val="19"/>
-          <w:szCs w:val="24"/>
-          <w:highlight w:val="white"/>
-        </w:rPr>
-      </w:pPr>
-    </w:p>
-    <w:p>
-      <w:pPr>
-        <w:spacing w:beforeLines="0" w:afterLines="0"/>
-        <w:jc w:val="left"/>
-        <w:rPr>
-          <w:rFonts w:hint="default" w:ascii="Cascadia Mono" w:hAnsi="Cascadia Mono" w:eastAsia="Cascadia Mono"/>
-          <w:color w:val="000000"/>
-          <w:sz w:val="19"/>
-          <w:szCs w:val="24"/>
-          <w:highlight w:val="white"/>
-        </w:rPr>
-      </w:pPr>
-    </w:p>
-    <w:p>
-      <w:pPr>
-        <w:spacing w:beforeLines="0" w:afterLines="0"/>
-        <w:jc w:val="left"/>
-        <w:rPr>
-          <w:rFonts w:hint="default" w:ascii="Cascadia Mono" w:hAnsi="Cascadia Mono" w:eastAsia="Cascadia Mono"/>
-          <w:color w:val="000000"/>
-          <w:sz w:val="19"/>
-          <w:szCs w:val="24"/>
-          <w:highlight w:val="white"/>
-        </w:rPr>
-      </w:pPr>
-      <w:r>
-        <w:rPr>
-          <w:rFonts w:hint="default" w:ascii="Cascadia Mono" w:hAnsi="Cascadia Mono" w:eastAsia="Cascadia Mono"/>
-          <w:color w:val="000000"/>
-          <w:sz w:val="19"/>
-          <w:szCs w:val="24"/>
-          <w:highlight w:val="white"/>
-        </w:rPr>
-        <w:t xml:space="preserve">            </w:t>
-      </w:r>
+        <w:ind w:left="1416" w:leftChars="0"/>
+        <w:jc w:val="left"/>
+        <w:rPr>
+          <w:rFonts w:hint="default" w:ascii="Cascadia Mono" w:hAnsi="Cascadia Mono" w:eastAsia="Cascadia Mono"/>
+          <w:color w:val="000000"/>
+          <w:sz w:val="19"/>
+          <w:szCs w:val="24"/>
+          <w:highlight w:val="white"/>
+        </w:rPr>
+      </w:pPr>
+    </w:p>
+    <w:p>
+      <w:pPr>
+        <w:spacing w:beforeLines="0" w:afterLines="0"/>
+        <w:ind w:left="1416" w:leftChars="0"/>
+        <w:jc w:val="left"/>
+        <w:rPr>
+          <w:rFonts w:hint="default" w:ascii="Cascadia Mono" w:hAnsi="Cascadia Mono" w:eastAsia="Cascadia Mono"/>
+          <w:color w:val="000000"/>
+          <w:sz w:val="19"/>
+          <w:szCs w:val="24"/>
+          <w:highlight w:val="white"/>
+        </w:rPr>
+      </w:pPr>
       <w:r>
         <w:rPr>
           <w:rFonts w:hint="default" w:ascii="Cascadia Mono" w:hAnsi="Cascadia Mono" w:eastAsia="Cascadia Mono"/>
@@ -30072,25 +29684,16 @@
     <w:p>
       <w:pPr>
         <w:spacing w:beforeLines="0" w:afterLines="0"/>
-        <w:jc w:val="left"/>
-        <w:rPr>
-          <w:rFonts w:hint="default" w:ascii="Cascadia Mono" w:hAnsi="Cascadia Mono" w:eastAsia="Cascadia Mono"/>
-          <w:color w:val="000000"/>
-          <w:sz w:val="19"/>
-          <w:szCs w:val="24"/>
-          <w:highlight w:val="white"/>
-        </w:rPr>
-      </w:pPr>
-      <w:r>
-        <w:rPr>
-          <w:rFonts w:hint="default" w:ascii="Cascadia Mono" w:hAnsi="Cascadia Mono" w:eastAsia="Cascadia Mono"/>
-          <w:color w:val="000000"/>
-          <w:sz w:val="19"/>
-          <w:szCs w:val="24"/>
-          <w:highlight w:val="white"/>
-        </w:rPr>
-        <w:t xml:space="preserve">            </w:t>
-      </w:r>
+        <w:ind w:left="1416" w:leftChars="0"/>
+        <w:jc w:val="left"/>
+        <w:rPr>
+          <w:rFonts w:hint="default" w:ascii="Cascadia Mono" w:hAnsi="Cascadia Mono" w:eastAsia="Cascadia Mono"/>
+          <w:color w:val="000000"/>
+          <w:sz w:val="19"/>
+          <w:szCs w:val="24"/>
+          <w:highlight w:val="white"/>
+        </w:rPr>
+      </w:pPr>
       <w:r>
         <w:rPr>
           <w:rFonts w:hint="default" w:ascii="Cascadia Mono" w:hAnsi="Cascadia Mono" w:eastAsia="Cascadia Mono"/>
@@ -30135,25 +29738,16 @@
     <w:p>
       <w:pPr>
         <w:spacing w:beforeLines="0" w:afterLines="0"/>
-        <w:jc w:val="left"/>
-        <w:rPr>
-          <w:rFonts w:hint="default" w:ascii="Cascadia Mono" w:hAnsi="Cascadia Mono" w:eastAsia="Cascadia Mono"/>
-          <w:color w:val="000000"/>
-          <w:sz w:val="19"/>
-          <w:szCs w:val="24"/>
-          <w:highlight w:val="white"/>
-        </w:rPr>
-      </w:pPr>
-      <w:r>
-        <w:rPr>
-          <w:rFonts w:hint="default" w:ascii="Cascadia Mono" w:hAnsi="Cascadia Mono" w:eastAsia="Cascadia Mono"/>
-          <w:color w:val="000000"/>
-          <w:sz w:val="19"/>
-          <w:szCs w:val="24"/>
-          <w:highlight w:val="white"/>
-        </w:rPr>
-        <w:t xml:space="preserve">            </w:t>
-      </w:r>
+        <w:ind w:left="1416" w:leftChars="0"/>
+        <w:jc w:val="left"/>
+        <w:rPr>
+          <w:rFonts w:hint="default" w:ascii="Cascadia Mono" w:hAnsi="Cascadia Mono" w:eastAsia="Cascadia Mono"/>
+          <w:color w:val="000000"/>
+          <w:sz w:val="19"/>
+          <w:szCs w:val="24"/>
+          <w:highlight w:val="white"/>
+        </w:rPr>
+      </w:pPr>
       <w:r>
         <w:rPr>
           <w:rFonts w:hint="default" w:ascii="Cascadia Mono" w:hAnsi="Cascadia Mono" w:eastAsia="Cascadia Mono"/>
@@ -30218,47 +29812,49 @@
     <w:p>
       <w:pPr>
         <w:spacing w:beforeLines="0" w:afterLines="0"/>
-        <w:jc w:val="left"/>
-        <w:rPr>
-          <w:rFonts w:hint="default" w:ascii="Cascadia Mono" w:hAnsi="Cascadia Mono" w:eastAsia="Cascadia Mono"/>
-          <w:color w:val="000000"/>
-          <w:sz w:val="19"/>
-          <w:szCs w:val="24"/>
-          <w:highlight w:val="white"/>
-        </w:rPr>
-      </w:pPr>
-      <w:r>
-        <w:rPr>
-          <w:rFonts w:hint="default" w:ascii="Cascadia Mono" w:hAnsi="Cascadia Mono" w:eastAsia="Cascadia Mono"/>
-          <w:color w:val="000000"/>
-          <w:sz w:val="19"/>
-          <w:szCs w:val="24"/>
-          <w:highlight w:val="white"/>
-        </w:rPr>
-        <w:t xml:space="preserve">            {</w:t>
-      </w:r>
-    </w:p>
-    <w:p>
-      <w:pPr>
-        <w:spacing w:beforeLines="0" w:afterLines="0"/>
-        <w:jc w:val="left"/>
-        <w:rPr>
-          <w:rFonts w:hint="default" w:ascii="Cascadia Mono" w:hAnsi="Cascadia Mono" w:eastAsia="Cascadia Mono"/>
-          <w:color w:val="000000"/>
-          <w:sz w:val="19"/>
-          <w:szCs w:val="24"/>
-          <w:highlight w:val="white"/>
-        </w:rPr>
-      </w:pPr>
-      <w:r>
-        <w:rPr>
-          <w:rFonts w:hint="default" w:ascii="Cascadia Mono" w:hAnsi="Cascadia Mono" w:eastAsia="Cascadia Mono"/>
-          <w:color w:val="000000"/>
-          <w:sz w:val="19"/>
-          <w:szCs w:val="24"/>
-          <w:highlight w:val="white"/>
-        </w:rPr>
-        <w:t xml:space="preserve">                </w:t>
+        <w:ind w:left="1416" w:leftChars="0"/>
+        <w:jc w:val="left"/>
+        <w:rPr>
+          <w:rFonts w:hint="default" w:ascii="Cascadia Mono" w:hAnsi="Cascadia Mono" w:eastAsia="Cascadia Mono"/>
+          <w:color w:val="000000"/>
+          <w:sz w:val="19"/>
+          <w:szCs w:val="24"/>
+          <w:highlight w:val="white"/>
+        </w:rPr>
+      </w:pPr>
+      <w:r>
+        <w:rPr>
+          <w:rFonts w:hint="default" w:ascii="Cascadia Mono" w:hAnsi="Cascadia Mono" w:eastAsia="Cascadia Mono"/>
+          <w:color w:val="000000"/>
+          <w:sz w:val="19"/>
+          <w:szCs w:val="24"/>
+          <w:highlight w:val="white"/>
+        </w:rPr>
+        <w:t>{</w:t>
+      </w:r>
+    </w:p>
+    <w:p>
+      <w:pPr>
+        <w:spacing w:beforeLines="0" w:afterLines="0"/>
+        <w:ind w:left="1416" w:leftChars="0"/>
+        <w:jc w:val="left"/>
+        <w:rPr>
+          <w:rFonts w:hint="default" w:ascii="Cascadia Mono" w:hAnsi="Cascadia Mono" w:eastAsia="Cascadia Mono"/>
+          <w:color w:val="000000"/>
+          <w:sz w:val="19"/>
+          <w:szCs w:val="24"/>
+          <w:highlight w:val="white"/>
+        </w:rPr>
+      </w:pPr>
+      <w:r>
+        <w:rPr>
+          <w:rFonts w:hint="default" w:ascii="Cascadia Mono" w:hAnsi="Cascadia Mono" w:eastAsia="Cascadia Mono"/>
+          <w:color w:val="000000"/>
+          <w:sz w:val="19"/>
+          <w:szCs w:val="24"/>
+          <w:highlight w:val="white"/>
+        </w:rPr>
+        <w:t xml:space="preserve">    </w:t>
       </w:r>
       <w:r>
         <w:rPr>
@@ -30324,61 +29920,54 @@
     <w:p>
       <w:pPr>
         <w:spacing w:beforeLines="0" w:afterLines="0"/>
-        <w:jc w:val="left"/>
-        <w:rPr>
-          <w:rFonts w:hint="default" w:ascii="Cascadia Mono" w:hAnsi="Cascadia Mono" w:eastAsia="Cascadia Mono"/>
-          <w:color w:val="000000"/>
-          <w:sz w:val="19"/>
-          <w:szCs w:val="24"/>
-          <w:highlight w:val="white"/>
-        </w:rPr>
-      </w:pPr>
-      <w:r>
-        <w:rPr>
-          <w:rFonts w:hint="default" w:ascii="Cascadia Mono" w:hAnsi="Cascadia Mono" w:eastAsia="Cascadia Mono"/>
-          <w:color w:val="000000"/>
-          <w:sz w:val="19"/>
-          <w:szCs w:val="24"/>
-          <w:highlight w:val="white"/>
-        </w:rPr>
-        <w:t xml:space="preserve">            }</w:t>
-      </w:r>
-    </w:p>
-    <w:p>
-      <w:pPr>
-        <w:spacing w:beforeLines="0" w:afterLines="0"/>
-        <w:jc w:val="left"/>
-        <w:rPr>
-          <w:rFonts w:hint="default" w:ascii="Cascadia Mono" w:hAnsi="Cascadia Mono" w:eastAsia="Cascadia Mono"/>
-          <w:color w:val="000000"/>
-          <w:sz w:val="19"/>
-          <w:szCs w:val="24"/>
-          <w:highlight w:val="white"/>
-        </w:rPr>
-      </w:pPr>
-    </w:p>
-    <w:p>
-      <w:pPr>
-        <w:spacing w:beforeLines="0" w:afterLines="0"/>
-        <w:jc w:val="left"/>
-        <w:rPr>
-          <w:rFonts w:hint="default" w:ascii="Cascadia Mono" w:hAnsi="Cascadia Mono" w:eastAsia="Cascadia Mono"/>
-          <w:color w:val="000000"/>
-          <w:sz w:val="19"/>
-          <w:szCs w:val="24"/>
-          <w:highlight w:val="white"/>
-        </w:rPr>
-      </w:pPr>
-      <w:r>
-        <w:rPr>
-          <w:rFonts w:hint="default" w:ascii="Cascadia Mono" w:hAnsi="Cascadia Mono" w:eastAsia="Cascadia Mono"/>
-          <w:color w:val="000000"/>
-          <w:sz w:val="19"/>
-          <w:szCs w:val="24"/>
-          <w:highlight w:val="white"/>
-        </w:rPr>
-        <w:t xml:space="preserve">            </w:t>
-      </w:r>
+        <w:ind w:left="1416" w:leftChars="0"/>
+        <w:jc w:val="left"/>
+        <w:rPr>
+          <w:rFonts w:hint="default" w:ascii="Cascadia Mono" w:hAnsi="Cascadia Mono" w:eastAsia="Cascadia Mono"/>
+          <w:color w:val="000000"/>
+          <w:sz w:val="19"/>
+          <w:szCs w:val="24"/>
+          <w:highlight w:val="white"/>
+        </w:rPr>
+      </w:pPr>
+      <w:r>
+        <w:rPr>
+          <w:rFonts w:hint="default" w:ascii="Cascadia Mono" w:hAnsi="Cascadia Mono" w:eastAsia="Cascadia Mono"/>
+          <w:color w:val="000000"/>
+          <w:sz w:val="19"/>
+          <w:szCs w:val="24"/>
+          <w:highlight w:val="white"/>
+        </w:rPr>
+        <w:t>}</w:t>
+      </w:r>
+    </w:p>
+    <w:p>
+      <w:pPr>
+        <w:spacing w:beforeLines="0" w:afterLines="0"/>
+        <w:ind w:left="1416" w:leftChars="0"/>
+        <w:jc w:val="left"/>
+        <w:rPr>
+          <w:rFonts w:hint="default" w:ascii="Cascadia Mono" w:hAnsi="Cascadia Mono" w:eastAsia="Cascadia Mono"/>
+          <w:color w:val="000000"/>
+          <w:sz w:val="19"/>
+          <w:szCs w:val="24"/>
+          <w:highlight w:val="white"/>
+        </w:rPr>
+      </w:pPr>
+    </w:p>
+    <w:p>
+      <w:pPr>
+        <w:spacing w:beforeLines="0" w:afterLines="0"/>
+        <w:ind w:left="1416" w:leftChars="0"/>
+        <w:jc w:val="left"/>
+        <w:rPr>
+          <w:rFonts w:hint="default" w:ascii="Cascadia Mono" w:hAnsi="Cascadia Mono" w:eastAsia="Cascadia Mono"/>
+          <w:color w:val="000000"/>
+          <w:sz w:val="19"/>
+          <w:szCs w:val="24"/>
+          <w:highlight w:val="white"/>
+        </w:rPr>
+      </w:pPr>
       <w:r>
         <w:rPr>
           <w:rFonts w:hint="default" w:ascii="Cascadia Mono" w:hAnsi="Cascadia Mono" w:eastAsia="Cascadia Mono"/>
@@ -30427,7 +30016,7 @@
           <w:szCs w:val="24"/>
           <w:highlight w:val="white"/>
         </w:rPr>
-        <w:t>Список содержимого папки 'Медиа':"</w:t>
+        <w:t>Чтение файла:"</w:t>
       </w:r>
       <w:r>
         <w:rPr>
@@ -30443,25 +30032,16 @@
     <w:p>
       <w:pPr>
         <w:spacing w:beforeLines="0" w:afterLines="0"/>
-        <w:jc w:val="left"/>
-        <w:rPr>
-          <w:rFonts w:hint="default" w:ascii="Cascadia Mono" w:hAnsi="Cascadia Mono" w:eastAsia="Cascadia Mono"/>
-          <w:color w:val="000000"/>
-          <w:sz w:val="19"/>
-          <w:szCs w:val="24"/>
-          <w:highlight w:val="white"/>
-        </w:rPr>
-      </w:pPr>
-      <w:r>
-        <w:rPr>
-          <w:rFonts w:hint="default" w:ascii="Cascadia Mono" w:hAnsi="Cascadia Mono" w:eastAsia="Cascadia Mono"/>
-          <w:color w:val="000000"/>
-          <w:sz w:val="19"/>
-          <w:szCs w:val="24"/>
-          <w:highlight w:val="white"/>
-        </w:rPr>
-        <w:t xml:space="preserve">            </w:t>
-      </w:r>
+        <w:ind w:left="1416" w:leftChars="0"/>
+        <w:jc w:val="left"/>
+        <w:rPr>
+          <w:rFonts w:hint="default" w:ascii="Cascadia Mono" w:hAnsi="Cascadia Mono" w:eastAsia="Cascadia Mono"/>
+          <w:color w:val="000000"/>
+          <w:sz w:val="19"/>
+          <w:szCs w:val="24"/>
+          <w:highlight w:val="white"/>
+        </w:rPr>
+      </w:pPr>
       <w:r>
         <w:rPr>
           <w:rFonts w:hint="default" w:ascii="Cascadia Mono" w:hAnsi="Cascadia Mono" w:eastAsia="Cascadia Mono"/>
@@ -30470,17 +30050,17 @@
           <w:szCs w:val="24"/>
           <w:highlight w:val="white"/>
         </w:rPr>
-        <w:t>var</w:t>
-      </w:r>
-      <w:r>
-        <w:rPr>
-          <w:rFonts w:hint="default" w:ascii="Cascadia Mono" w:hAnsi="Cascadia Mono" w:eastAsia="Cascadia Mono"/>
-          <w:color w:val="000000"/>
-          <w:sz w:val="19"/>
-          <w:szCs w:val="24"/>
-          <w:highlight w:val="white"/>
-        </w:rPr>
-        <w:t xml:space="preserve"> mediaItems = fileSystem.ListItems(</w:t>
+        <w:t>byte</w:t>
+      </w:r>
+      <w:r>
+        <w:rPr>
+          <w:rFonts w:hint="default" w:ascii="Cascadia Mono" w:hAnsi="Cascadia Mono" w:eastAsia="Cascadia Mono"/>
+          <w:color w:val="000000"/>
+          <w:sz w:val="19"/>
+          <w:szCs w:val="24"/>
+          <w:highlight w:val="white"/>
+        </w:rPr>
+        <w:t>[] fileData = fileSystem.ReadFile(</w:t>
       </w:r>
       <w:r>
         <w:rPr>
@@ -30490,6 +30070,912 @@
           <w:szCs w:val="24"/>
           <w:highlight w:val="white"/>
         </w:rPr>
+        <w:t>"/Медиа/video.mp4"</w:t>
+      </w:r>
+      <w:r>
+        <w:rPr>
+          <w:rFonts w:hint="default" w:ascii="Cascadia Mono" w:hAnsi="Cascadia Mono" w:eastAsia="Cascadia Mono"/>
+          <w:color w:val="000000"/>
+          <w:sz w:val="19"/>
+          <w:szCs w:val="24"/>
+          <w:highlight w:val="white"/>
+        </w:rPr>
+        <w:t>);</w:t>
+      </w:r>
+    </w:p>
+    <w:p>
+      <w:pPr>
+        <w:spacing w:beforeLines="0" w:afterLines="0"/>
+        <w:ind w:left="1416" w:leftChars="0"/>
+        <w:jc w:val="left"/>
+        <w:rPr>
+          <w:rFonts w:hint="default" w:ascii="Cascadia Mono" w:hAnsi="Cascadia Mono" w:eastAsia="Cascadia Mono"/>
+          <w:color w:val="000000"/>
+          <w:sz w:val="19"/>
+          <w:szCs w:val="24"/>
+          <w:highlight w:val="white"/>
+        </w:rPr>
+      </w:pPr>
+      <w:r>
+        <w:rPr>
+          <w:rFonts w:hint="default" w:ascii="Cascadia Mono" w:hAnsi="Cascadia Mono" w:eastAsia="Cascadia Mono"/>
+          <w:color w:val="2B91AF"/>
+          <w:sz w:val="19"/>
+          <w:szCs w:val="24"/>
+          <w:highlight w:val="white"/>
+        </w:rPr>
+        <w:t>Console</w:t>
+      </w:r>
+      <w:r>
+        <w:rPr>
+          <w:rFonts w:hint="default" w:ascii="Cascadia Mono" w:hAnsi="Cascadia Mono" w:eastAsia="Cascadia Mono"/>
+          <w:color w:val="000000"/>
+          <w:sz w:val="19"/>
+          <w:szCs w:val="24"/>
+          <w:highlight w:val="white"/>
+        </w:rPr>
+        <w:t>.WriteLine(</w:t>
+      </w:r>
+      <w:r>
+        <w:rPr>
+          <w:rFonts w:hint="default" w:ascii="Cascadia Mono" w:hAnsi="Cascadia Mono" w:eastAsia="Cascadia Mono"/>
+          <w:color w:val="A31515"/>
+          <w:sz w:val="19"/>
+          <w:szCs w:val="24"/>
+          <w:highlight w:val="white"/>
+        </w:rPr>
+        <w:t xml:space="preserve">$"Прочитано байт: </w:t>
+      </w:r>
+      <w:r>
+        <w:rPr>
+          <w:rFonts w:hint="default" w:ascii="Cascadia Mono" w:hAnsi="Cascadia Mono" w:eastAsia="Cascadia Mono"/>
+          <w:color w:val="000000"/>
+          <w:sz w:val="19"/>
+          <w:szCs w:val="24"/>
+          <w:highlight w:val="white"/>
+        </w:rPr>
+        <w:t>{fileData.Length}</w:t>
+      </w:r>
+      <w:r>
+        <w:rPr>
+          <w:rFonts w:hint="default" w:ascii="Cascadia Mono" w:hAnsi="Cascadia Mono" w:eastAsia="Cascadia Mono"/>
+          <w:color w:val="A31515"/>
+          <w:sz w:val="19"/>
+          <w:szCs w:val="24"/>
+          <w:highlight w:val="white"/>
+        </w:rPr>
+        <w:t>"</w:t>
+      </w:r>
+      <w:r>
+        <w:rPr>
+          <w:rFonts w:hint="default" w:ascii="Cascadia Mono" w:hAnsi="Cascadia Mono" w:eastAsia="Cascadia Mono"/>
+          <w:color w:val="000000"/>
+          <w:sz w:val="19"/>
+          <w:szCs w:val="24"/>
+          <w:highlight w:val="white"/>
+        </w:rPr>
+        <w:t>);</w:t>
+      </w:r>
+    </w:p>
+    <w:p>
+      <w:pPr>
+        <w:spacing w:beforeLines="0" w:afterLines="0"/>
+        <w:ind w:left="1416" w:leftChars="0"/>
+        <w:jc w:val="left"/>
+        <w:rPr>
+          <w:rFonts w:hint="default" w:ascii="Cascadia Mono" w:hAnsi="Cascadia Mono" w:eastAsia="Cascadia Mono"/>
+          <w:color w:val="000000"/>
+          <w:sz w:val="19"/>
+          <w:szCs w:val="24"/>
+          <w:highlight w:val="white"/>
+        </w:rPr>
+      </w:pPr>
+      <w:r>
+        <w:rPr>
+          <w:rFonts w:hint="default" w:ascii="Cascadia Mono" w:hAnsi="Cascadia Mono" w:eastAsia="Cascadia Mono"/>
+          <w:color w:val="0000FF"/>
+          <w:sz w:val="19"/>
+          <w:szCs w:val="24"/>
+          <w:highlight w:val="white"/>
+        </w:rPr>
+        <w:t>if</w:t>
+      </w:r>
+      <w:r>
+        <w:rPr>
+          <w:rFonts w:hint="default" w:ascii="Cascadia Mono" w:hAnsi="Cascadia Mono" w:eastAsia="Cascadia Mono"/>
+          <w:color w:val="000000"/>
+          <w:sz w:val="19"/>
+          <w:szCs w:val="24"/>
+          <w:highlight w:val="white"/>
+        </w:rPr>
+        <w:t xml:space="preserve"> (fileData.Length &gt; 0)</w:t>
+      </w:r>
+    </w:p>
+    <w:p>
+      <w:pPr>
+        <w:spacing w:beforeLines="0" w:afterLines="0"/>
+        <w:ind w:left="1416" w:leftChars="0"/>
+        <w:jc w:val="left"/>
+        <w:rPr>
+          <w:rFonts w:hint="default" w:ascii="Cascadia Mono" w:hAnsi="Cascadia Mono" w:eastAsia="Cascadia Mono"/>
+          <w:color w:val="000000"/>
+          <w:sz w:val="19"/>
+          <w:szCs w:val="24"/>
+          <w:highlight w:val="white"/>
+        </w:rPr>
+      </w:pPr>
+      <w:r>
+        <w:rPr>
+          <w:rFonts w:hint="default" w:ascii="Cascadia Mono" w:hAnsi="Cascadia Mono" w:eastAsia="Cascadia Mono"/>
+          <w:color w:val="000000"/>
+          <w:sz w:val="19"/>
+          <w:szCs w:val="24"/>
+          <w:highlight w:val="white"/>
+        </w:rPr>
+        <w:t>{</w:t>
+      </w:r>
+    </w:p>
+    <w:p>
+      <w:pPr>
+        <w:spacing w:beforeLines="0" w:afterLines="0"/>
+        <w:ind w:left="1416" w:leftChars="0"/>
+        <w:jc w:val="left"/>
+        <w:rPr>
+          <w:rFonts w:hint="default" w:ascii="Cascadia Mono" w:hAnsi="Cascadia Mono" w:eastAsia="Cascadia Mono"/>
+          <w:color w:val="000000"/>
+          <w:sz w:val="19"/>
+          <w:szCs w:val="24"/>
+          <w:highlight w:val="white"/>
+        </w:rPr>
+      </w:pPr>
+      <w:r>
+        <w:rPr>
+          <w:rFonts w:hint="default" w:ascii="Cascadia Mono" w:hAnsi="Cascadia Mono" w:eastAsia="Cascadia Mono"/>
+          <w:color w:val="000000"/>
+          <w:sz w:val="19"/>
+          <w:szCs w:val="24"/>
+          <w:highlight w:val="white"/>
+        </w:rPr>
+        <w:t xml:space="preserve">    </w:t>
+      </w:r>
+      <w:r>
+        <w:rPr>
+          <w:rFonts w:hint="default" w:ascii="Cascadia Mono" w:hAnsi="Cascadia Mono" w:eastAsia="Cascadia Mono"/>
+          <w:color w:val="2B91AF"/>
+          <w:sz w:val="19"/>
+          <w:szCs w:val="24"/>
+          <w:highlight w:val="white"/>
+        </w:rPr>
+        <w:t>Console</w:t>
+      </w:r>
+      <w:r>
+        <w:rPr>
+          <w:rFonts w:hint="default" w:ascii="Cascadia Mono" w:hAnsi="Cascadia Mono" w:eastAsia="Cascadia Mono"/>
+          <w:color w:val="000000"/>
+          <w:sz w:val="19"/>
+          <w:szCs w:val="24"/>
+          <w:highlight w:val="white"/>
+        </w:rPr>
+        <w:t>.Write(</w:t>
+      </w:r>
+      <w:r>
+        <w:rPr>
+          <w:rFonts w:hint="default" w:ascii="Cascadia Mono" w:hAnsi="Cascadia Mono" w:eastAsia="Cascadia Mono"/>
+          <w:color w:val="A31515"/>
+          <w:sz w:val="19"/>
+          <w:szCs w:val="24"/>
+          <w:highlight w:val="white"/>
+        </w:rPr>
+        <w:t>"Содержимое (первые 8 байт): "</w:t>
+      </w:r>
+      <w:r>
+        <w:rPr>
+          <w:rFonts w:hint="default" w:ascii="Cascadia Mono" w:hAnsi="Cascadia Mono" w:eastAsia="Cascadia Mono"/>
+          <w:color w:val="000000"/>
+          <w:sz w:val="19"/>
+          <w:szCs w:val="24"/>
+          <w:highlight w:val="white"/>
+        </w:rPr>
+        <w:t>);</w:t>
+      </w:r>
+    </w:p>
+    <w:p>
+      <w:pPr>
+        <w:spacing w:beforeLines="0" w:afterLines="0"/>
+        <w:ind w:left="1416" w:leftChars="0"/>
+        <w:jc w:val="left"/>
+        <w:rPr>
+          <w:rFonts w:hint="default" w:ascii="Cascadia Mono" w:hAnsi="Cascadia Mono" w:eastAsia="Cascadia Mono"/>
+          <w:color w:val="000000"/>
+          <w:sz w:val="19"/>
+          <w:szCs w:val="24"/>
+          <w:highlight w:val="white"/>
+        </w:rPr>
+      </w:pPr>
+      <w:r>
+        <w:rPr>
+          <w:rFonts w:hint="default" w:ascii="Cascadia Mono" w:hAnsi="Cascadia Mono" w:eastAsia="Cascadia Mono"/>
+          <w:color w:val="000000"/>
+          <w:sz w:val="19"/>
+          <w:szCs w:val="24"/>
+          <w:highlight w:val="white"/>
+        </w:rPr>
+        <w:t xml:space="preserve">    </w:t>
+      </w:r>
+      <w:r>
+        <w:rPr>
+          <w:rFonts w:hint="default" w:ascii="Cascadia Mono" w:hAnsi="Cascadia Mono" w:eastAsia="Cascadia Mono"/>
+          <w:color w:val="0000FF"/>
+          <w:sz w:val="19"/>
+          <w:szCs w:val="24"/>
+          <w:highlight w:val="white"/>
+        </w:rPr>
+        <w:t>for</w:t>
+      </w:r>
+      <w:r>
+        <w:rPr>
+          <w:rFonts w:hint="default" w:ascii="Cascadia Mono" w:hAnsi="Cascadia Mono" w:eastAsia="Cascadia Mono"/>
+          <w:color w:val="000000"/>
+          <w:sz w:val="19"/>
+          <w:szCs w:val="24"/>
+          <w:highlight w:val="white"/>
+        </w:rPr>
+        <w:t xml:space="preserve"> (</w:t>
+      </w:r>
+      <w:r>
+        <w:rPr>
+          <w:rFonts w:hint="default" w:ascii="Cascadia Mono" w:hAnsi="Cascadia Mono" w:eastAsia="Cascadia Mono"/>
+          <w:color w:val="0000FF"/>
+          <w:sz w:val="19"/>
+          <w:szCs w:val="24"/>
+          <w:highlight w:val="white"/>
+        </w:rPr>
+        <w:t>int</w:t>
+      </w:r>
+      <w:r>
+        <w:rPr>
+          <w:rFonts w:hint="default" w:ascii="Cascadia Mono" w:hAnsi="Cascadia Mono" w:eastAsia="Cascadia Mono"/>
+          <w:color w:val="000000"/>
+          <w:sz w:val="19"/>
+          <w:szCs w:val="24"/>
+          <w:highlight w:val="white"/>
+        </w:rPr>
+        <w:t xml:space="preserve"> i = 0; i &lt; fileData.Length; i++)</w:t>
+      </w:r>
+    </w:p>
+    <w:p>
+      <w:pPr>
+        <w:spacing w:beforeLines="0" w:afterLines="0"/>
+        <w:ind w:left="1416" w:leftChars="0"/>
+        <w:jc w:val="left"/>
+        <w:rPr>
+          <w:rFonts w:hint="default" w:ascii="Cascadia Mono" w:hAnsi="Cascadia Mono" w:eastAsia="Cascadia Mono"/>
+          <w:color w:val="000000"/>
+          <w:sz w:val="19"/>
+          <w:szCs w:val="24"/>
+          <w:highlight w:val="white"/>
+        </w:rPr>
+      </w:pPr>
+      <w:r>
+        <w:rPr>
+          <w:rFonts w:hint="default" w:ascii="Cascadia Mono" w:hAnsi="Cascadia Mono" w:eastAsia="Cascadia Mono"/>
+          <w:color w:val="000000"/>
+          <w:sz w:val="19"/>
+          <w:szCs w:val="24"/>
+          <w:highlight w:val="white"/>
+        </w:rPr>
+        <w:t xml:space="preserve">    {</w:t>
+      </w:r>
+    </w:p>
+    <w:p>
+      <w:pPr>
+        <w:spacing w:beforeLines="0" w:afterLines="0"/>
+        <w:ind w:left="1416" w:leftChars="0"/>
+        <w:jc w:val="left"/>
+        <w:rPr>
+          <w:rFonts w:hint="default" w:ascii="Cascadia Mono" w:hAnsi="Cascadia Mono" w:eastAsia="Cascadia Mono"/>
+          <w:color w:val="000000"/>
+          <w:sz w:val="19"/>
+          <w:szCs w:val="24"/>
+          <w:highlight w:val="white"/>
+        </w:rPr>
+      </w:pPr>
+      <w:r>
+        <w:rPr>
+          <w:rFonts w:hint="default" w:ascii="Cascadia Mono" w:hAnsi="Cascadia Mono" w:eastAsia="Cascadia Mono"/>
+          <w:color w:val="000000"/>
+          <w:sz w:val="19"/>
+          <w:szCs w:val="24"/>
+          <w:highlight w:val="white"/>
+        </w:rPr>
+        <w:t xml:space="preserve">        </w:t>
+      </w:r>
+      <w:r>
+        <w:rPr>
+          <w:rFonts w:hint="default" w:ascii="Cascadia Mono" w:hAnsi="Cascadia Mono" w:eastAsia="Cascadia Mono"/>
+          <w:color w:val="2B91AF"/>
+          <w:sz w:val="19"/>
+          <w:szCs w:val="24"/>
+          <w:highlight w:val="white"/>
+        </w:rPr>
+        <w:t>Console</w:t>
+      </w:r>
+      <w:r>
+        <w:rPr>
+          <w:rFonts w:hint="default" w:ascii="Cascadia Mono" w:hAnsi="Cascadia Mono" w:eastAsia="Cascadia Mono"/>
+          <w:color w:val="000000"/>
+          <w:sz w:val="19"/>
+          <w:szCs w:val="24"/>
+          <w:highlight w:val="white"/>
+        </w:rPr>
+        <w:t>.Write(</w:t>
+      </w:r>
+      <w:r>
+        <w:rPr>
+          <w:rFonts w:hint="default" w:ascii="Cascadia Mono" w:hAnsi="Cascadia Mono" w:eastAsia="Cascadia Mono"/>
+          <w:color w:val="A31515"/>
+          <w:sz w:val="19"/>
+          <w:szCs w:val="24"/>
+          <w:highlight w:val="white"/>
+        </w:rPr>
+        <w:t>$"</w:t>
+      </w:r>
+      <w:r>
+        <w:rPr>
+          <w:rFonts w:hint="default" w:ascii="Cascadia Mono" w:hAnsi="Cascadia Mono" w:eastAsia="Cascadia Mono"/>
+          <w:color w:val="000000"/>
+          <w:sz w:val="19"/>
+          <w:szCs w:val="24"/>
+          <w:highlight w:val="white"/>
+        </w:rPr>
+        <w:t>{fileData[i]}</w:t>
+      </w:r>
+      <w:r>
+        <w:rPr>
+          <w:rFonts w:hint="default" w:ascii="Cascadia Mono" w:hAnsi="Cascadia Mono" w:eastAsia="Cascadia Mono"/>
+          <w:color w:val="A31515"/>
+          <w:sz w:val="19"/>
+          <w:szCs w:val="24"/>
+          <w:highlight w:val="white"/>
+        </w:rPr>
+        <w:t xml:space="preserve"> "</w:t>
+      </w:r>
+      <w:r>
+        <w:rPr>
+          <w:rFonts w:hint="default" w:ascii="Cascadia Mono" w:hAnsi="Cascadia Mono" w:eastAsia="Cascadia Mono"/>
+          <w:color w:val="000000"/>
+          <w:sz w:val="19"/>
+          <w:szCs w:val="24"/>
+          <w:highlight w:val="white"/>
+        </w:rPr>
+        <w:t>);</w:t>
+      </w:r>
+    </w:p>
+    <w:p>
+      <w:pPr>
+        <w:spacing w:beforeLines="0" w:afterLines="0"/>
+        <w:ind w:left="1416" w:leftChars="0"/>
+        <w:jc w:val="left"/>
+        <w:rPr>
+          <w:rFonts w:hint="default" w:ascii="Cascadia Mono" w:hAnsi="Cascadia Mono" w:eastAsia="Cascadia Mono"/>
+          <w:color w:val="000000"/>
+          <w:sz w:val="19"/>
+          <w:szCs w:val="24"/>
+          <w:highlight w:val="white"/>
+        </w:rPr>
+      </w:pPr>
+      <w:r>
+        <w:rPr>
+          <w:rFonts w:hint="default" w:ascii="Cascadia Mono" w:hAnsi="Cascadia Mono" w:eastAsia="Cascadia Mono"/>
+          <w:color w:val="000000"/>
+          <w:sz w:val="19"/>
+          <w:szCs w:val="24"/>
+          <w:highlight w:val="white"/>
+        </w:rPr>
+        <w:t xml:space="preserve">    }</w:t>
+      </w:r>
+    </w:p>
+    <w:p>
+      <w:pPr>
+        <w:spacing w:beforeLines="0" w:afterLines="0"/>
+        <w:ind w:left="1416" w:leftChars="0"/>
+        <w:jc w:val="left"/>
+        <w:rPr>
+          <w:rFonts w:hint="default" w:ascii="Cascadia Mono" w:hAnsi="Cascadia Mono" w:eastAsia="Cascadia Mono"/>
+          <w:color w:val="000000"/>
+          <w:sz w:val="19"/>
+          <w:szCs w:val="24"/>
+          <w:highlight w:val="white"/>
+        </w:rPr>
+      </w:pPr>
+      <w:r>
+        <w:rPr>
+          <w:rFonts w:hint="default" w:ascii="Cascadia Mono" w:hAnsi="Cascadia Mono" w:eastAsia="Cascadia Mono"/>
+          <w:color w:val="000000"/>
+          <w:sz w:val="19"/>
+          <w:szCs w:val="24"/>
+          <w:highlight w:val="white"/>
+        </w:rPr>
+        <w:t xml:space="preserve">    </w:t>
+      </w:r>
+      <w:r>
+        <w:rPr>
+          <w:rFonts w:hint="default" w:ascii="Cascadia Mono" w:hAnsi="Cascadia Mono" w:eastAsia="Cascadia Mono"/>
+          <w:color w:val="2B91AF"/>
+          <w:sz w:val="19"/>
+          <w:szCs w:val="24"/>
+          <w:highlight w:val="white"/>
+        </w:rPr>
+        <w:t>Console</w:t>
+      </w:r>
+      <w:r>
+        <w:rPr>
+          <w:rFonts w:hint="default" w:ascii="Cascadia Mono" w:hAnsi="Cascadia Mono" w:eastAsia="Cascadia Mono"/>
+          <w:color w:val="000000"/>
+          <w:sz w:val="19"/>
+          <w:szCs w:val="24"/>
+          <w:highlight w:val="white"/>
+        </w:rPr>
+        <w:t>.WriteLine();</w:t>
+      </w:r>
+    </w:p>
+    <w:p>
+      <w:pPr>
+        <w:spacing w:beforeLines="0" w:afterLines="0"/>
+        <w:ind w:left="1416" w:leftChars="0"/>
+        <w:jc w:val="left"/>
+        <w:rPr>
+          <w:rFonts w:hint="default" w:ascii="Cascadia Mono" w:hAnsi="Cascadia Mono" w:eastAsia="Cascadia Mono"/>
+          <w:color w:val="000000"/>
+          <w:sz w:val="19"/>
+          <w:szCs w:val="24"/>
+          <w:highlight w:val="white"/>
+        </w:rPr>
+      </w:pPr>
+      <w:r>
+        <w:rPr>
+          <w:rFonts w:hint="default" w:ascii="Cascadia Mono" w:hAnsi="Cascadia Mono" w:eastAsia="Cascadia Mono"/>
+          <w:color w:val="000000"/>
+          <w:sz w:val="19"/>
+          <w:szCs w:val="24"/>
+          <w:highlight w:val="white"/>
+        </w:rPr>
+        <w:t>}</w:t>
+      </w:r>
+    </w:p>
+    <w:p>
+      <w:pPr>
+        <w:spacing w:beforeLines="0" w:afterLines="0"/>
+        <w:ind w:left="1416" w:leftChars="0"/>
+        <w:jc w:val="left"/>
+        <w:rPr>
+          <w:rFonts w:hint="default" w:ascii="Cascadia Mono" w:hAnsi="Cascadia Mono" w:eastAsia="Cascadia Mono"/>
+          <w:color w:val="000000"/>
+          <w:sz w:val="19"/>
+          <w:szCs w:val="24"/>
+          <w:highlight w:val="white"/>
+        </w:rPr>
+      </w:pPr>
+    </w:p>
+    <w:p>
+      <w:pPr>
+        <w:spacing w:beforeLines="0" w:afterLines="0"/>
+        <w:ind w:left="1416" w:leftChars="0"/>
+        <w:jc w:val="left"/>
+        <w:rPr>
+          <w:rFonts w:hint="default" w:ascii="Cascadia Mono" w:hAnsi="Cascadia Mono" w:eastAsia="Cascadia Mono"/>
+          <w:color w:val="000000"/>
+          <w:sz w:val="19"/>
+          <w:szCs w:val="24"/>
+          <w:highlight w:val="white"/>
+        </w:rPr>
+      </w:pPr>
+      <w:r>
+        <w:rPr>
+          <w:rFonts w:hint="default" w:ascii="Cascadia Mono" w:hAnsi="Cascadia Mono" w:eastAsia="Cascadia Mono"/>
+          <w:color w:val="2B91AF"/>
+          <w:sz w:val="19"/>
+          <w:szCs w:val="24"/>
+          <w:highlight w:val="white"/>
+        </w:rPr>
+        <w:t>Console</w:t>
+      </w:r>
+      <w:r>
+        <w:rPr>
+          <w:rFonts w:hint="default" w:ascii="Cascadia Mono" w:hAnsi="Cascadia Mono" w:eastAsia="Cascadia Mono"/>
+          <w:color w:val="000000"/>
+          <w:sz w:val="19"/>
+          <w:szCs w:val="24"/>
+          <w:highlight w:val="white"/>
+        </w:rPr>
+        <w:t>.WriteLine(</w:t>
+      </w:r>
+      <w:r>
+        <w:rPr>
+          <w:rFonts w:hint="default" w:ascii="Cascadia Mono" w:hAnsi="Cascadia Mono" w:eastAsia="Cascadia Mono"/>
+          <w:color w:val="A31515"/>
+          <w:sz w:val="19"/>
+          <w:szCs w:val="24"/>
+          <w:highlight w:val="white"/>
+        </w:rPr>
+        <w:t>"</w:t>
+      </w:r>
+      <w:r>
+        <w:rPr>
+          <w:rFonts w:hint="default" w:ascii="Cascadia Mono" w:hAnsi="Cascadia Mono" w:eastAsia="Cascadia Mono"/>
+          <w:color w:val="9E5B71"/>
+          <w:sz w:val="19"/>
+          <w:szCs w:val="24"/>
+          <w:highlight w:val="white"/>
+        </w:rPr>
+        <w:t>\n</w:t>
+      </w:r>
+      <w:r>
+        <w:rPr>
+          <w:rFonts w:hint="default" w:ascii="Cascadia Mono" w:hAnsi="Cascadia Mono" w:eastAsia="Cascadia Mono"/>
+          <w:color w:val="A31515"/>
+          <w:sz w:val="19"/>
+          <w:szCs w:val="24"/>
+          <w:highlight w:val="white"/>
+        </w:rPr>
+        <w:t>Запись файла:"</w:t>
+      </w:r>
+      <w:r>
+        <w:rPr>
+          <w:rFonts w:hint="default" w:ascii="Cascadia Mono" w:hAnsi="Cascadia Mono" w:eastAsia="Cascadia Mono"/>
+          <w:color w:val="000000"/>
+          <w:sz w:val="19"/>
+          <w:szCs w:val="24"/>
+          <w:highlight w:val="white"/>
+        </w:rPr>
+        <w:t>);</w:t>
+      </w:r>
+    </w:p>
+    <w:p>
+      <w:pPr>
+        <w:spacing w:beforeLines="0" w:afterLines="0"/>
+        <w:ind w:left="1416" w:leftChars="0"/>
+        <w:jc w:val="left"/>
+        <w:rPr>
+          <w:rFonts w:hint="default" w:ascii="Cascadia Mono" w:hAnsi="Cascadia Mono" w:eastAsia="Cascadia Mono"/>
+          <w:color w:val="000000"/>
+          <w:sz w:val="19"/>
+          <w:szCs w:val="24"/>
+          <w:highlight w:val="white"/>
+        </w:rPr>
+      </w:pPr>
+      <w:r>
+        <w:rPr>
+          <w:rFonts w:hint="default" w:ascii="Cascadia Mono" w:hAnsi="Cascadia Mono" w:eastAsia="Cascadia Mono"/>
+          <w:color w:val="000000"/>
+          <w:sz w:val="19"/>
+          <w:szCs w:val="24"/>
+          <w:highlight w:val="white"/>
+        </w:rPr>
+        <w:t>fileSystem.WriteFile(</w:t>
+      </w:r>
+      <w:r>
+        <w:rPr>
+          <w:rFonts w:hint="default" w:ascii="Cascadia Mono" w:hAnsi="Cascadia Mono" w:eastAsia="Cascadia Mono"/>
+          <w:color w:val="A31515"/>
+          <w:sz w:val="19"/>
+          <w:szCs w:val="24"/>
+          <w:highlight w:val="white"/>
+        </w:rPr>
+        <w:t>"/Документы/newfile.txt"</w:t>
+      </w:r>
+      <w:r>
+        <w:rPr>
+          <w:rFonts w:hint="default" w:ascii="Cascadia Mono" w:hAnsi="Cascadia Mono" w:eastAsia="Cascadia Mono"/>
+          <w:color w:val="000000"/>
+          <w:sz w:val="19"/>
+          <w:szCs w:val="24"/>
+          <w:highlight w:val="white"/>
+        </w:rPr>
+        <w:t xml:space="preserve">, </w:t>
+      </w:r>
+      <w:r>
+        <w:rPr>
+          <w:rFonts w:hint="default" w:ascii="Cascadia Mono" w:hAnsi="Cascadia Mono" w:eastAsia="Cascadia Mono"/>
+          <w:color w:val="0000FF"/>
+          <w:sz w:val="19"/>
+          <w:szCs w:val="24"/>
+          <w:highlight w:val="white"/>
+        </w:rPr>
+        <w:t>new</w:t>
+      </w:r>
+      <w:r>
+        <w:rPr>
+          <w:rFonts w:hint="default" w:ascii="Cascadia Mono" w:hAnsi="Cascadia Mono" w:eastAsia="Cascadia Mono"/>
+          <w:color w:val="000000"/>
+          <w:sz w:val="19"/>
+          <w:szCs w:val="24"/>
+          <w:highlight w:val="white"/>
+        </w:rPr>
+        <w:t xml:space="preserve"> </w:t>
+      </w:r>
+      <w:r>
+        <w:rPr>
+          <w:rFonts w:hint="default" w:ascii="Cascadia Mono" w:hAnsi="Cascadia Mono" w:eastAsia="Cascadia Mono"/>
+          <w:color w:val="0000FF"/>
+          <w:sz w:val="19"/>
+          <w:szCs w:val="24"/>
+          <w:highlight w:val="white"/>
+        </w:rPr>
+        <w:t>byte</w:t>
+      </w:r>
+      <w:r>
+        <w:rPr>
+          <w:rFonts w:hint="default" w:ascii="Cascadia Mono" w:hAnsi="Cascadia Mono" w:eastAsia="Cascadia Mono"/>
+          <w:color w:val="000000"/>
+          <w:sz w:val="19"/>
+          <w:szCs w:val="24"/>
+          <w:highlight w:val="white"/>
+        </w:rPr>
+        <w:t>[] { 1, 2, 3, 4 });</w:t>
+      </w:r>
+    </w:p>
+    <w:p>
+      <w:pPr>
+        <w:spacing w:beforeLines="0" w:afterLines="0"/>
+        <w:ind w:left="1416" w:leftChars="0"/>
+        <w:jc w:val="left"/>
+        <w:rPr>
+          <w:rFonts w:hint="default" w:ascii="Cascadia Mono" w:hAnsi="Cascadia Mono" w:eastAsia="Cascadia Mono"/>
+          <w:color w:val="000000"/>
+          <w:sz w:val="19"/>
+          <w:szCs w:val="24"/>
+          <w:highlight w:val="white"/>
+        </w:rPr>
+      </w:pPr>
+    </w:p>
+    <w:p>
+      <w:pPr>
+        <w:spacing w:beforeLines="0" w:afterLines="0"/>
+        <w:ind w:left="1416" w:leftChars="0"/>
+        <w:jc w:val="left"/>
+        <w:rPr>
+          <w:rFonts w:hint="default" w:ascii="Cascadia Mono" w:hAnsi="Cascadia Mono" w:eastAsia="Cascadia Mono"/>
+          <w:color w:val="000000"/>
+          <w:sz w:val="19"/>
+          <w:szCs w:val="24"/>
+          <w:highlight w:val="white"/>
+        </w:rPr>
+      </w:pPr>
+      <w:r>
+        <w:rPr>
+          <w:rFonts w:hint="default" w:ascii="Cascadia Mono" w:hAnsi="Cascadia Mono" w:eastAsia="Cascadia Mono"/>
+          <w:color w:val="2B91AF"/>
+          <w:sz w:val="19"/>
+          <w:szCs w:val="24"/>
+          <w:highlight w:val="white"/>
+        </w:rPr>
+        <w:t>Console</w:t>
+      </w:r>
+      <w:r>
+        <w:rPr>
+          <w:rFonts w:hint="default" w:ascii="Cascadia Mono" w:hAnsi="Cascadia Mono" w:eastAsia="Cascadia Mono"/>
+          <w:color w:val="000000"/>
+          <w:sz w:val="19"/>
+          <w:szCs w:val="24"/>
+          <w:highlight w:val="white"/>
+        </w:rPr>
+        <w:t>.WriteLine(</w:t>
+      </w:r>
+      <w:r>
+        <w:rPr>
+          <w:rFonts w:hint="default" w:ascii="Cascadia Mono" w:hAnsi="Cascadia Mono" w:eastAsia="Cascadia Mono"/>
+          <w:color w:val="A31515"/>
+          <w:sz w:val="19"/>
+          <w:szCs w:val="24"/>
+          <w:highlight w:val="white"/>
+        </w:rPr>
+        <w:t>"</w:t>
+      </w:r>
+      <w:r>
+        <w:rPr>
+          <w:rFonts w:hint="default" w:ascii="Cascadia Mono" w:hAnsi="Cascadia Mono" w:eastAsia="Cascadia Mono"/>
+          <w:color w:val="9E5B71"/>
+          <w:sz w:val="19"/>
+          <w:szCs w:val="24"/>
+          <w:highlight w:val="white"/>
+        </w:rPr>
+        <w:t>\n</w:t>
+      </w:r>
+      <w:r>
+        <w:rPr>
+          <w:rFonts w:hint="default" w:ascii="Cascadia Mono" w:hAnsi="Cascadia Mono" w:eastAsia="Cascadia Mono"/>
+          <w:color w:val="A31515"/>
+          <w:sz w:val="19"/>
+          <w:szCs w:val="24"/>
+          <w:highlight w:val="white"/>
+        </w:rPr>
+        <w:t>Удаление элемента:"</w:t>
+      </w:r>
+      <w:r>
+        <w:rPr>
+          <w:rFonts w:hint="default" w:ascii="Cascadia Mono" w:hAnsi="Cascadia Mono" w:eastAsia="Cascadia Mono"/>
+          <w:color w:val="000000"/>
+          <w:sz w:val="19"/>
+          <w:szCs w:val="24"/>
+          <w:highlight w:val="white"/>
+        </w:rPr>
+        <w:t>);</w:t>
+      </w:r>
+    </w:p>
+    <w:p>
+      <w:pPr>
+        <w:spacing w:beforeLines="0" w:afterLines="0"/>
+        <w:ind w:left="1416" w:leftChars="0"/>
+        <w:jc w:val="left"/>
+        <w:rPr>
+          <w:rFonts w:hint="default" w:ascii="Cascadia Mono" w:hAnsi="Cascadia Mono" w:eastAsia="Cascadia Mono"/>
+          <w:color w:val="000000"/>
+          <w:sz w:val="19"/>
+          <w:szCs w:val="24"/>
+          <w:highlight w:val="white"/>
+        </w:rPr>
+      </w:pPr>
+      <w:r>
+        <w:rPr>
+          <w:rFonts w:hint="default" w:ascii="Cascadia Mono" w:hAnsi="Cascadia Mono" w:eastAsia="Cascadia Mono"/>
+          <w:color w:val="000000"/>
+          <w:sz w:val="19"/>
+          <w:szCs w:val="24"/>
+          <w:highlight w:val="white"/>
+        </w:rPr>
+        <w:t>fileSystem.DeleteItem(</w:t>
+      </w:r>
+      <w:r>
+        <w:rPr>
+          <w:rFonts w:hint="default" w:ascii="Cascadia Mono" w:hAnsi="Cascadia Mono" w:eastAsia="Cascadia Mono"/>
+          <w:color w:val="A31515"/>
+          <w:sz w:val="19"/>
+          <w:szCs w:val="24"/>
+          <w:highlight w:val="white"/>
+        </w:rPr>
+        <w:t>"/Рабочее/presentation.pptx"</w:t>
+      </w:r>
+      <w:r>
+        <w:rPr>
+          <w:rFonts w:hint="default" w:ascii="Cascadia Mono" w:hAnsi="Cascadia Mono" w:eastAsia="Cascadia Mono"/>
+          <w:color w:val="000000"/>
+          <w:sz w:val="19"/>
+          <w:szCs w:val="24"/>
+          <w:highlight w:val="white"/>
+        </w:rPr>
+        <w:t>);</w:t>
+      </w:r>
+    </w:p>
+    <w:p>
+      <w:pPr>
+        <w:spacing w:beforeLines="0" w:afterLines="0"/>
+        <w:ind w:left="1416" w:leftChars="0"/>
+        <w:jc w:val="left"/>
+        <w:rPr>
+          <w:rFonts w:hint="default" w:ascii="Cascadia Mono" w:hAnsi="Cascadia Mono" w:eastAsia="Cascadia Mono"/>
+          <w:color w:val="000000"/>
+          <w:sz w:val="19"/>
+          <w:szCs w:val="24"/>
+          <w:highlight w:val="white"/>
+        </w:rPr>
+      </w:pPr>
+    </w:p>
+    <w:p>
+      <w:pPr>
+        <w:spacing w:beforeLines="0" w:afterLines="0"/>
+        <w:ind w:left="1416" w:leftChars="0"/>
+        <w:jc w:val="left"/>
+        <w:rPr>
+          <w:rFonts w:hint="default" w:ascii="Cascadia Mono" w:hAnsi="Cascadia Mono" w:eastAsia="Cascadia Mono"/>
+          <w:color w:val="000000"/>
+          <w:sz w:val="19"/>
+          <w:szCs w:val="24"/>
+          <w:highlight w:val="white"/>
+        </w:rPr>
+      </w:pPr>
+      <w:r>
+        <w:rPr>
+          <w:rFonts w:hint="default" w:ascii="Cascadia Mono" w:hAnsi="Cascadia Mono" w:eastAsia="Cascadia Mono"/>
+          <w:color w:val="2B91AF"/>
+          <w:sz w:val="19"/>
+          <w:szCs w:val="24"/>
+          <w:highlight w:val="white"/>
+        </w:rPr>
+        <w:t>Console</w:t>
+      </w:r>
+      <w:r>
+        <w:rPr>
+          <w:rFonts w:hint="default" w:ascii="Cascadia Mono" w:hAnsi="Cascadia Mono" w:eastAsia="Cascadia Mono"/>
+          <w:color w:val="000000"/>
+          <w:sz w:val="19"/>
+          <w:szCs w:val="24"/>
+          <w:highlight w:val="white"/>
+        </w:rPr>
+        <w:t>.WriteLine(</w:t>
+      </w:r>
+      <w:r>
+        <w:rPr>
+          <w:rFonts w:hint="default" w:ascii="Cascadia Mono" w:hAnsi="Cascadia Mono" w:eastAsia="Cascadia Mono"/>
+          <w:color w:val="A31515"/>
+          <w:sz w:val="19"/>
+          <w:szCs w:val="24"/>
+          <w:highlight w:val="white"/>
+        </w:rPr>
+        <w:t>"</w:t>
+      </w:r>
+      <w:r>
+        <w:rPr>
+          <w:rFonts w:hint="default" w:ascii="Cascadia Mono" w:hAnsi="Cascadia Mono" w:eastAsia="Cascadia Mono"/>
+          <w:color w:val="9E5B71"/>
+          <w:sz w:val="19"/>
+          <w:szCs w:val="24"/>
+          <w:highlight w:val="white"/>
+        </w:rPr>
+        <w:t>\n</w:t>
+      </w:r>
+      <w:r>
+        <w:rPr>
+          <w:rFonts w:hint="default" w:ascii="Cascadia Mono" w:hAnsi="Cascadia Mono" w:eastAsia="Cascadia Mono"/>
+          <w:color w:val="A31515"/>
+          <w:sz w:val="19"/>
+          <w:szCs w:val="24"/>
+          <w:highlight w:val="white"/>
+        </w:rPr>
+        <w:t>Попытка прочитать папку как файл:"</w:t>
+      </w:r>
+      <w:r>
+        <w:rPr>
+          <w:rFonts w:hint="default" w:ascii="Cascadia Mono" w:hAnsi="Cascadia Mono" w:eastAsia="Cascadia Mono"/>
+          <w:color w:val="000000"/>
+          <w:sz w:val="19"/>
+          <w:szCs w:val="24"/>
+          <w:highlight w:val="white"/>
+        </w:rPr>
+        <w:t>);</w:t>
+      </w:r>
+    </w:p>
+    <w:p>
+      <w:pPr>
+        <w:spacing w:beforeLines="0" w:afterLines="0"/>
+        <w:ind w:left="1416" w:leftChars="0"/>
+        <w:jc w:val="left"/>
+        <w:rPr>
+          <w:rFonts w:hint="default" w:ascii="Cascadia Mono" w:hAnsi="Cascadia Mono" w:eastAsia="Cascadia Mono"/>
+          <w:color w:val="000000"/>
+          <w:sz w:val="19"/>
+          <w:szCs w:val="24"/>
+          <w:highlight w:val="white"/>
+        </w:rPr>
+      </w:pPr>
+      <w:r>
+        <w:rPr>
+          <w:rFonts w:hint="default" w:ascii="Cascadia Mono" w:hAnsi="Cascadia Mono" w:eastAsia="Cascadia Mono"/>
+          <w:color w:val="0000FF"/>
+          <w:sz w:val="19"/>
+          <w:szCs w:val="24"/>
+          <w:highlight w:val="white"/>
+        </w:rPr>
+        <w:t>byte</w:t>
+      </w:r>
+      <w:r>
+        <w:rPr>
+          <w:rFonts w:hint="default" w:ascii="Cascadia Mono" w:hAnsi="Cascadia Mono" w:eastAsia="Cascadia Mono"/>
+          <w:color w:val="000000"/>
+          <w:sz w:val="19"/>
+          <w:szCs w:val="24"/>
+          <w:highlight w:val="white"/>
+        </w:rPr>
+        <w:t>[] folderData = fileSystem.ReadFile(</w:t>
+      </w:r>
+      <w:r>
+        <w:rPr>
+          <w:rFonts w:hint="default" w:ascii="Cascadia Mono" w:hAnsi="Cascadia Mono" w:eastAsia="Cascadia Mono"/>
+          <w:color w:val="A31515"/>
+          <w:sz w:val="19"/>
+          <w:szCs w:val="24"/>
+          <w:highlight w:val="white"/>
+        </w:rPr>
         <w:t>"/Медиа"</w:t>
       </w:r>
       <w:r>
@@ -30506,131 +30992,16 @@
     <w:p>
       <w:pPr>
         <w:spacing w:beforeLines="0" w:afterLines="0"/>
-        <w:jc w:val="left"/>
-        <w:rPr>
-          <w:rFonts w:hint="default" w:ascii="Cascadia Mono" w:hAnsi="Cascadia Mono" w:eastAsia="Cascadia Mono"/>
-          <w:color w:val="000000"/>
-          <w:sz w:val="19"/>
-          <w:szCs w:val="24"/>
-          <w:highlight w:val="white"/>
-        </w:rPr>
-      </w:pPr>
-      <w:r>
-        <w:rPr>
-          <w:rFonts w:hint="default" w:ascii="Cascadia Mono" w:hAnsi="Cascadia Mono" w:eastAsia="Cascadia Mono"/>
-          <w:color w:val="000000"/>
-          <w:sz w:val="19"/>
-          <w:szCs w:val="24"/>
-          <w:highlight w:val="white"/>
-        </w:rPr>
-        <w:t xml:space="preserve">            </w:t>
-      </w:r>
-      <w:r>
-        <w:rPr>
-          <w:rFonts w:hint="default" w:ascii="Cascadia Mono" w:hAnsi="Cascadia Mono" w:eastAsia="Cascadia Mono"/>
-          <w:color w:val="0000FF"/>
-          <w:sz w:val="19"/>
-          <w:szCs w:val="24"/>
-          <w:highlight w:val="white"/>
-        </w:rPr>
-        <w:t>foreach</w:t>
-      </w:r>
-      <w:r>
-        <w:rPr>
-          <w:rFonts w:hint="default" w:ascii="Cascadia Mono" w:hAnsi="Cascadia Mono" w:eastAsia="Cascadia Mono"/>
-          <w:color w:val="000000"/>
-          <w:sz w:val="19"/>
-          <w:szCs w:val="24"/>
-          <w:highlight w:val="white"/>
-        </w:rPr>
-        <w:t xml:space="preserve"> (</w:t>
-      </w:r>
-      <w:r>
-        <w:rPr>
-          <w:rFonts w:hint="default" w:ascii="Cascadia Mono" w:hAnsi="Cascadia Mono" w:eastAsia="Cascadia Mono"/>
-          <w:color w:val="0000FF"/>
-          <w:sz w:val="19"/>
-          <w:szCs w:val="24"/>
-          <w:highlight w:val="white"/>
-        </w:rPr>
-        <w:t>var</w:t>
-      </w:r>
-      <w:r>
-        <w:rPr>
-          <w:rFonts w:hint="default" w:ascii="Cascadia Mono" w:hAnsi="Cascadia Mono" w:eastAsia="Cascadia Mono"/>
-          <w:color w:val="000000"/>
-          <w:sz w:val="19"/>
-          <w:szCs w:val="24"/>
-          <w:highlight w:val="white"/>
-        </w:rPr>
-        <w:t xml:space="preserve"> item </w:t>
-      </w:r>
-      <w:r>
-        <w:rPr>
-          <w:rFonts w:hint="default" w:ascii="Cascadia Mono" w:hAnsi="Cascadia Mono" w:eastAsia="Cascadia Mono"/>
-          <w:color w:val="0000FF"/>
-          <w:sz w:val="19"/>
-          <w:szCs w:val="24"/>
-          <w:highlight w:val="white"/>
-        </w:rPr>
-        <w:t>in</w:t>
-      </w:r>
-      <w:r>
-        <w:rPr>
-          <w:rFonts w:hint="default" w:ascii="Cascadia Mono" w:hAnsi="Cascadia Mono" w:eastAsia="Cascadia Mono"/>
-          <w:color w:val="000000"/>
-          <w:sz w:val="19"/>
-          <w:szCs w:val="24"/>
-          <w:highlight w:val="white"/>
-        </w:rPr>
-        <w:t xml:space="preserve"> mediaItems)</w:t>
-      </w:r>
-    </w:p>
-    <w:p>
-      <w:pPr>
-        <w:spacing w:beforeLines="0" w:afterLines="0"/>
-        <w:jc w:val="left"/>
-        <w:rPr>
-          <w:rFonts w:hint="default" w:ascii="Cascadia Mono" w:hAnsi="Cascadia Mono" w:eastAsia="Cascadia Mono"/>
-          <w:color w:val="000000"/>
-          <w:sz w:val="19"/>
-          <w:szCs w:val="24"/>
-          <w:highlight w:val="white"/>
-        </w:rPr>
-      </w:pPr>
-      <w:r>
-        <w:rPr>
-          <w:rFonts w:hint="default" w:ascii="Cascadia Mono" w:hAnsi="Cascadia Mono" w:eastAsia="Cascadia Mono"/>
-          <w:color w:val="000000"/>
-          <w:sz w:val="19"/>
-          <w:szCs w:val="24"/>
-          <w:highlight w:val="white"/>
-        </w:rPr>
-        <w:t xml:space="preserve">            {</w:t>
-      </w:r>
-    </w:p>
-    <w:p>
-      <w:pPr>
-        <w:spacing w:beforeLines="0" w:afterLines="0"/>
-        <w:jc w:val="left"/>
-        <w:rPr>
-          <w:rFonts w:hint="default" w:ascii="Cascadia Mono" w:hAnsi="Cascadia Mono" w:eastAsia="Cascadia Mono"/>
-          <w:color w:val="000000"/>
-          <w:sz w:val="19"/>
-          <w:szCs w:val="24"/>
-          <w:highlight w:val="white"/>
-        </w:rPr>
-      </w:pPr>
-      <w:r>
-        <w:rPr>
-          <w:rFonts w:hint="default" w:ascii="Cascadia Mono" w:hAnsi="Cascadia Mono" w:eastAsia="Cascadia Mono"/>
-          <w:color w:val="000000"/>
-          <w:sz w:val="19"/>
-          <w:szCs w:val="24"/>
-          <w:highlight w:val="white"/>
-        </w:rPr>
-        <w:t xml:space="preserve">                </w:t>
-      </w:r>
+        <w:ind w:left="1416" w:leftChars="0"/>
+        <w:jc w:val="left"/>
+        <w:rPr>
+          <w:rFonts w:hint="default" w:ascii="Cascadia Mono" w:hAnsi="Cascadia Mono" w:eastAsia="Cascadia Mono"/>
+          <w:color w:val="000000"/>
+          <w:sz w:val="19"/>
+          <w:szCs w:val="24"/>
+          <w:highlight w:val="white"/>
+        </w:rPr>
+      </w:pPr>
       <w:r>
         <w:rPr>
           <w:rFonts w:hint="default" w:ascii="Cascadia Mono" w:hAnsi="Cascadia Mono" w:eastAsia="Cascadia Mono"/>
@@ -30659,17 +31030,17 @@
           <w:szCs w:val="24"/>
           <w:highlight w:val="white"/>
         </w:rPr>
-        <w:t xml:space="preserve">$"  </w:t>
-      </w:r>
-      <w:r>
-        <w:rPr>
-          <w:rFonts w:hint="default" w:ascii="Cascadia Mono" w:hAnsi="Cascadia Mono" w:eastAsia="Cascadia Mono"/>
-          <w:color w:val="000000"/>
-          <w:sz w:val="19"/>
-          <w:szCs w:val="24"/>
-          <w:highlight w:val="white"/>
-        </w:rPr>
-        <w:t>{item}</w:t>
+        <w:t xml:space="preserve">$"Прочитано байт: </w:t>
+      </w:r>
+      <w:r>
+        <w:rPr>
+          <w:rFonts w:hint="default" w:ascii="Cascadia Mono" w:hAnsi="Cascadia Mono" w:eastAsia="Cascadia Mono"/>
+          <w:color w:val="000000"/>
+          <w:sz w:val="19"/>
+          <w:szCs w:val="24"/>
+          <w:highlight w:val="white"/>
+        </w:rPr>
+        <w:t>{folderData.Length}</w:t>
       </w:r>
       <w:r>
         <w:rPr>
@@ -30680,996 +31051,6 @@
           <w:highlight w:val="white"/>
         </w:rPr>
         <w:t>"</w:t>
-      </w:r>
-      <w:r>
-        <w:rPr>
-          <w:rFonts w:hint="default" w:ascii="Cascadia Mono" w:hAnsi="Cascadia Mono" w:eastAsia="Cascadia Mono"/>
-          <w:color w:val="000000"/>
-          <w:sz w:val="19"/>
-          <w:szCs w:val="24"/>
-          <w:highlight w:val="white"/>
-        </w:rPr>
-        <w:t>);</w:t>
-      </w:r>
-    </w:p>
-    <w:p>
-      <w:pPr>
-        <w:spacing w:beforeLines="0" w:afterLines="0"/>
-        <w:jc w:val="left"/>
-        <w:rPr>
-          <w:rFonts w:hint="default" w:ascii="Cascadia Mono" w:hAnsi="Cascadia Mono" w:eastAsia="Cascadia Mono"/>
-          <w:color w:val="000000"/>
-          <w:sz w:val="19"/>
-          <w:szCs w:val="24"/>
-          <w:highlight w:val="white"/>
-        </w:rPr>
-      </w:pPr>
-      <w:r>
-        <w:rPr>
-          <w:rFonts w:hint="default" w:ascii="Cascadia Mono" w:hAnsi="Cascadia Mono" w:eastAsia="Cascadia Mono"/>
-          <w:color w:val="000000"/>
-          <w:sz w:val="19"/>
-          <w:szCs w:val="24"/>
-          <w:highlight w:val="white"/>
-        </w:rPr>
-        <w:t xml:space="preserve">            }</w:t>
-      </w:r>
-    </w:p>
-    <w:p>
-      <w:pPr>
-        <w:spacing w:beforeLines="0" w:afterLines="0"/>
-        <w:jc w:val="left"/>
-        <w:rPr>
-          <w:rFonts w:hint="default" w:ascii="Cascadia Mono" w:hAnsi="Cascadia Mono" w:eastAsia="Cascadia Mono"/>
-          <w:color w:val="000000"/>
-          <w:sz w:val="19"/>
-          <w:szCs w:val="24"/>
-          <w:highlight w:val="white"/>
-        </w:rPr>
-      </w:pPr>
-    </w:p>
-    <w:p>
-      <w:pPr>
-        <w:spacing w:beforeLines="0" w:afterLines="0"/>
-        <w:jc w:val="left"/>
-        <w:rPr>
-          <w:rFonts w:hint="default" w:ascii="Cascadia Mono" w:hAnsi="Cascadia Mono" w:eastAsia="Cascadia Mono"/>
-          <w:color w:val="000000"/>
-          <w:sz w:val="19"/>
-          <w:szCs w:val="24"/>
-          <w:highlight w:val="white"/>
-        </w:rPr>
-      </w:pPr>
-      <w:r>
-        <w:rPr>
-          <w:rFonts w:hint="default" w:ascii="Cascadia Mono" w:hAnsi="Cascadia Mono" w:eastAsia="Cascadia Mono"/>
-          <w:color w:val="000000"/>
-          <w:sz w:val="19"/>
-          <w:szCs w:val="24"/>
-          <w:highlight w:val="white"/>
-        </w:rPr>
-        <w:t xml:space="preserve">            </w:t>
-      </w:r>
-      <w:r>
-        <w:rPr>
-          <w:rFonts w:hint="default" w:ascii="Cascadia Mono" w:hAnsi="Cascadia Mono" w:eastAsia="Cascadia Mono"/>
-          <w:color w:val="2B91AF"/>
-          <w:sz w:val="19"/>
-          <w:szCs w:val="24"/>
-          <w:highlight w:val="white"/>
-        </w:rPr>
-        <w:t>Console</w:t>
-      </w:r>
-      <w:r>
-        <w:rPr>
-          <w:rFonts w:hint="default" w:ascii="Cascadia Mono" w:hAnsi="Cascadia Mono" w:eastAsia="Cascadia Mono"/>
-          <w:color w:val="000000"/>
-          <w:sz w:val="19"/>
-          <w:szCs w:val="24"/>
-          <w:highlight w:val="white"/>
-        </w:rPr>
-        <w:t>.WriteLine(</w:t>
-      </w:r>
-      <w:r>
-        <w:rPr>
-          <w:rFonts w:hint="default" w:ascii="Cascadia Mono" w:hAnsi="Cascadia Mono" w:eastAsia="Cascadia Mono"/>
-          <w:color w:val="A31515"/>
-          <w:sz w:val="19"/>
-          <w:szCs w:val="24"/>
-          <w:highlight w:val="white"/>
-        </w:rPr>
-        <w:t>"</w:t>
-      </w:r>
-      <w:r>
-        <w:rPr>
-          <w:rFonts w:hint="default" w:ascii="Cascadia Mono" w:hAnsi="Cascadia Mono" w:eastAsia="Cascadia Mono"/>
-          <w:color w:val="9E5B71"/>
-          <w:sz w:val="19"/>
-          <w:szCs w:val="24"/>
-          <w:highlight w:val="white"/>
-        </w:rPr>
-        <w:t>\n</w:t>
-      </w:r>
-      <w:r>
-        <w:rPr>
-          <w:rFonts w:hint="default" w:ascii="Cascadia Mono" w:hAnsi="Cascadia Mono" w:eastAsia="Cascadia Mono"/>
-          <w:color w:val="A31515"/>
-          <w:sz w:val="19"/>
-          <w:szCs w:val="24"/>
-          <w:highlight w:val="white"/>
-        </w:rPr>
-        <w:t>Список содержимого папки 'Фото':"</w:t>
-      </w:r>
-      <w:r>
-        <w:rPr>
-          <w:rFonts w:hint="default" w:ascii="Cascadia Mono" w:hAnsi="Cascadia Mono" w:eastAsia="Cascadia Mono"/>
-          <w:color w:val="000000"/>
-          <w:sz w:val="19"/>
-          <w:szCs w:val="24"/>
-          <w:highlight w:val="white"/>
-        </w:rPr>
-        <w:t>);</w:t>
-      </w:r>
-    </w:p>
-    <w:p>
-      <w:pPr>
-        <w:spacing w:beforeLines="0" w:afterLines="0"/>
-        <w:jc w:val="left"/>
-        <w:rPr>
-          <w:rFonts w:hint="default" w:ascii="Cascadia Mono" w:hAnsi="Cascadia Mono" w:eastAsia="Cascadia Mono"/>
-          <w:color w:val="000000"/>
-          <w:sz w:val="19"/>
-          <w:szCs w:val="24"/>
-          <w:highlight w:val="white"/>
-        </w:rPr>
-      </w:pPr>
-      <w:r>
-        <w:rPr>
-          <w:rFonts w:hint="default" w:ascii="Cascadia Mono" w:hAnsi="Cascadia Mono" w:eastAsia="Cascadia Mono"/>
-          <w:color w:val="000000"/>
-          <w:sz w:val="19"/>
-          <w:szCs w:val="24"/>
-          <w:highlight w:val="white"/>
-        </w:rPr>
-        <w:t xml:space="preserve">            </w:t>
-      </w:r>
-      <w:r>
-        <w:rPr>
-          <w:rFonts w:hint="default" w:ascii="Cascadia Mono" w:hAnsi="Cascadia Mono" w:eastAsia="Cascadia Mono"/>
-          <w:color w:val="0000FF"/>
-          <w:sz w:val="19"/>
-          <w:szCs w:val="24"/>
-          <w:highlight w:val="white"/>
-        </w:rPr>
-        <w:t>var</w:t>
-      </w:r>
-      <w:r>
-        <w:rPr>
-          <w:rFonts w:hint="default" w:ascii="Cascadia Mono" w:hAnsi="Cascadia Mono" w:eastAsia="Cascadia Mono"/>
-          <w:color w:val="000000"/>
-          <w:sz w:val="19"/>
-          <w:szCs w:val="24"/>
-          <w:highlight w:val="white"/>
-        </w:rPr>
-        <w:t xml:space="preserve"> photoItems = fileSystem.ListItems(</w:t>
-      </w:r>
-      <w:r>
-        <w:rPr>
-          <w:rFonts w:hint="default" w:ascii="Cascadia Mono" w:hAnsi="Cascadia Mono" w:eastAsia="Cascadia Mono"/>
-          <w:color w:val="A31515"/>
-          <w:sz w:val="19"/>
-          <w:szCs w:val="24"/>
-          <w:highlight w:val="white"/>
-        </w:rPr>
-        <w:t>"/Медиа/Фото"</w:t>
-      </w:r>
-      <w:r>
-        <w:rPr>
-          <w:rFonts w:hint="default" w:ascii="Cascadia Mono" w:hAnsi="Cascadia Mono" w:eastAsia="Cascadia Mono"/>
-          <w:color w:val="000000"/>
-          <w:sz w:val="19"/>
-          <w:szCs w:val="24"/>
-          <w:highlight w:val="white"/>
-        </w:rPr>
-        <w:t>);</w:t>
-      </w:r>
-    </w:p>
-    <w:p>
-      <w:pPr>
-        <w:spacing w:beforeLines="0" w:afterLines="0"/>
-        <w:jc w:val="left"/>
-        <w:rPr>
-          <w:rFonts w:hint="default" w:ascii="Cascadia Mono" w:hAnsi="Cascadia Mono" w:eastAsia="Cascadia Mono"/>
-          <w:color w:val="000000"/>
-          <w:sz w:val="19"/>
-          <w:szCs w:val="24"/>
-          <w:highlight w:val="white"/>
-        </w:rPr>
-      </w:pPr>
-      <w:r>
-        <w:rPr>
-          <w:rFonts w:hint="default" w:ascii="Cascadia Mono" w:hAnsi="Cascadia Mono" w:eastAsia="Cascadia Mono"/>
-          <w:color w:val="000000"/>
-          <w:sz w:val="19"/>
-          <w:szCs w:val="24"/>
-          <w:highlight w:val="white"/>
-        </w:rPr>
-        <w:t xml:space="preserve">            </w:t>
-      </w:r>
-      <w:r>
-        <w:rPr>
-          <w:rFonts w:hint="default" w:ascii="Cascadia Mono" w:hAnsi="Cascadia Mono" w:eastAsia="Cascadia Mono"/>
-          <w:color w:val="0000FF"/>
-          <w:sz w:val="19"/>
-          <w:szCs w:val="24"/>
-          <w:highlight w:val="white"/>
-        </w:rPr>
-        <w:t>foreach</w:t>
-      </w:r>
-      <w:r>
-        <w:rPr>
-          <w:rFonts w:hint="default" w:ascii="Cascadia Mono" w:hAnsi="Cascadia Mono" w:eastAsia="Cascadia Mono"/>
-          <w:color w:val="000000"/>
-          <w:sz w:val="19"/>
-          <w:szCs w:val="24"/>
-          <w:highlight w:val="white"/>
-        </w:rPr>
-        <w:t xml:space="preserve"> (</w:t>
-      </w:r>
-      <w:r>
-        <w:rPr>
-          <w:rFonts w:hint="default" w:ascii="Cascadia Mono" w:hAnsi="Cascadia Mono" w:eastAsia="Cascadia Mono"/>
-          <w:color w:val="0000FF"/>
-          <w:sz w:val="19"/>
-          <w:szCs w:val="24"/>
-          <w:highlight w:val="white"/>
-        </w:rPr>
-        <w:t>var</w:t>
-      </w:r>
-      <w:r>
-        <w:rPr>
-          <w:rFonts w:hint="default" w:ascii="Cascadia Mono" w:hAnsi="Cascadia Mono" w:eastAsia="Cascadia Mono"/>
-          <w:color w:val="000000"/>
-          <w:sz w:val="19"/>
-          <w:szCs w:val="24"/>
-          <w:highlight w:val="white"/>
-        </w:rPr>
-        <w:t xml:space="preserve"> item </w:t>
-      </w:r>
-      <w:r>
-        <w:rPr>
-          <w:rFonts w:hint="default" w:ascii="Cascadia Mono" w:hAnsi="Cascadia Mono" w:eastAsia="Cascadia Mono"/>
-          <w:color w:val="0000FF"/>
-          <w:sz w:val="19"/>
-          <w:szCs w:val="24"/>
-          <w:highlight w:val="white"/>
-        </w:rPr>
-        <w:t>in</w:t>
-      </w:r>
-      <w:r>
-        <w:rPr>
-          <w:rFonts w:hint="default" w:ascii="Cascadia Mono" w:hAnsi="Cascadia Mono" w:eastAsia="Cascadia Mono"/>
-          <w:color w:val="000000"/>
-          <w:sz w:val="19"/>
-          <w:szCs w:val="24"/>
-          <w:highlight w:val="white"/>
-        </w:rPr>
-        <w:t xml:space="preserve"> photoItems)</w:t>
-      </w:r>
-    </w:p>
-    <w:p>
-      <w:pPr>
-        <w:spacing w:beforeLines="0" w:afterLines="0"/>
-        <w:jc w:val="left"/>
-        <w:rPr>
-          <w:rFonts w:hint="default" w:ascii="Cascadia Mono" w:hAnsi="Cascadia Mono" w:eastAsia="Cascadia Mono"/>
-          <w:color w:val="000000"/>
-          <w:sz w:val="19"/>
-          <w:szCs w:val="24"/>
-          <w:highlight w:val="white"/>
-        </w:rPr>
-      </w:pPr>
-      <w:r>
-        <w:rPr>
-          <w:rFonts w:hint="default" w:ascii="Cascadia Mono" w:hAnsi="Cascadia Mono" w:eastAsia="Cascadia Mono"/>
-          <w:color w:val="000000"/>
-          <w:sz w:val="19"/>
-          <w:szCs w:val="24"/>
-          <w:highlight w:val="white"/>
-        </w:rPr>
-        <w:t xml:space="preserve">            {</w:t>
-      </w:r>
-    </w:p>
-    <w:p>
-      <w:pPr>
-        <w:spacing w:beforeLines="0" w:afterLines="0"/>
-        <w:jc w:val="left"/>
-        <w:rPr>
-          <w:rFonts w:hint="default" w:ascii="Cascadia Mono" w:hAnsi="Cascadia Mono" w:eastAsia="Cascadia Mono"/>
-          <w:color w:val="000000"/>
-          <w:sz w:val="19"/>
-          <w:szCs w:val="24"/>
-          <w:highlight w:val="white"/>
-        </w:rPr>
-      </w:pPr>
-      <w:r>
-        <w:rPr>
-          <w:rFonts w:hint="default" w:ascii="Cascadia Mono" w:hAnsi="Cascadia Mono" w:eastAsia="Cascadia Mono"/>
-          <w:color w:val="000000"/>
-          <w:sz w:val="19"/>
-          <w:szCs w:val="24"/>
-          <w:highlight w:val="white"/>
-        </w:rPr>
-        <w:t xml:space="preserve">                </w:t>
-      </w:r>
-      <w:r>
-        <w:rPr>
-          <w:rFonts w:hint="default" w:ascii="Cascadia Mono" w:hAnsi="Cascadia Mono" w:eastAsia="Cascadia Mono"/>
-          <w:color w:val="2B91AF"/>
-          <w:sz w:val="19"/>
-          <w:szCs w:val="24"/>
-          <w:highlight w:val="white"/>
-        </w:rPr>
-        <w:t>Console</w:t>
-      </w:r>
-      <w:r>
-        <w:rPr>
-          <w:rFonts w:hint="default" w:ascii="Cascadia Mono" w:hAnsi="Cascadia Mono" w:eastAsia="Cascadia Mono"/>
-          <w:color w:val="000000"/>
-          <w:sz w:val="19"/>
-          <w:szCs w:val="24"/>
-          <w:highlight w:val="white"/>
-        </w:rPr>
-        <w:t>.WriteLine(</w:t>
-      </w:r>
-      <w:r>
-        <w:rPr>
-          <w:rFonts w:hint="default" w:ascii="Cascadia Mono" w:hAnsi="Cascadia Mono" w:eastAsia="Cascadia Mono"/>
-          <w:color w:val="A31515"/>
-          <w:sz w:val="19"/>
-          <w:szCs w:val="24"/>
-          <w:highlight w:val="white"/>
-        </w:rPr>
-        <w:t xml:space="preserve">$"  </w:t>
-      </w:r>
-      <w:r>
-        <w:rPr>
-          <w:rFonts w:hint="default" w:ascii="Cascadia Mono" w:hAnsi="Cascadia Mono" w:eastAsia="Cascadia Mono"/>
-          <w:color w:val="000000"/>
-          <w:sz w:val="19"/>
-          <w:szCs w:val="24"/>
-          <w:highlight w:val="white"/>
-        </w:rPr>
-        <w:t>{item}</w:t>
-      </w:r>
-      <w:r>
-        <w:rPr>
-          <w:rFonts w:hint="default" w:ascii="Cascadia Mono" w:hAnsi="Cascadia Mono" w:eastAsia="Cascadia Mono"/>
-          <w:color w:val="A31515"/>
-          <w:sz w:val="19"/>
-          <w:szCs w:val="24"/>
-          <w:highlight w:val="white"/>
-        </w:rPr>
-        <w:t>"</w:t>
-      </w:r>
-      <w:r>
-        <w:rPr>
-          <w:rFonts w:hint="default" w:ascii="Cascadia Mono" w:hAnsi="Cascadia Mono" w:eastAsia="Cascadia Mono"/>
-          <w:color w:val="000000"/>
-          <w:sz w:val="19"/>
-          <w:szCs w:val="24"/>
-          <w:highlight w:val="white"/>
-        </w:rPr>
-        <w:t>);</w:t>
-      </w:r>
-    </w:p>
-    <w:p>
-      <w:pPr>
-        <w:spacing w:beforeLines="0" w:afterLines="0"/>
-        <w:jc w:val="left"/>
-        <w:rPr>
-          <w:rFonts w:hint="default" w:ascii="Cascadia Mono" w:hAnsi="Cascadia Mono" w:eastAsia="Cascadia Mono"/>
-          <w:color w:val="000000"/>
-          <w:sz w:val="19"/>
-          <w:szCs w:val="24"/>
-          <w:highlight w:val="white"/>
-        </w:rPr>
-      </w:pPr>
-      <w:r>
-        <w:rPr>
-          <w:rFonts w:hint="default" w:ascii="Cascadia Mono" w:hAnsi="Cascadia Mono" w:eastAsia="Cascadia Mono"/>
-          <w:color w:val="000000"/>
-          <w:sz w:val="19"/>
-          <w:szCs w:val="24"/>
-          <w:highlight w:val="white"/>
-        </w:rPr>
-        <w:t xml:space="preserve">            }</w:t>
-      </w:r>
-    </w:p>
-    <w:p>
-      <w:pPr>
-        <w:spacing w:beforeLines="0" w:afterLines="0"/>
-        <w:jc w:val="left"/>
-        <w:rPr>
-          <w:rFonts w:hint="default" w:ascii="Cascadia Mono" w:hAnsi="Cascadia Mono" w:eastAsia="Cascadia Mono"/>
-          <w:color w:val="000000"/>
-          <w:sz w:val="19"/>
-          <w:szCs w:val="24"/>
-          <w:highlight w:val="white"/>
-        </w:rPr>
-      </w:pPr>
-    </w:p>
-    <w:p>
-      <w:pPr>
-        <w:spacing w:beforeLines="0" w:afterLines="0"/>
-        <w:jc w:val="left"/>
-        <w:rPr>
-          <w:rFonts w:hint="default" w:ascii="Cascadia Mono" w:hAnsi="Cascadia Mono" w:eastAsia="Cascadia Mono"/>
-          <w:color w:val="000000"/>
-          <w:sz w:val="19"/>
-          <w:szCs w:val="24"/>
-          <w:highlight w:val="white"/>
-        </w:rPr>
-      </w:pPr>
-      <w:r>
-        <w:rPr>
-          <w:rFonts w:hint="default" w:ascii="Cascadia Mono" w:hAnsi="Cascadia Mono" w:eastAsia="Cascadia Mono"/>
-          <w:color w:val="000000"/>
-          <w:sz w:val="19"/>
-          <w:szCs w:val="24"/>
-          <w:highlight w:val="white"/>
-        </w:rPr>
-        <w:t xml:space="preserve">            </w:t>
-      </w:r>
-      <w:r>
-        <w:rPr>
-          <w:rFonts w:hint="default" w:ascii="Cascadia Mono" w:hAnsi="Cascadia Mono" w:eastAsia="Cascadia Mono"/>
-          <w:color w:val="2B91AF"/>
-          <w:sz w:val="19"/>
-          <w:szCs w:val="24"/>
-          <w:highlight w:val="white"/>
-        </w:rPr>
-        <w:t>Console</w:t>
-      </w:r>
-      <w:r>
-        <w:rPr>
-          <w:rFonts w:hint="default" w:ascii="Cascadia Mono" w:hAnsi="Cascadia Mono" w:eastAsia="Cascadia Mono"/>
-          <w:color w:val="000000"/>
-          <w:sz w:val="19"/>
-          <w:szCs w:val="24"/>
-          <w:highlight w:val="white"/>
-        </w:rPr>
-        <w:t>.WriteLine(</w:t>
-      </w:r>
-      <w:r>
-        <w:rPr>
-          <w:rFonts w:hint="default" w:ascii="Cascadia Mono" w:hAnsi="Cascadia Mono" w:eastAsia="Cascadia Mono"/>
-          <w:color w:val="A31515"/>
-          <w:sz w:val="19"/>
-          <w:szCs w:val="24"/>
-          <w:highlight w:val="white"/>
-        </w:rPr>
-        <w:t>"</w:t>
-      </w:r>
-      <w:r>
-        <w:rPr>
-          <w:rFonts w:hint="default" w:ascii="Cascadia Mono" w:hAnsi="Cascadia Mono" w:eastAsia="Cascadia Mono"/>
-          <w:color w:val="9E5B71"/>
-          <w:sz w:val="19"/>
-          <w:szCs w:val="24"/>
-          <w:highlight w:val="white"/>
-        </w:rPr>
-        <w:t>\n</w:t>
-      </w:r>
-      <w:r>
-        <w:rPr>
-          <w:rFonts w:hint="default" w:ascii="Cascadia Mono" w:hAnsi="Cascadia Mono" w:eastAsia="Cascadia Mono"/>
-          <w:color w:val="A31515"/>
-          <w:sz w:val="19"/>
-          <w:szCs w:val="24"/>
-          <w:highlight w:val="white"/>
-        </w:rPr>
-        <w:t>Чтение файла:"</w:t>
-      </w:r>
-      <w:r>
-        <w:rPr>
-          <w:rFonts w:hint="default" w:ascii="Cascadia Mono" w:hAnsi="Cascadia Mono" w:eastAsia="Cascadia Mono"/>
-          <w:color w:val="000000"/>
-          <w:sz w:val="19"/>
-          <w:szCs w:val="24"/>
-          <w:highlight w:val="white"/>
-        </w:rPr>
-        <w:t>);</w:t>
-      </w:r>
-    </w:p>
-    <w:p>
-      <w:pPr>
-        <w:spacing w:beforeLines="0" w:afterLines="0"/>
-        <w:jc w:val="left"/>
-        <w:rPr>
-          <w:rFonts w:hint="default" w:ascii="Cascadia Mono" w:hAnsi="Cascadia Mono" w:eastAsia="Cascadia Mono"/>
-          <w:color w:val="000000"/>
-          <w:sz w:val="19"/>
-          <w:szCs w:val="24"/>
-          <w:highlight w:val="white"/>
-        </w:rPr>
-      </w:pPr>
-      <w:r>
-        <w:rPr>
-          <w:rFonts w:hint="default" w:ascii="Cascadia Mono" w:hAnsi="Cascadia Mono" w:eastAsia="Cascadia Mono"/>
-          <w:color w:val="000000"/>
-          <w:sz w:val="19"/>
-          <w:szCs w:val="24"/>
-          <w:highlight w:val="white"/>
-        </w:rPr>
-        <w:t xml:space="preserve">            fileSystem.ReadFile(</w:t>
-      </w:r>
-      <w:r>
-        <w:rPr>
-          <w:rFonts w:hint="default" w:ascii="Cascadia Mono" w:hAnsi="Cascadia Mono" w:eastAsia="Cascadia Mono"/>
-          <w:color w:val="A31515"/>
-          <w:sz w:val="19"/>
-          <w:szCs w:val="24"/>
-          <w:highlight w:val="white"/>
-        </w:rPr>
-        <w:t>"/Медиа/video.mp4"</w:t>
-      </w:r>
-      <w:r>
-        <w:rPr>
-          <w:rFonts w:hint="default" w:ascii="Cascadia Mono" w:hAnsi="Cascadia Mono" w:eastAsia="Cascadia Mono"/>
-          <w:color w:val="000000"/>
-          <w:sz w:val="19"/>
-          <w:szCs w:val="24"/>
-          <w:highlight w:val="white"/>
-        </w:rPr>
-        <w:t>);</w:t>
-      </w:r>
-    </w:p>
-    <w:p>
-      <w:pPr>
-        <w:spacing w:beforeLines="0" w:afterLines="0"/>
-        <w:jc w:val="left"/>
-        <w:rPr>
-          <w:rFonts w:hint="default" w:ascii="Cascadia Mono" w:hAnsi="Cascadia Mono" w:eastAsia="Cascadia Mono"/>
-          <w:color w:val="000000"/>
-          <w:sz w:val="19"/>
-          <w:szCs w:val="24"/>
-          <w:highlight w:val="white"/>
-        </w:rPr>
-      </w:pPr>
-    </w:p>
-    <w:p>
-      <w:pPr>
-        <w:spacing w:beforeLines="0" w:afterLines="0"/>
-        <w:jc w:val="left"/>
-        <w:rPr>
-          <w:rFonts w:hint="default" w:ascii="Cascadia Mono" w:hAnsi="Cascadia Mono" w:eastAsia="Cascadia Mono"/>
-          <w:color w:val="000000"/>
-          <w:sz w:val="19"/>
-          <w:szCs w:val="24"/>
-          <w:highlight w:val="white"/>
-        </w:rPr>
-      </w:pPr>
-      <w:r>
-        <w:rPr>
-          <w:rFonts w:hint="default" w:ascii="Cascadia Mono" w:hAnsi="Cascadia Mono" w:eastAsia="Cascadia Mono"/>
-          <w:color w:val="000000"/>
-          <w:sz w:val="19"/>
-          <w:szCs w:val="24"/>
-          <w:highlight w:val="white"/>
-        </w:rPr>
-        <w:t xml:space="preserve">            </w:t>
-      </w:r>
-      <w:r>
-        <w:rPr>
-          <w:rFonts w:hint="default" w:ascii="Cascadia Mono" w:hAnsi="Cascadia Mono" w:eastAsia="Cascadia Mono"/>
-          <w:color w:val="2B91AF"/>
-          <w:sz w:val="19"/>
-          <w:szCs w:val="24"/>
-          <w:highlight w:val="white"/>
-        </w:rPr>
-        <w:t>Console</w:t>
-      </w:r>
-      <w:r>
-        <w:rPr>
-          <w:rFonts w:hint="default" w:ascii="Cascadia Mono" w:hAnsi="Cascadia Mono" w:eastAsia="Cascadia Mono"/>
-          <w:color w:val="000000"/>
-          <w:sz w:val="19"/>
-          <w:szCs w:val="24"/>
-          <w:highlight w:val="white"/>
-        </w:rPr>
-        <w:t>.WriteLine(</w:t>
-      </w:r>
-      <w:r>
-        <w:rPr>
-          <w:rFonts w:hint="default" w:ascii="Cascadia Mono" w:hAnsi="Cascadia Mono" w:eastAsia="Cascadia Mono"/>
-          <w:color w:val="A31515"/>
-          <w:sz w:val="19"/>
-          <w:szCs w:val="24"/>
-          <w:highlight w:val="white"/>
-        </w:rPr>
-        <w:t>"</w:t>
-      </w:r>
-      <w:r>
-        <w:rPr>
-          <w:rFonts w:hint="default" w:ascii="Cascadia Mono" w:hAnsi="Cascadia Mono" w:eastAsia="Cascadia Mono"/>
-          <w:color w:val="9E5B71"/>
-          <w:sz w:val="19"/>
-          <w:szCs w:val="24"/>
-          <w:highlight w:val="white"/>
-        </w:rPr>
-        <w:t>\n</w:t>
-      </w:r>
-      <w:r>
-        <w:rPr>
-          <w:rFonts w:hint="default" w:ascii="Cascadia Mono" w:hAnsi="Cascadia Mono" w:eastAsia="Cascadia Mono"/>
-          <w:color w:val="A31515"/>
-          <w:sz w:val="19"/>
-          <w:szCs w:val="24"/>
-          <w:highlight w:val="white"/>
-        </w:rPr>
-        <w:t>Запись файла:"</w:t>
-      </w:r>
-      <w:r>
-        <w:rPr>
-          <w:rFonts w:hint="default" w:ascii="Cascadia Mono" w:hAnsi="Cascadia Mono" w:eastAsia="Cascadia Mono"/>
-          <w:color w:val="000000"/>
-          <w:sz w:val="19"/>
-          <w:szCs w:val="24"/>
-          <w:highlight w:val="white"/>
-        </w:rPr>
-        <w:t>);</w:t>
-      </w:r>
-    </w:p>
-    <w:p>
-      <w:pPr>
-        <w:spacing w:beforeLines="0" w:afterLines="0"/>
-        <w:jc w:val="left"/>
-        <w:rPr>
-          <w:rFonts w:hint="default" w:ascii="Cascadia Mono" w:hAnsi="Cascadia Mono" w:eastAsia="Cascadia Mono"/>
-          <w:color w:val="000000"/>
-          <w:sz w:val="19"/>
-          <w:szCs w:val="24"/>
-          <w:highlight w:val="white"/>
-        </w:rPr>
-      </w:pPr>
-      <w:r>
-        <w:rPr>
-          <w:rFonts w:hint="default" w:ascii="Cascadia Mono" w:hAnsi="Cascadia Mono" w:eastAsia="Cascadia Mono"/>
-          <w:color w:val="000000"/>
-          <w:sz w:val="19"/>
-          <w:szCs w:val="24"/>
-          <w:highlight w:val="white"/>
-        </w:rPr>
-        <w:t xml:space="preserve">            fileSystem.WriteFile(</w:t>
-      </w:r>
-      <w:r>
-        <w:rPr>
-          <w:rFonts w:hint="default" w:ascii="Cascadia Mono" w:hAnsi="Cascadia Mono" w:eastAsia="Cascadia Mono"/>
-          <w:color w:val="A31515"/>
-          <w:sz w:val="19"/>
-          <w:szCs w:val="24"/>
-          <w:highlight w:val="white"/>
-        </w:rPr>
-        <w:t>"/Документы/newfile.txt"</w:t>
-      </w:r>
-      <w:r>
-        <w:rPr>
-          <w:rFonts w:hint="default" w:ascii="Cascadia Mono" w:hAnsi="Cascadia Mono" w:eastAsia="Cascadia Mono"/>
-          <w:color w:val="000000"/>
-          <w:sz w:val="19"/>
-          <w:szCs w:val="24"/>
-          <w:highlight w:val="white"/>
-        </w:rPr>
-        <w:t xml:space="preserve">, </w:t>
-      </w:r>
-      <w:r>
-        <w:rPr>
-          <w:rFonts w:hint="default" w:ascii="Cascadia Mono" w:hAnsi="Cascadia Mono" w:eastAsia="Cascadia Mono"/>
-          <w:color w:val="0000FF"/>
-          <w:sz w:val="19"/>
-          <w:szCs w:val="24"/>
-          <w:highlight w:val="white"/>
-        </w:rPr>
-        <w:t>new</w:t>
-      </w:r>
-      <w:r>
-        <w:rPr>
-          <w:rFonts w:hint="default" w:ascii="Cascadia Mono" w:hAnsi="Cascadia Mono" w:eastAsia="Cascadia Mono"/>
-          <w:color w:val="000000"/>
-          <w:sz w:val="19"/>
-          <w:szCs w:val="24"/>
-          <w:highlight w:val="white"/>
-        </w:rPr>
-        <w:t xml:space="preserve"> </w:t>
-      </w:r>
-      <w:r>
-        <w:rPr>
-          <w:rFonts w:hint="default" w:ascii="Cascadia Mono" w:hAnsi="Cascadia Mono" w:eastAsia="Cascadia Mono"/>
-          <w:color w:val="0000FF"/>
-          <w:sz w:val="19"/>
-          <w:szCs w:val="24"/>
-          <w:highlight w:val="white"/>
-        </w:rPr>
-        <w:t>byte</w:t>
-      </w:r>
-      <w:r>
-        <w:rPr>
-          <w:rFonts w:hint="default" w:ascii="Cascadia Mono" w:hAnsi="Cascadia Mono" w:eastAsia="Cascadia Mono"/>
-          <w:color w:val="000000"/>
-          <w:sz w:val="19"/>
-          <w:szCs w:val="24"/>
-          <w:highlight w:val="white"/>
-        </w:rPr>
-        <w:t>[] { 1, 2, 3, 4 });</w:t>
-      </w:r>
-    </w:p>
-    <w:p>
-      <w:pPr>
-        <w:spacing w:beforeLines="0" w:afterLines="0"/>
-        <w:jc w:val="left"/>
-        <w:rPr>
-          <w:rFonts w:hint="default" w:ascii="Cascadia Mono" w:hAnsi="Cascadia Mono" w:eastAsia="Cascadia Mono"/>
-          <w:color w:val="000000"/>
-          <w:sz w:val="19"/>
-          <w:szCs w:val="24"/>
-          <w:highlight w:val="white"/>
-        </w:rPr>
-      </w:pPr>
-    </w:p>
-    <w:p>
-      <w:pPr>
-        <w:spacing w:beforeLines="0" w:afterLines="0"/>
-        <w:jc w:val="left"/>
-        <w:rPr>
-          <w:rFonts w:hint="default" w:ascii="Cascadia Mono" w:hAnsi="Cascadia Mono" w:eastAsia="Cascadia Mono"/>
-          <w:color w:val="000000"/>
-          <w:sz w:val="19"/>
-          <w:szCs w:val="24"/>
-          <w:highlight w:val="white"/>
-        </w:rPr>
-      </w:pPr>
-      <w:r>
-        <w:rPr>
-          <w:rFonts w:hint="default" w:ascii="Cascadia Mono" w:hAnsi="Cascadia Mono" w:eastAsia="Cascadia Mono"/>
-          <w:color w:val="000000"/>
-          <w:sz w:val="19"/>
-          <w:szCs w:val="24"/>
-          <w:highlight w:val="white"/>
-        </w:rPr>
-        <w:t xml:space="preserve">            </w:t>
-      </w:r>
-      <w:r>
-        <w:rPr>
-          <w:rFonts w:hint="default" w:ascii="Cascadia Mono" w:hAnsi="Cascadia Mono" w:eastAsia="Cascadia Mono"/>
-          <w:color w:val="2B91AF"/>
-          <w:sz w:val="19"/>
-          <w:szCs w:val="24"/>
-          <w:highlight w:val="white"/>
-        </w:rPr>
-        <w:t>Console</w:t>
-      </w:r>
-      <w:r>
-        <w:rPr>
-          <w:rFonts w:hint="default" w:ascii="Cascadia Mono" w:hAnsi="Cascadia Mono" w:eastAsia="Cascadia Mono"/>
-          <w:color w:val="000000"/>
-          <w:sz w:val="19"/>
-          <w:szCs w:val="24"/>
-          <w:highlight w:val="white"/>
-        </w:rPr>
-        <w:t>.WriteLine(</w:t>
-      </w:r>
-      <w:r>
-        <w:rPr>
-          <w:rFonts w:hint="default" w:ascii="Cascadia Mono" w:hAnsi="Cascadia Mono" w:eastAsia="Cascadia Mono"/>
-          <w:color w:val="A31515"/>
-          <w:sz w:val="19"/>
-          <w:szCs w:val="24"/>
-          <w:highlight w:val="white"/>
-        </w:rPr>
-        <w:t>"</w:t>
-      </w:r>
-      <w:r>
-        <w:rPr>
-          <w:rFonts w:hint="default" w:ascii="Cascadia Mono" w:hAnsi="Cascadia Mono" w:eastAsia="Cascadia Mono"/>
-          <w:color w:val="9E5B71"/>
-          <w:sz w:val="19"/>
-          <w:szCs w:val="24"/>
-          <w:highlight w:val="white"/>
-        </w:rPr>
-        <w:t>\n</w:t>
-      </w:r>
-      <w:r>
-        <w:rPr>
-          <w:rFonts w:hint="default" w:ascii="Cascadia Mono" w:hAnsi="Cascadia Mono" w:eastAsia="Cascadia Mono"/>
-          <w:color w:val="A31515"/>
-          <w:sz w:val="19"/>
-          <w:szCs w:val="24"/>
-          <w:highlight w:val="white"/>
-        </w:rPr>
-        <w:t>Удаление элемента:"</w:t>
-      </w:r>
-      <w:r>
-        <w:rPr>
-          <w:rFonts w:hint="default" w:ascii="Cascadia Mono" w:hAnsi="Cascadia Mono" w:eastAsia="Cascadia Mono"/>
-          <w:color w:val="000000"/>
-          <w:sz w:val="19"/>
-          <w:szCs w:val="24"/>
-          <w:highlight w:val="white"/>
-        </w:rPr>
-        <w:t>);</w:t>
-      </w:r>
-    </w:p>
-    <w:p>
-      <w:pPr>
-        <w:spacing w:beforeLines="0" w:afterLines="0"/>
-        <w:jc w:val="left"/>
-        <w:rPr>
-          <w:rFonts w:hint="default" w:ascii="Cascadia Mono" w:hAnsi="Cascadia Mono" w:eastAsia="Cascadia Mono"/>
-          <w:color w:val="000000"/>
-          <w:sz w:val="19"/>
-          <w:szCs w:val="24"/>
-          <w:highlight w:val="white"/>
-        </w:rPr>
-      </w:pPr>
-      <w:r>
-        <w:rPr>
-          <w:rFonts w:hint="default" w:ascii="Cascadia Mono" w:hAnsi="Cascadia Mono" w:eastAsia="Cascadia Mono"/>
-          <w:color w:val="000000"/>
-          <w:sz w:val="19"/>
-          <w:szCs w:val="24"/>
-          <w:highlight w:val="white"/>
-        </w:rPr>
-        <w:t xml:space="preserve">            fileSystem.DeleteItem(</w:t>
-      </w:r>
-      <w:r>
-        <w:rPr>
-          <w:rFonts w:hint="default" w:ascii="Cascadia Mono" w:hAnsi="Cascadia Mono" w:eastAsia="Cascadia Mono"/>
-          <w:color w:val="A31515"/>
-          <w:sz w:val="19"/>
-          <w:szCs w:val="24"/>
-          <w:highlight w:val="white"/>
-        </w:rPr>
-        <w:t>"/Рабочее/presentation.pptx"</w:t>
-      </w:r>
-      <w:r>
-        <w:rPr>
-          <w:rFonts w:hint="default" w:ascii="Cascadia Mono" w:hAnsi="Cascadia Mono" w:eastAsia="Cascadia Mono"/>
-          <w:color w:val="000000"/>
-          <w:sz w:val="19"/>
-          <w:szCs w:val="24"/>
-          <w:highlight w:val="white"/>
-        </w:rPr>
-        <w:t>);</w:t>
-      </w:r>
-    </w:p>
-    <w:p>
-      <w:pPr>
-        <w:spacing w:beforeLines="0" w:afterLines="0"/>
-        <w:jc w:val="left"/>
-        <w:rPr>
-          <w:rFonts w:hint="default" w:ascii="Cascadia Mono" w:hAnsi="Cascadia Mono" w:eastAsia="Cascadia Mono"/>
-          <w:color w:val="000000"/>
-          <w:sz w:val="19"/>
-          <w:szCs w:val="24"/>
-          <w:highlight w:val="white"/>
-        </w:rPr>
-      </w:pPr>
-    </w:p>
-    <w:p>
-      <w:pPr>
-        <w:spacing w:beforeLines="0" w:afterLines="0"/>
-        <w:jc w:val="left"/>
-        <w:rPr>
-          <w:rFonts w:hint="default" w:ascii="Cascadia Mono" w:hAnsi="Cascadia Mono" w:eastAsia="Cascadia Mono"/>
-          <w:color w:val="000000"/>
-          <w:sz w:val="19"/>
-          <w:szCs w:val="24"/>
-          <w:highlight w:val="white"/>
-        </w:rPr>
-      </w:pPr>
-      <w:r>
-        <w:rPr>
-          <w:rFonts w:hint="default" w:ascii="Cascadia Mono" w:hAnsi="Cascadia Mono" w:eastAsia="Cascadia Mono"/>
-          <w:color w:val="000000"/>
-          <w:sz w:val="19"/>
-          <w:szCs w:val="24"/>
-          <w:highlight w:val="white"/>
-        </w:rPr>
-        <w:t xml:space="preserve">            </w:t>
-      </w:r>
-      <w:r>
-        <w:rPr>
-          <w:rFonts w:hint="default" w:ascii="Cascadia Mono" w:hAnsi="Cascadia Mono" w:eastAsia="Cascadia Mono"/>
-          <w:color w:val="2B91AF"/>
-          <w:sz w:val="19"/>
-          <w:szCs w:val="24"/>
-          <w:highlight w:val="white"/>
-        </w:rPr>
-        <w:t>Console</w:t>
-      </w:r>
-      <w:r>
-        <w:rPr>
-          <w:rFonts w:hint="default" w:ascii="Cascadia Mono" w:hAnsi="Cascadia Mono" w:eastAsia="Cascadia Mono"/>
-          <w:color w:val="000000"/>
-          <w:sz w:val="19"/>
-          <w:szCs w:val="24"/>
-          <w:highlight w:val="white"/>
-        </w:rPr>
-        <w:t>.WriteLine(</w:t>
-      </w:r>
-      <w:r>
-        <w:rPr>
-          <w:rFonts w:hint="default" w:ascii="Cascadia Mono" w:hAnsi="Cascadia Mono" w:eastAsia="Cascadia Mono"/>
-          <w:color w:val="A31515"/>
-          <w:sz w:val="19"/>
-          <w:szCs w:val="24"/>
-          <w:highlight w:val="white"/>
-        </w:rPr>
-        <w:t>"</w:t>
-      </w:r>
-      <w:r>
-        <w:rPr>
-          <w:rFonts w:hint="default" w:ascii="Cascadia Mono" w:hAnsi="Cascadia Mono" w:eastAsia="Cascadia Mono"/>
-          <w:color w:val="9E5B71"/>
-          <w:sz w:val="19"/>
-          <w:szCs w:val="24"/>
-          <w:highlight w:val="white"/>
-        </w:rPr>
-        <w:t>\n</w:t>
-      </w:r>
-      <w:r>
-        <w:rPr>
-          <w:rFonts w:hint="default" w:ascii="Cascadia Mono" w:hAnsi="Cascadia Mono" w:eastAsia="Cascadia Mono"/>
-          <w:color w:val="A31515"/>
-          <w:sz w:val="19"/>
-          <w:szCs w:val="24"/>
-          <w:highlight w:val="white"/>
-        </w:rPr>
-        <w:t>Попытка прочитать папку как файл (должна быть ошибка):"</w:t>
-      </w:r>
-      <w:r>
-        <w:rPr>
-          <w:rFonts w:hint="default" w:ascii="Cascadia Mono" w:hAnsi="Cascadia Mono" w:eastAsia="Cascadia Mono"/>
-          <w:color w:val="000000"/>
-          <w:sz w:val="19"/>
-          <w:szCs w:val="24"/>
-          <w:highlight w:val="white"/>
-        </w:rPr>
-        <w:t>);</w:t>
-      </w:r>
-    </w:p>
-    <w:p>
-      <w:pPr>
-        <w:spacing w:beforeLines="0" w:afterLines="0"/>
-        <w:jc w:val="left"/>
-        <w:rPr>
-          <w:rFonts w:hint="default" w:ascii="Cascadia Mono" w:hAnsi="Cascadia Mono" w:eastAsia="Cascadia Mono"/>
-          <w:color w:val="000000"/>
-          <w:sz w:val="19"/>
-          <w:szCs w:val="24"/>
-          <w:highlight w:val="white"/>
-        </w:rPr>
-      </w:pPr>
-      <w:r>
-        <w:rPr>
-          <w:rFonts w:hint="default" w:ascii="Cascadia Mono" w:hAnsi="Cascadia Mono" w:eastAsia="Cascadia Mono"/>
-          <w:color w:val="000000"/>
-          <w:sz w:val="19"/>
-          <w:szCs w:val="24"/>
-          <w:highlight w:val="white"/>
-        </w:rPr>
-        <w:t xml:space="preserve">            fileSystem.ReadFile(</w:t>
-      </w:r>
-      <w:r>
-        <w:rPr>
-          <w:rFonts w:hint="default" w:ascii="Cascadia Mono" w:hAnsi="Cascadia Mono" w:eastAsia="Cascadia Mono"/>
-          <w:color w:val="A31515"/>
-          <w:sz w:val="19"/>
-          <w:szCs w:val="24"/>
-          <w:highlight w:val="white"/>
-        </w:rPr>
-        <w:t>"/Медиа"</w:t>
       </w:r>
       <w:r>
         <w:rPr>
@@ -34004,7 +33385,7 @@
     <w:lsdException w:uiPriority="99" w:name="Closing"/>
     <w:lsdException w:uiPriority="99" w:name="Signature"/>
     <w:lsdException w:qFormat="1" w:uiPriority="1" w:semiHidden="0" w:name="Default Paragraph Font"/>
-    <w:lsdException w:unhideWhenUsed="0" w:uiPriority="0" w:name="Body Text"/>
+    <w:lsdException w:qFormat="1" w:unhideWhenUsed="0" w:uiPriority="0" w:name="Body Text"/>
     <w:lsdException w:uiPriority="99" w:name="Body Text Indent"/>
     <w:lsdException w:uiPriority="99" w:name="List Continue"/>
     <w:lsdException w:uiPriority="99" w:name="List Continue 2"/>
@@ -34318,6 +33699,7 @@
     <w:basedOn w:val="1"/>
     <w:link w:val="28"/>
     <w:semiHidden/>
+    <w:qFormat/>
     <w:uiPriority w:val="0"/>
     <w:pPr>
       <w:jc w:val="both"/>

--- a/lab5/ТИТУЛ_лаб5.docx
+++ b/lab5/ТИТУЛ_лаб5.docx
@@ -3567,9 +3567,9 @@
       <w:r>
         <w:drawing>
           <wp:inline distT="0" distB="0" distL="114300" distR="114300">
-            <wp:extent cx="4781550" cy="5410200"/>
+            <wp:extent cx="4267200" cy="4057650"/>
             <wp:effectExtent l="0" t="0" r="0" b="0"/>
-            <wp:docPr id="3" name="Изображение 2"/>
+            <wp:docPr id="2" name="Изображение 1"/>
             <wp:cNvGraphicFramePr>
               <a:graphicFrameLocks xmlns:a="http://schemas.openxmlformats.org/drawingml/2006/main" noChangeAspect="1"/>
             </wp:cNvGraphicFramePr>
@@ -3577,7 +3577,7 @@
               <a:graphicData uri="http://schemas.openxmlformats.org/drawingml/2006/picture">
                 <pic:pic xmlns:pic="http://schemas.openxmlformats.org/drawingml/2006/picture">
                   <pic:nvPicPr>
-                    <pic:cNvPr id="3" name="Изображение 2"/>
+                    <pic:cNvPr id="2" name="Изображение 1"/>
                     <pic:cNvPicPr>
                       <a:picLocks noChangeAspect="1"/>
                     </pic:cNvPicPr>
@@ -3591,7 +3591,7 @@
                   <pic:spPr>
                     <a:xfrm>
                       <a:off x="0" y="0"/>
-                      <a:ext cx="4781550" cy="5410200"/>
+                      <a:ext cx="4267200" cy="4057650"/>
                     </a:xfrm>
                     <a:prstGeom prst="rect">
                       <a:avLst/>
@@ -3635,7 +3635,15 @@
         <w:rPr>
           <w:rFonts w:hint="default" w:ascii="Times New Roman" w:hAnsi="Times New Roman" w:cs="Times New Roman"/>
         </w:rPr>
-        <w:t>Полученные результаты полностью соответствуют теоретическим ожиданиям:</w:t>
+        <w:t>Полученные результаты полностью соотве</w:t>
+      </w:r>
+      <w:bookmarkStart w:id="8" w:name="_GoBack"/>
+      <w:bookmarkEnd w:id="8"/>
+      <w:r>
+        <w:rPr>
+          <w:rFonts w:hint="default" w:ascii="Times New Roman" w:hAnsi="Times New Roman" w:cs="Times New Roman"/>
+        </w:rPr>
+        <w:t>тствуют теоретическим ожиданиям:</w:t>
       </w:r>
     </w:p>
     <w:p>
@@ -24142,8 +24150,6 @@
         </w:rPr>
         <w:t>}</w:t>
       </w:r>
-      <w:bookmarkStart w:id="8" w:name="_GoBack"/>
-      <w:bookmarkEnd w:id="8"/>
     </w:p>
     <w:p>
       <w:pPr>
